--- a/templates/reference.docx
+++ b/templates/reference.docx
@@ -4,47 +4,51 @@
   <w:body>
     <w:p>
       <w:pPr>
-        <w:pStyle w:val="afffd"/>
+        <w:pStyle w:val="afffe"/>
+        <w:numPr>
+          <w:ilvl w:val="0"/>
+          <w:numId w:val="43"/>
+        </w:numPr>
       </w:pPr>
     </w:p>
     <w:p>
       <w:pPr>
-        <w:pStyle w:val="af7"/>
+        <w:pStyle w:val="af8"/>
       </w:pPr>
     </w:p>
     <w:p>
       <w:pPr>
-        <w:pStyle w:val="af7"/>
+        <w:pStyle w:val="af8"/>
       </w:pPr>
     </w:p>
     <w:p>
       <w:pPr>
-        <w:pStyle w:val="af7"/>
+        <w:pStyle w:val="af8"/>
       </w:pPr>
     </w:p>
     <w:p>
       <w:pPr>
-        <w:pStyle w:val="af7"/>
+        <w:pStyle w:val="af8"/>
       </w:pPr>
     </w:p>
     <w:p>
       <w:pPr>
-        <w:pStyle w:val="af7"/>
+        <w:pStyle w:val="af8"/>
       </w:pPr>
     </w:p>
     <w:p>
       <w:pPr>
-        <w:pStyle w:val="af7"/>
+        <w:pStyle w:val="af8"/>
       </w:pPr>
     </w:p>
     <w:p>
       <w:pPr>
-        <w:pStyle w:val="af7"/>
+        <w:pStyle w:val="af8"/>
       </w:pPr>
     </w:p>
     <w:p>
       <w:pPr>
-        <w:pStyle w:val="aff3"/>
+        <w:pStyle w:val="aff4"/>
         <w:rPr>
           <w:lang w:val="en-US"/>
         </w:rPr>
@@ -52,7 +56,7 @@
     </w:p>
     <w:p>
       <w:pPr>
-        <w:pStyle w:val="aff3"/>
+        <w:pStyle w:val="aff4"/>
         <w:rPr>
           <w:lang w:val="en-US"/>
         </w:rPr>
@@ -60,7 +64,7 @@
     </w:p>
     <w:p>
       <w:pPr>
-        <w:pStyle w:val="aff3"/>
+        <w:pStyle w:val="aff4"/>
         <w:rPr>
           <w:lang w:val="en-US"/>
         </w:rPr>
@@ -68,7 +72,7 @@
     </w:p>
     <w:p>
       <w:pPr>
-        <w:pStyle w:val="aff3"/>
+        <w:pStyle w:val="aff4"/>
         <w:rPr>
           <w:lang w:val="en-US"/>
         </w:rPr>
@@ -76,7 +80,7 @@
     </w:p>
     <w:p>
       <w:pPr>
-        <w:pStyle w:val="aff3"/>
+        <w:pStyle w:val="aff4"/>
         <w:rPr>
           <w:lang w:val="en-US"/>
         </w:rPr>
@@ -117,7 +121,7 @@
     </w:p>
     <w:p>
       <w:pPr>
-        <w:pStyle w:val="afff1"/>
+        <w:pStyle w:val="afff2"/>
         <w:ind w:right="282"/>
         <w:rPr>
           <w:lang w:val="en-US"/>
@@ -126,7 +130,7 @@
     </w:p>
     <w:tbl>
       <w:tblPr>
-        <w:tblStyle w:val="aff7"/>
+        <w:tblStyle w:val="aff8"/>
         <w:tblpPr w:leftFromText="180" w:rightFromText="180" w:vertAnchor="text" w:horzAnchor="page" w:tblpX="8070" w:tblpY="42"/>
         <w:tblW w:w="0" w:type="auto"/>
         <w:tblBorders>
@@ -154,7 +158,7 @@
           </w:tcPr>
           <w:p>
             <w:pPr>
-              <w:pStyle w:val="afff1"/>
+              <w:pStyle w:val="afff2"/>
               <w:ind w:left="117" w:right="282" w:firstLine="0"/>
               <w:jc w:val="right"/>
             </w:pPr>
@@ -176,7 +180,7 @@
           </w:tcPr>
           <w:p>
             <w:pPr>
-              <w:pStyle w:val="afff1"/>
+              <w:pStyle w:val="afff2"/>
               <w:ind w:right="282" w:firstLine="0"/>
               <w:jc w:val="left"/>
             </w:pPr>
@@ -210,7 +214,7 @@
           </w:tcPr>
           <w:p>
             <w:pPr>
-              <w:pStyle w:val="afff1"/>
+              <w:pStyle w:val="afff2"/>
               <w:ind w:left="117" w:right="282" w:firstLine="0"/>
               <w:jc w:val="right"/>
             </w:pPr>
@@ -232,7 +236,7 @@
           </w:tcPr>
           <w:p>
             <w:pPr>
-              <w:pStyle w:val="afff1"/>
+              <w:pStyle w:val="afff2"/>
               <w:ind w:right="282" w:firstLine="0"/>
               <w:jc w:val="left"/>
               <w:rPr>
@@ -261,7 +265,7 @@
     </w:tbl>
     <w:p>
       <w:pPr>
-        <w:pStyle w:val="afff1"/>
+        <w:pStyle w:val="afff2"/>
       </w:pPr>
       <w:r>
         <w:t xml:space="preserve">© </w:t>
@@ -307,12 +311,12 @@
     </w:p>
     <w:p>
       <w:pPr>
-        <w:pStyle w:val="afff1"/>
+        <w:pStyle w:val="afff2"/>
       </w:pPr>
     </w:p>
     <w:p>
       <w:pPr>
-        <w:pStyle w:val="afff1"/>
+        <w:pStyle w:val="afff2"/>
       </w:pPr>
       <w:r>
         <w:t>Москва</w:t>
@@ -320,17 +324,17 @@
     </w:p>
     <w:p>
       <w:pPr>
-        <w:pStyle w:val="afff1"/>
+        <w:pStyle w:val="afff2"/>
       </w:pPr>
     </w:p>
     <w:p>
       <w:pPr>
-        <w:pStyle w:val="afff1"/>
+        <w:pStyle w:val="afff2"/>
       </w:pPr>
     </w:p>
     <w:p>
       <w:pPr>
-        <w:pStyle w:val="afff1"/>
+        <w:pStyle w:val="afff2"/>
         <w:ind w:right="282"/>
         <w:rPr>
           <w:lang w:val="en-US"/>
@@ -339,7 +343,7 @@
     </w:p>
     <w:p>
       <w:pPr>
-        <w:pStyle w:val="afff1"/>
+        <w:pStyle w:val="afff2"/>
         <w:ind w:right="282"/>
         <w:rPr>
           <w:lang w:val="en-US"/>
@@ -348,7 +352,7 @@
     </w:p>
     <w:p>
       <w:pPr>
-        <w:pStyle w:val="afff1"/>
+        <w:pStyle w:val="afff2"/>
         <w:ind w:right="282"/>
         <w:rPr>
           <w:lang w:val="en-US"/>
@@ -357,7 +361,7 @@
     </w:p>
     <w:p>
       <w:pPr>
-        <w:pStyle w:val="afff1"/>
+        <w:pStyle w:val="afff2"/>
         <w:ind w:right="282"/>
         <w:rPr>
           <w:lang w:val="en-US"/>
@@ -366,7 +370,7 @@
     </w:p>
     <w:p>
       <w:pPr>
-        <w:pStyle w:val="afff1"/>
+        <w:pStyle w:val="afff2"/>
         <w:ind w:right="282"/>
         <w:rPr>
           <w:lang w:val="en-US"/>
@@ -375,19 +379,19 @@
     </w:p>
     <w:p>
       <w:pPr>
-        <w:pStyle w:val="afff1"/>
+        <w:pStyle w:val="afff2"/>
         <w:ind w:right="282"/>
       </w:pPr>
     </w:p>
     <w:p>
       <w:pPr>
-        <w:pStyle w:val="afff1"/>
+        <w:pStyle w:val="afff2"/>
         <w:ind w:right="282"/>
       </w:pPr>
     </w:p>
     <w:p>
       <w:pPr>
-        <w:pStyle w:val="afff1"/>
+        <w:pStyle w:val="afff2"/>
         <w:ind w:left="567" w:right="282" w:firstLine="0"/>
       </w:pPr>
       <w:r>
@@ -437,13 +441,13 @@
     </w:p>
     <w:p>
       <w:pPr>
-        <w:pStyle w:val="afff1"/>
+        <w:pStyle w:val="afff2"/>
         <w:ind w:right="282"/>
       </w:pPr>
     </w:p>
     <w:p>
       <w:pPr>
-        <w:pStyle w:val="afff1"/>
+        <w:pStyle w:val="afff2"/>
         <w:ind w:left="567" w:right="282" w:firstLine="0"/>
       </w:pPr>
       <w:r>
@@ -460,13 +464,13 @@
     </w:p>
     <w:p>
       <w:pPr>
-        <w:pStyle w:val="afff1"/>
+        <w:pStyle w:val="afff2"/>
         <w:ind w:right="282"/>
       </w:pPr>
     </w:p>
     <w:p>
       <w:pPr>
-        <w:pStyle w:val="afff1"/>
+        <w:pStyle w:val="afff2"/>
         <w:ind w:left="567" w:right="282" w:firstLine="0"/>
       </w:pPr>
       <w:r>
@@ -475,13 +479,13 @@
     </w:p>
     <w:p>
       <w:pPr>
-        <w:pStyle w:val="afff1"/>
+        <w:pStyle w:val="afff2"/>
         <w:ind w:right="282"/>
       </w:pPr>
     </w:p>
     <w:p>
       <w:pPr>
-        <w:pStyle w:val="afff1"/>
+        <w:pStyle w:val="afff2"/>
         <w:ind w:left="567" w:right="282" w:firstLine="0"/>
       </w:pPr>
       <w:r>
@@ -490,19 +494,19 @@
     </w:p>
     <w:p>
       <w:pPr>
-        <w:pStyle w:val="afff1"/>
+        <w:pStyle w:val="afff2"/>
         <w:ind w:right="282"/>
       </w:pPr>
     </w:p>
     <w:p>
       <w:pPr>
-        <w:pStyle w:val="afff1"/>
+        <w:pStyle w:val="afff2"/>
         <w:ind w:right="282"/>
       </w:pPr>
     </w:p>
     <w:p>
       <w:pPr>
-        <w:pStyle w:val="afff1"/>
+        <w:pStyle w:val="afff2"/>
         <w:tabs>
           <w:tab w:val="left" w:pos="3444"/>
         </w:tabs>
@@ -514,115 +518,115 @@
     </w:p>
     <w:p>
       <w:pPr>
-        <w:pStyle w:val="afff1"/>
+        <w:pStyle w:val="afff2"/>
         <w:ind w:right="282"/>
       </w:pPr>
     </w:p>
     <w:p>
       <w:pPr>
-        <w:pStyle w:val="afff1"/>
+        <w:pStyle w:val="afff2"/>
         <w:ind w:right="282"/>
       </w:pPr>
     </w:p>
     <w:p>
       <w:pPr>
-        <w:pStyle w:val="afff1"/>
+        <w:pStyle w:val="afff2"/>
         <w:ind w:right="282"/>
       </w:pPr>
     </w:p>
     <w:p>
       <w:pPr>
-        <w:pStyle w:val="afff1"/>
+        <w:pStyle w:val="afff2"/>
         <w:ind w:right="282"/>
       </w:pPr>
     </w:p>
     <w:p>
       <w:pPr>
-        <w:pStyle w:val="afff1"/>
+        <w:pStyle w:val="afff2"/>
         <w:ind w:right="282"/>
       </w:pPr>
     </w:p>
     <w:p>
       <w:pPr>
-        <w:pStyle w:val="afff1"/>
+        <w:pStyle w:val="afff2"/>
         <w:ind w:right="282"/>
       </w:pPr>
     </w:p>
     <w:p>
       <w:pPr>
-        <w:pStyle w:val="afff1"/>
+        <w:pStyle w:val="afff2"/>
         <w:ind w:right="282"/>
       </w:pPr>
     </w:p>
     <w:p>
       <w:pPr>
-        <w:pStyle w:val="afff1"/>
+        <w:pStyle w:val="afff2"/>
         <w:ind w:right="282"/>
       </w:pPr>
     </w:p>
     <w:p>
       <w:pPr>
-        <w:pStyle w:val="afff1"/>
+        <w:pStyle w:val="afff2"/>
         <w:ind w:right="282"/>
       </w:pPr>
     </w:p>
     <w:p>
       <w:pPr>
-        <w:pStyle w:val="afff1"/>
+        <w:pStyle w:val="afff2"/>
         <w:ind w:right="282"/>
       </w:pPr>
     </w:p>
     <w:p>
       <w:pPr>
-        <w:pStyle w:val="afff1"/>
+        <w:pStyle w:val="afff2"/>
         <w:ind w:right="282"/>
       </w:pPr>
     </w:p>
     <w:p>
       <w:pPr>
-        <w:pStyle w:val="afff1"/>
+        <w:pStyle w:val="afff2"/>
         <w:ind w:right="282"/>
       </w:pPr>
     </w:p>
     <w:p>
       <w:pPr>
-        <w:pStyle w:val="afff1"/>
+        <w:pStyle w:val="afff2"/>
         <w:ind w:right="282"/>
       </w:pPr>
     </w:p>
     <w:p>
       <w:pPr>
-        <w:pStyle w:val="afff1"/>
+        <w:pStyle w:val="afff2"/>
         <w:ind w:right="282"/>
       </w:pPr>
     </w:p>
     <w:p>
       <w:pPr>
-        <w:pStyle w:val="afff1"/>
+        <w:pStyle w:val="afff2"/>
         <w:ind w:right="282"/>
       </w:pPr>
     </w:p>
     <w:p>
       <w:pPr>
-        <w:pStyle w:val="afff1"/>
+        <w:pStyle w:val="afff2"/>
         <w:ind w:right="282"/>
       </w:pPr>
     </w:p>
     <w:p>
       <w:pPr>
-        <w:pStyle w:val="afff1"/>
+        <w:pStyle w:val="afff2"/>
         <w:ind w:right="-1"/>
       </w:pPr>
     </w:p>
     <w:p>
       <w:pPr>
-        <w:pStyle w:val="afff1"/>
+        <w:pStyle w:val="afff2"/>
         <w:ind w:right="282"/>
       </w:pPr>
     </w:p>
     <w:p>
       <w:pPr>
-        <w:pStyle w:val="afff1"/>
+        <w:pStyle w:val="afff2"/>
         <w:rPr>
           <w:i/>
           <w:iCs/>
@@ -853,7 +857,7 @@
       <w:hyperlink w:anchor="_Toc239750458" w:history="1">
         <w:r>
           <w:rPr>
-            <w:rStyle w:val="afff3"/>
+            <w:rStyle w:val="afff4"/>
           </w:rPr>
           <w:t>СОДЕРЖАНИЕ</w:t>
         </w:r>
@@ -929,20 +933,12 @@
     </w:p>
     <w:p>
       <w:pPr>
-        <w:pStyle w:val="TAGS"/>
-        <w:rPr>
-          <w:color w:val="1E4973"/>
-          <w:lang w:val="en-US"/>
-        </w:rPr>
-      </w:pPr>
-    </w:p>
-    <w:p>
-      <w:pPr>
-        <w:pStyle w:val="TAGS"/>
-        <w:rPr>
-          <w:color w:val="1E4973"/>
-          <w:lang w:val="en-US"/>
-        </w:rPr>
+        <w:pStyle w:val="ae"/>
+        <w:numPr>
+          <w:ilvl w:val="0"/>
+          <w:numId w:val="0"/>
+        </w:numPr>
+        <w:ind w:left="720"/>
       </w:pPr>
     </w:p>
     <w:sectPr>
@@ -980,7 +976,7 @@
 <w:ftr xmlns:wpc="http://schemas.microsoft.com/office/word/2010/wordprocessingCanvas" xmlns:cx="http://schemas.microsoft.com/office/drawing/2014/chartex" xmlns:cx1="http://schemas.microsoft.com/office/drawing/2015/9/8/chartex" xmlns:cx2="http://schemas.microsoft.com/office/drawing/2015/10/21/chartex" xmlns:cx3="http://schemas.microsoft.com/office/drawing/2016/5/9/chartex" xmlns:cx4="http://schemas.microsoft.com/office/drawing/2016/5/10/chartex" xmlns:cx5="http://schemas.microsoft.com/office/drawing/2016/5/11/chartex" xmlns:cx6="http://schemas.microsoft.com/office/drawing/2016/5/12/chartex" xmlns:cx7="http://schemas.microsoft.com/office/drawing/2016/5/13/chartex" xmlns:cx8="http://schemas.microsoft.com/office/drawing/2016/5/14/chartex" xmlns:mc="http://schemas.openxmlformats.org/markup-compatibility/2006" xmlns:aink="http://schemas.microsoft.com/office/drawing/2016/ink" xmlns:am3d="http://schemas.microsoft.com/office/drawing/2017/model3d" xmlns:o="urn:schemas-microsoft-com:office:office" xmlns:oel="http://schemas.microsoft.com/office/2019/extlst" xmlns:r="http://schemas.openxmlformats.org/officeDocument/2006/relationships" xmlns:m="http://schemas.openxmlformats.org/officeDocument/2006/math" xmlns:v="urn:schemas-microsoft-com:vml" xmlns:wp14="http://schemas.microsoft.com/office/word/2010/wordprocessingDrawing" xmlns:wp="http://schemas.openxmlformats.org/drawingml/2006/wordprocessingDrawing" xmlns:w10="urn:schemas-microsoft-com:office:word" xmlns:w="http://schemas.openxmlformats.org/wordprocessingml/2006/main" xmlns:w14="http://schemas.microsoft.com/office/word/2010/wordml" xmlns:w15="http://schemas.microsoft.com/office/word/2012/wordml" xmlns:w16cex="http://schemas.microsoft.com/office/word/2018/wordml/cex" xmlns:w16cid="http://schemas.microsoft.com/office/word/2016/wordml/cid" xmlns:w16="http://schemas.microsoft.com/office/word/2018/wordml" xmlns:w16sdtdh="http://schemas.microsoft.com/office/word/2020/wordml/sdtdatahash" xmlns:w16se="http://schemas.microsoft.com/office/word/2015/wordml/symex" xmlns:wpg="http://schemas.microsoft.com/office/word/2010/wordprocessingGroup" xmlns:wpi="http://schemas.microsoft.com/office/word/2010/wordprocessingInk" xmlns:wne="http://schemas.microsoft.com/office/word/2006/wordml" xmlns:wps="http://schemas.microsoft.com/office/word/2010/wordprocessingShape" mc:Ignorable="w14 w15 w16se w16cid w16 w16cex w16sdtdh wp14">
   <w:p>
     <w:pPr>
-      <w:pStyle w:val="afff6"/>
+      <w:pStyle w:val="afff7"/>
       <w:pBdr>
         <w:top w:val="single" w:sz="4" w:space="1" w:color="auto"/>
       </w:pBdr>
@@ -996,7 +992,7 @@
     </w:pPr>
     <w:r>
       <w:rPr>
-        <w:rStyle w:val="afff2"/>
+        <w:rStyle w:val="afff3"/>
       </w:rPr>
       <w:t>Протокол наладки</w:t>
     </w:r>
@@ -1045,7 +1041,7 @@
 <w:ftr xmlns:wpc="http://schemas.microsoft.com/office/word/2010/wordprocessingCanvas" xmlns:cx="http://schemas.microsoft.com/office/drawing/2014/chartex" xmlns:cx1="http://schemas.microsoft.com/office/drawing/2015/9/8/chartex" xmlns:cx2="http://schemas.microsoft.com/office/drawing/2015/10/21/chartex" xmlns:cx3="http://schemas.microsoft.com/office/drawing/2016/5/9/chartex" xmlns:cx4="http://schemas.microsoft.com/office/drawing/2016/5/10/chartex" xmlns:cx5="http://schemas.microsoft.com/office/drawing/2016/5/11/chartex" xmlns:cx6="http://schemas.microsoft.com/office/drawing/2016/5/12/chartex" xmlns:cx7="http://schemas.microsoft.com/office/drawing/2016/5/13/chartex" xmlns:cx8="http://schemas.microsoft.com/office/drawing/2016/5/14/chartex" xmlns:mc="http://schemas.openxmlformats.org/markup-compatibility/2006" xmlns:aink="http://schemas.microsoft.com/office/drawing/2016/ink" xmlns:am3d="http://schemas.microsoft.com/office/drawing/2017/model3d" xmlns:o="urn:schemas-microsoft-com:office:office" xmlns:oel="http://schemas.microsoft.com/office/2019/extlst" xmlns:r="http://schemas.openxmlformats.org/officeDocument/2006/relationships" xmlns:m="http://schemas.openxmlformats.org/officeDocument/2006/math" xmlns:v="urn:schemas-microsoft-com:vml" xmlns:wp14="http://schemas.microsoft.com/office/word/2010/wordprocessingDrawing" xmlns:wp="http://schemas.openxmlformats.org/drawingml/2006/wordprocessingDrawing" xmlns:w10="urn:schemas-microsoft-com:office:word" xmlns:w="http://schemas.openxmlformats.org/wordprocessingml/2006/main" xmlns:w14="http://schemas.microsoft.com/office/word/2010/wordml" xmlns:w15="http://schemas.microsoft.com/office/word/2012/wordml" xmlns:w16cex="http://schemas.microsoft.com/office/word/2018/wordml/cex" xmlns:w16cid="http://schemas.microsoft.com/office/word/2016/wordml/cid" xmlns:w16="http://schemas.microsoft.com/office/word/2018/wordml" xmlns:w16sdtdh="http://schemas.microsoft.com/office/word/2020/wordml/sdtdatahash" xmlns:w16se="http://schemas.microsoft.com/office/word/2015/wordml/symex" xmlns:wpg="http://schemas.microsoft.com/office/word/2010/wordprocessingGroup" xmlns:wpi="http://schemas.microsoft.com/office/word/2010/wordprocessingInk" xmlns:wne="http://schemas.microsoft.com/office/word/2006/wordml" xmlns:wps="http://schemas.microsoft.com/office/word/2010/wordprocessingShape" mc:Ignorable="w14 w15 w16se w16cid w16 w16cex w16sdtdh wp14">
   <w:p>
     <w:pPr>
-      <w:pStyle w:val="afff6"/>
+      <w:pStyle w:val="afff7"/>
       <w:pBdr>
         <w:top w:val="single" w:sz="12" w:space="1" w:color="365F91" w:themeColor="accent1" w:themeShade="BF"/>
       </w:pBdr>
@@ -1066,7 +1062,7 @@
     </w:pPr>
     <w:r>
       <w:rPr>
-        <w:rStyle w:val="afff2"/>
+        <w:rStyle w:val="afff3"/>
         <w:sz w:val="20"/>
         <w:szCs w:val="16"/>
         <w:lang w:val="en-US"/>
@@ -1075,7 +1071,7 @@
     </w:r>
     <w:r>
       <w:rPr>
-        <w:rStyle w:val="afff2"/>
+        <w:rStyle w:val="afff3"/>
         <w:sz w:val="20"/>
         <w:szCs w:val="16"/>
       </w:rPr>
@@ -1084,7 +1080,7 @@
     <w:proofErr w:type="spellStart"/>
     <w:r>
       <w:rPr>
-        <w:rStyle w:val="afff2"/>
+        <w:rStyle w:val="afff3"/>
         <w:sz w:val="20"/>
         <w:szCs w:val="16"/>
         <w:lang w:val="en-US"/>
@@ -1094,7 +1090,7 @@
     <w:proofErr w:type="spellEnd"/>
     <w:r>
       <w:rPr>
-        <w:rStyle w:val="afff2"/>
+        <w:rStyle w:val="afff3"/>
         <w:sz w:val="20"/>
         <w:szCs w:val="16"/>
       </w:rPr>
@@ -1103,7 +1099,7 @@
     <w:proofErr w:type="spellStart"/>
     <w:r>
       <w:rPr>
-        <w:rStyle w:val="afff2"/>
+        <w:rStyle w:val="afff3"/>
         <w:sz w:val="20"/>
         <w:szCs w:val="16"/>
         <w:lang w:val="en-US"/>
@@ -1113,7 +1109,7 @@
     <w:proofErr w:type="spellEnd"/>
     <w:r>
       <w:rPr>
-        <w:rStyle w:val="afff2"/>
+        <w:rStyle w:val="afff3"/>
         <w:sz w:val="20"/>
         <w:szCs w:val="16"/>
       </w:rPr>
@@ -1122,7 +1118,7 @@
     <w:proofErr w:type="spellStart"/>
     <w:r>
       <w:rPr>
-        <w:rStyle w:val="afff2"/>
+        <w:rStyle w:val="afff3"/>
         <w:sz w:val="20"/>
         <w:szCs w:val="16"/>
         <w:lang w:val="en-US"/>
@@ -1170,7 +1166,7 @@
 <w:ftr xmlns:wpc="http://schemas.microsoft.com/office/word/2010/wordprocessingCanvas" xmlns:cx="http://schemas.microsoft.com/office/drawing/2014/chartex" xmlns:cx1="http://schemas.microsoft.com/office/drawing/2015/9/8/chartex" xmlns:cx2="http://schemas.microsoft.com/office/drawing/2015/10/21/chartex" xmlns:cx3="http://schemas.microsoft.com/office/drawing/2016/5/9/chartex" xmlns:cx4="http://schemas.microsoft.com/office/drawing/2016/5/10/chartex" xmlns:cx5="http://schemas.microsoft.com/office/drawing/2016/5/11/chartex" xmlns:cx6="http://schemas.microsoft.com/office/drawing/2016/5/12/chartex" xmlns:cx7="http://schemas.microsoft.com/office/drawing/2016/5/13/chartex" xmlns:cx8="http://schemas.microsoft.com/office/drawing/2016/5/14/chartex" xmlns:mc="http://schemas.openxmlformats.org/markup-compatibility/2006" xmlns:aink="http://schemas.microsoft.com/office/drawing/2016/ink" xmlns:am3d="http://schemas.microsoft.com/office/drawing/2017/model3d" xmlns:o="urn:schemas-microsoft-com:office:office" xmlns:oel="http://schemas.microsoft.com/office/2019/extlst" xmlns:r="http://schemas.openxmlformats.org/officeDocument/2006/relationships" xmlns:m="http://schemas.openxmlformats.org/officeDocument/2006/math" xmlns:v="urn:schemas-microsoft-com:vml" xmlns:wp14="http://schemas.microsoft.com/office/word/2010/wordprocessingDrawing" xmlns:wp="http://schemas.openxmlformats.org/drawingml/2006/wordprocessingDrawing" xmlns:w10="urn:schemas-microsoft-com:office:word" xmlns:w="http://schemas.openxmlformats.org/wordprocessingml/2006/main" xmlns:w14="http://schemas.microsoft.com/office/word/2010/wordml" xmlns:w15="http://schemas.microsoft.com/office/word/2012/wordml" xmlns:w16cex="http://schemas.microsoft.com/office/word/2018/wordml/cex" xmlns:w16cid="http://schemas.microsoft.com/office/word/2016/wordml/cid" xmlns:w16="http://schemas.microsoft.com/office/word/2018/wordml" xmlns:w16sdtdh="http://schemas.microsoft.com/office/word/2020/wordml/sdtdatahash" xmlns:w16se="http://schemas.microsoft.com/office/word/2015/wordml/symex" xmlns:wpg="http://schemas.microsoft.com/office/word/2010/wordprocessingGroup" xmlns:wpi="http://schemas.microsoft.com/office/word/2010/wordprocessingInk" xmlns:wne="http://schemas.microsoft.com/office/word/2006/wordml" xmlns:wps="http://schemas.microsoft.com/office/word/2010/wordprocessingShape" mc:Ignorable="w14 w15 w16se w16cid w16 w16cex w16sdtdh wp14">
   <w:p>
     <w:pPr>
-      <w:pStyle w:val="afff6"/>
+      <w:pStyle w:val="afff7"/>
       <w:pBdr>
         <w:top w:val="single" w:sz="12" w:space="1" w:color="365F91" w:themeColor="accent1" w:themeShade="BF"/>
       </w:pBdr>
@@ -1189,7 +1185,7 @@
     </w:pPr>
     <w:r>
       <w:rPr>
-        <w:rStyle w:val="afff2"/>
+        <w:rStyle w:val="afff3"/>
         <w:sz w:val="20"/>
         <w:szCs w:val="16"/>
       </w:rPr>
@@ -1242,7 +1238,7 @@
 <w:ftr xmlns:wpc="http://schemas.microsoft.com/office/word/2010/wordprocessingCanvas" xmlns:cx="http://schemas.microsoft.com/office/drawing/2014/chartex" xmlns:cx1="http://schemas.microsoft.com/office/drawing/2015/9/8/chartex" xmlns:cx2="http://schemas.microsoft.com/office/drawing/2015/10/21/chartex" xmlns:cx3="http://schemas.microsoft.com/office/drawing/2016/5/9/chartex" xmlns:cx4="http://schemas.microsoft.com/office/drawing/2016/5/10/chartex" xmlns:cx5="http://schemas.microsoft.com/office/drawing/2016/5/11/chartex" xmlns:cx6="http://schemas.microsoft.com/office/drawing/2016/5/12/chartex" xmlns:cx7="http://schemas.microsoft.com/office/drawing/2016/5/13/chartex" xmlns:cx8="http://schemas.microsoft.com/office/drawing/2016/5/14/chartex" xmlns:mc="http://schemas.openxmlformats.org/markup-compatibility/2006" xmlns:aink="http://schemas.microsoft.com/office/drawing/2016/ink" xmlns:am3d="http://schemas.microsoft.com/office/drawing/2017/model3d" xmlns:o="urn:schemas-microsoft-com:office:office" xmlns:oel="http://schemas.microsoft.com/office/2019/extlst" xmlns:r="http://schemas.openxmlformats.org/officeDocument/2006/relationships" xmlns:m="http://schemas.openxmlformats.org/officeDocument/2006/math" xmlns:v="urn:schemas-microsoft-com:vml" xmlns:wp14="http://schemas.microsoft.com/office/word/2010/wordprocessingDrawing" xmlns:wp="http://schemas.openxmlformats.org/drawingml/2006/wordprocessingDrawing" xmlns:w10="urn:schemas-microsoft-com:office:word" xmlns:w="http://schemas.openxmlformats.org/wordprocessingml/2006/main" xmlns:w14="http://schemas.microsoft.com/office/word/2010/wordml" xmlns:w15="http://schemas.microsoft.com/office/word/2012/wordml" xmlns:w16cex="http://schemas.microsoft.com/office/word/2018/wordml/cex" xmlns:w16cid="http://schemas.microsoft.com/office/word/2016/wordml/cid" xmlns:w16="http://schemas.microsoft.com/office/word/2018/wordml" xmlns:w16sdtdh="http://schemas.microsoft.com/office/word/2020/wordml/sdtdatahash" xmlns:w16se="http://schemas.microsoft.com/office/word/2015/wordml/symex" xmlns:wpg="http://schemas.microsoft.com/office/word/2010/wordprocessingGroup" xmlns:wpi="http://schemas.microsoft.com/office/word/2010/wordprocessingInk" xmlns:wne="http://schemas.microsoft.com/office/word/2006/wordml" xmlns:wps="http://schemas.microsoft.com/office/word/2010/wordprocessingShape" mc:Ignorable="w14 w15 w16se w16cid w16 w16cex w16sdtdh wp14">
   <w:p>
     <w:pPr>
-      <w:pStyle w:val="afff6"/>
+      <w:pStyle w:val="afff7"/>
       <w:pBdr>
         <w:top w:val="single" w:sz="12" w:space="1" w:color="365F91" w:themeColor="accent1" w:themeShade="BF"/>
       </w:pBdr>
@@ -1260,7 +1256,7 @@
     </w:pPr>
     <w:r>
       <w:rPr>
-        <w:rStyle w:val="afff2"/>
+        <w:rStyle w:val="afff3"/>
         <w:sz w:val="20"/>
         <w:szCs w:val="16"/>
       </w:rPr>
@@ -1331,14 +1327,14 @@
 <w:hdr xmlns:wpc="http://schemas.microsoft.com/office/word/2010/wordprocessingCanvas" xmlns:cx="http://schemas.microsoft.com/office/drawing/2014/chartex" xmlns:cx1="http://schemas.microsoft.com/office/drawing/2015/9/8/chartex" xmlns:cx2="http://schemas.microsoft.com/office/drawing/2015/10/21/chartex" xmlns:cx3="http://schemas.microsoft.com/office/drawing/2016/5/9/chartex" xmlns:cx4="http://schemas.microsoft.com/office/drawing/2016/5/10/chartex" xmlns:cx5="http://schemas.microsoft.com/office/drawing/2016/5/11/chartex" xmlns:cx6="http://schemas.microsoft.com/office/drawing/2016/5/12/chartex" xmlns:cx7="http://schemas.microsoft.com/office/drawing/2016/5/13/chartex" xmlns:cx8="http://schemas.microsoft.com/office/drawing/2016/5/14/chartex" xmlns:mc="http://schemas.openxmlformats.org/markup-compatibility/2006" xmlns:aink="http://schemas.microsoft.com/office/drawing/2016/ink" xmlns:am3d="http://schemas.microsoft.com/office/drawing/2017/model3d" xmlns:o="urn:schemas-microsoft-com:office:office" xmlns:oel="http://schemas.microsoft.com/office/2019/extlst" xmlns:r="http://schemas.openxmlformats.org/officeDocument/2006/relationships" xmlns:m="http://schemas.openxmlformats.org/officeDocument/2006/math" xmlns:v="urn:schemas-microsoft-com:vml" xmlns:wp14="http://schemas.microsoft.com/office/word/2010/wordprocessingDrawing" xmlns:wp="http://schemas.openxmlformats.org/drawingml/2006/wordprocessingDrawing" xmlns:w10="urn:schemas-microsoft-com:office:word" xmlns:w="http://schemas.openxmlformats.org/wordprocessingml/2006/main" xmlns:w14="http://schemas.microsoft.com/office/word/2010/wordml" xmlns:w15="http://schemas.microsoft.com/office/word/2012/wordml" xmlns:w16cex="http://schemas.microsoft.com/office/word/2018/wordml/cex" xmlns:w16cid="http://schemas.microsoft.com/office/word/2016/wordml/cid" xmlns:w16="http://schemas.microsoft.com/office/word/2018/wordml" xmlns:w16sdtdh="http://schemas.microsoft.com/office/word/2020/wordml/sdtdatahash" xmlns:w16se="http://schemas.microsoft.com/office/word/2015/wordml/symex" xmlns:wpg="http://schemas.microsoft.com/office/word/2010/wordprocessingGroup" xmlns:wpi="http://schemas.microsoft.com/office/word/2010/wordprocessingInk" xmlns:wne="http://schemas.microsoft.com/office/word/2006/wordml" xmlns:wps="http://schemas.microsoft.com/office/word/2010/wordprocessingShape" mc:Ignorable="w14 w15 w16se w16cid w16 w16cex w16sdtdh wp14">
   <w:p>
     <w:pPr>
-      <w:pStyle w:val="afff4"/>
+      <w:pStyle w:val="afff5"/>
       <w:pBdr>
         <w:bottom w:val="single" w:sz="12" w:space="1" w:color="365F91" w:themeColor="accent1" w:themeShade="BF"/>
       </w:pBdr>
       <w:ind w:right="-1"/>
       <w:jc w:val="right"/>
       <w:rPr>
-        <w:rStyle w:val="afff2"/>
+        <w:rStyle w:val="afff3"/>
         <w:bCs w:val="0"/>
         <w:sz w:val="20"/>
         <w:szCs w:val="16"/>
@@ -1347,7 +1343,7 @@
     <w:proofErr w:type="gramStart"/>
     <w:r>
       <w:rPr>
-        <w:rStyle w:val="afff2"/>
+        <w:rStyle w:val="afff3"/>
         <w:bCs w:val="0"/>
         <w:sz w:val="20"/>
         <w:szCs w:val="16"/>
@@ -1357,7 +1353,7 @@
     <w:proofErr w:type="spellStart"/>
     <w:r>
       <w:rPr>
-        <w:rStyle w:val="afff2"/>
+        <w:rStyle w:val="afff3"/>
         <w:bCs w:val="0"/>
         <w:sz w:val="20"/>
         <w:szCs w:val="16"/>
@@ -1368,7 +1364,7 @@
     <w:proofErr w:type="gramEnd"/>
     <w:r>
       <w:rPr>
-        <w:rStyle w:val="afff2"/>
+        <w:rStyle w:val="afff3"/>
         <w:bCs w:val="0"/>
         <w:sz w:val="20"/>
         <w:szCs w:val="16"/>
@@ -1377,7 +1373,7 @@
     </w:r>
     <w:r>
       <w:rPr>
-        <w:rStyle w:val="afff2"/>
+        <w:rStyle w:val="afff3"/>
         <w:bCs w:val="0"/>
         <w:sz w:val="20"/>
         <w:szCs w:val="16"/>
@@ -1386,7 +1382,7 @@
     </w:r>
     <w:r>
       <w:rPr>
-        <w:rStyle w:val="afff2"/>
+        <w:rStyle w:val="afff3"/>
         <w:bCs w:val="0"/>
         <w:color w:val="A6A6A6" w:themeColor="background1" w:themeShade="A6"/>
         <w:sz w:val="20"/>
@@ -1397,7 +1393,7 @@
     <w:proofErr w:type="spellStart"/>
     <w:r>
       <w:rPr>
-        <w:rStyle w:val="afff2"/>
+        <w:rStyle w:val="afff3"/>
         <w:bCs w:val="0"/>
         <w:color w:val="A6A6A6" w:themeColor="background1" w:themeShade="A6"/>
         <w:sz w:val="20"/>
@@ -1408,7 +1404,7 @@
     <w:proofErr w:type="spellEnd"/>
     <w:r>
       <w:rPr>
-        <w:rStyle w:val="afff2"/>
+        <w:rStyle w:val="afff3"/>
         <w:bCs w:val="0"/>
         <w:color w:val="A6A6A6" w:themeColor="background1" w:themeShade="A6"/>
         <w:sz w:val="20"/>
@@ -1418,7 +1414,7 @@
     </w:r>
     <w:r>
       <w:rPr>
-        <w:rStyle w:val="afff2"/>
+        <w:rStyle w:val="afff3"/>
         <w:bCs w:val="0"/>
         <w:sz w:val="20"/>
         <w:szCs w:val="16"/>
@@ -1427,7 +1423,7 @@
     </w:r>
     <w:r>
       <w:rPr>
-        <w:rStyle w:val="afff2"/>
+        <w:rStyle w:val="afff3"/>
         <w:bCs w:val="0"/>
         <w:sz w:val="20"/>
         <w:szCs w:val="16"/>
@@ -1437,7 +1433,7 @@
     <w:proofErr w:type="spellStart"/>
     <w:r>
       <w:rPr>
-        <w:rStyle w:val="afff2"/>
+        <w:rStyle w:val="afff3"/>
         <w:bCs w:val="0"/>
         <w:sz w:val="20"/>
         <w:szCs w:val="16"/>
@@ -1447,7 +1443,7 @@
     <w:proofErr w:type="spellEnd"/>
     <w:r>
       <w:rPr>
-        <w:rStyle w:val="afff2"/>
+        <w:rStyle w:val="afff3"/>
         <w:bCs w:val="0"/>
         <w:sz w:val="20"/>
         <w:szCs w:val="16"/>
@@ -1462,7 +1458,7 @@
 <w:hdr xmlns:wpc="http://schemas.microsoft.com/office/word/2010/wordprocessingCanvas" xmlns:cx="http://schemas.microsoft.com/office/drawing/2014/chartex" xmlns:cx1="http://schemas.microsoft.com/office/drawing/2015/9/8/chartex" xmlns:cx2="http://schemas.microsoft.com/office/drawing/2015/10/21/chartex" xmlns:cx3="http://schemas.microsoft.com/office/drawing/2016/5/9/chartex" xmlns:cx4="http://schemas.microsoft.com/office/drawing/2016/5/10/chartex" xmlns:cx5="http://schemas.microsoft.com/office/drawing/2016/5/11/chartex" xmlns:cx6="http://schemas.microsoft.com/office/drawing/2016/5/12/chartex" xmlns:cx7="http://schemas.microsoft.com/office/drawing/2016/5/13/chartex" xmlns:cx8="http://schemas.microsoft.com/office/drawing/2016/5/14/chartex" xmlns:mc="http://schemas.openxmlformats.org/markup-compatibility/2006" xmlns:aink="http://schemas.microsoft.com/office/drawing/2016/ink" xmlns:am3d="http://schemas.microsoft.com/office/drawing/2017/model3d" xmlns:o="urn:schemas-microsoft-com:office:office" xmlns:oel="http://schemas.microsoft.com/office/2019/extlst" xmlns:r="http://schemas.openxmlformats.org/officeDocument/2006/relationships" xmlns:m="http://schemas.openxmlformats.org/officeDocument/2006/math" xmlns:v="urn:schemas-microsoft-com:vml" xmlns:wp14="http://schemas.microsoft.com/office/word/2010/wordprocessingDrawing" xmlns:wp="http://schemas.openxmlformats.org/drawingml/2006/wordprocessingDrawing" xmlns:w10="urn:schemas-microsoft-com:office:word" xmlns:w="http://schemas.openxmlformats.org/wordprocessingml/2006/main" xmlns:w14="http://schemas.microsoft.com/office/word/2010/wordml" xmlns:w15="http://schemas.microsoft.com/office/word/2012/wordml" xmlns:w16cex="http://schemas.microsoft.com/office/word/2018/wordml/cex" xmlns:w16cid="http://schemas.microsoft.com/office/word/2016/wordml/cid" xmlns:w16="http://schemas.microsoft.com/office/word/2018/wordml" xmlns:w16sdtdh="http://schemas.microsoft.com/office/word/2020/wordml/sdtdatahash" xmlns:w16se="http://schemas.microsoft.com/office/word/2015/wordml/symex" xmlns:wpg="http://schemas.microsoft.com/office/word/2010/wordprocessingGroup" xmlns:wpi="http://schemas.microsoft.com/office/word/2010/wordprocessingInk" xmlns:wne="http://schemas.microsoft.com/office/word/2006/wordml" xmlns:wps="http://schemas.microsoft.com/office/word/2010/wordprocessingShape" mc:Ignorable="w14 w15 w16se w16cid w16 w16cex w16sdtdh wp14">
   <w:p>
     <w:pPr>
-      <w:pStyle w:val="afff4"/>
+      <w:pStyle w:val="afff5"/>
       <w:rPr>
         <w:lang w:val="en-US"/>
       </w:rPr>
@@ -1470,7 +1466,7 @@
   </w:p>
   <w:p>
     <w:pPr>
-      <w:pStyle w:val="afff4"/>
+      <w:pStyle w:val="afff5"/>
       <w:tabs>
         <w:tab w:val="clear" w:pos="4677"/>
         <w:tab w:val="clear" w:pos="9355"/>
@@ -1530,7 +1526,7 @@
   </w:p>
   <w:p>
     <w:pPr>
-      <w:pStyle w:val="afff4"/>
+      <w:pStyle w:val="afff5"/>
       <w:pBdr>
         <w:bottom w:val="single" w:sz="12" w:space="1" w:color="365F91" w:themeColor="accent1" w:themeShade="BF"/>
       </w:pBdr>
@@ -1548,14 +1544,14 @@
 <w:hdr xmlns:wpc="http://schemas.microsoft.com/office/word/2010/wordprocessingCanvas" xmlns:cx="http://schemas.microsoft.com/office/drawing/2014/chartex" xmlns:cx1="http://schemas.microsoft.com/office/drawing/2015/9/8/chartex" xmlns:cx2="http://schemas.microsoft.com/office/drawing/2015/10/21/chartex" xmlns:cx3="http://schemas.microsoft.com/office/drawing/2016/5/9/chartex" xmlns:cx4="http://schemas.microsoft.com/office/drawing/2016/5/10/chartex" xmlns:cx5="http://schemas.microsoft.com/office/drawing/2016/5/11/chartex" xmlns:cx6="http://schemas.microsoft.com/office/drawing/2016/5/12/chartex" xmlns:cx7="http://schemas.microsoft.com/office/drawing/2016/5/13/chartex" xmlns:cx8="http://schemas.microsoft.com/office/drawing/2016/5/14/chartex" xmlns:mc="http://schemas.openxmlformats.org/markup-compatibility/2006" xmlns:aink="http://schemas.microsoft.com/office/drawing/2016/ink" xmlns:am3d="http://schemas.microsoft.com/office/drawing/2017/model3d" xmlns:o="urn:schemas-microsoft-com:office:office" xmlns:oel="http://schemas.microsoft.com/office/2019/extlst" xmlns:r="http://schemas.openxmlformats.org/officeDocument/2006/relationships" xmlns:m="http://schemas.openxmlformats.org/officeDocument/2006/math" xmlns:v="urn:schemas-microsoft-com:vml" xmlns:wp14="http://schemas.microsoft.com/office/word/2010/wordprocessingDrawing" xmlns:wp="http://schemas.openxmlformats.org/drawingml/2006/wordprocessingDrawing" xmlns:w10="urn:schemas-microsoft-com:office:word" xmlns:w="http://schemas.openxmlformats.org/wordprocessingml/2006/main" xmlns:w14="http://schemas.microsoft.com/office/word/2010/wordml" xmlns:w15="http://schemas.microsoft.com/office/word/2012/wordml" xmlns:w16cex="http://schemas.microsoft.com/office/word/2018/wordml/cex" xmlns:w16cid="http://schemas.microsoft.com/office/word/2016/wordml/cid" xmlns:w16="http://schemas.microsoft.com/office/word/2018/wordml" xmlns:w16sdtdh="http://schemas.microsoft.com/office/word/2020/wordml/sdtdatahash" xmlns:w16se="http://schemas.microsoft.com/office/word/2015/wordml/symex" xmlns:wpg="http://schemas.microsoft.com/office/word/2010/wordprocessingGroup" xmlns:wpi="http://schemas.microsoft.com/office/word/2010/wordprocessingInk" xmlns:wne="http://schemas.microsoft.com/office/word/2006/wordml" xmlns:wps="http://schemas.microsoft.com/office/word/2010/wordprocessingShape" mc:Ignorable="w14 w15 w16se w16cid w16 w16cex w16sdtdh wp14">
   <w:p>
     <w:pPr>
-      <w:pStyle w:val="afff4"/>
+      <w:pStyle w:val="afff5"/>
       <w:pBdr>
         <w:bottom w:val="single" w:sz="12" w:space="1" w:color="365F91" w:themeColor="accent1" w:themeShade="BF"/>
       </w:pBdr>
       <w:ind w:right="-1"/>
       <w:jc w:val="right"/>
       <w:rPr>
-        <w:rStyle w:val="afff2"/>
+        <w:rStyle w:val="afff3"/>
         <w:bCs w:val="0"/>
         <w:sz w:val="20"/>
         <w:szCs w:val="16"/>
@@ -1564,7 +1560,7 @@
     <w:proofErr w:type="gramStart"/>
     <w:r>
       <w:rPr>
-        <w:rStyle w:val="afff2"/>
+        <w:rStyle w:val="afff3"/>
         <w:bCs w:val="0"/>
         <w:sz w:val="20"/>
         <w:szCs w:val="16"/>
@@ -1574,7 +1570,7 @@
     <w:proofErr w:type="spellStart"/>
     <w:r>
       <w:rPr>
-        <w:rStyle w:val="afff2"/>
+        <w:rStyle w:val="afff3"/>
         <w:bCs w:val="0"/>
         <w:sz w:val="20"/>
         <w:szCs w:val="16"/>
@@ -1585,7 +1581,7 @@
     <w:proofErr w:type="gramEnd"/>
     <w:r>
       <w:rPr>
-        <w:rStyle w:val="afff2"/>
+        <w:rStyle w:val="afff3"/>
         <w:bCs w:val="0"/>
         <w:sz w:val="20"/>
         <w:szCs w:val="16"/>
@@ -1594,7 +1590,7 @@
     </w:r>
     <w:r>
       <w:rPr>
-        <w:rStyle w:val="afff2"/>
+        <w:rStyle w:val="afff3"/>
         <w:bCs w:val="0"/>
         <w:sz w:val="20"/>
         <w:szCs w:val="16"/>
@@ -1603,7 +1599,7 @@
     </w:r>
     <w:r>
       <w:rPr>
-        <w:rStyle w:val="afff2"/>
+        <w:rStyle w:val="afff3"/>
         <w:bCs w:val="0"/>
         <w:color w:val="A6A6A6" w:themeColor="background1" w:themeShade="A6"/>
         <w:sz w:val="20"/>
@@ -1614,7 +1610,7 @@
     <w:proofErr w:type="spellStart"/>
     <w:r>
       <w:rPr>
-        <w:rStyle w:val="afff2"/>
+        <w:rStyle w:val="afff3"/>
         <w:bCs w:val="0"/>
         <w:color w:val="A6A6A6" w:themeColor="background1" w:themeShade="A6"/>
         <w:sz w:val="20"/>
@@ -1625,7 +1621,7 @@
     <w:proofErr w:type="spellEnd"/>
     <w:r>
       <w:rPr>
-        <w:rStyle w:val="afff2"/>
+        <w:rStyle w:val="afff3"/>
         <w:bCs w:val="0"/>
         <w:color w:val="A6A6A6" w:themeColor="background1" w:themeShade="A6"/>
         <w:sz w:val="20"/>
@@ -1635,7 +1631,7 @@
     </w:r>
     <w:r>
       <w:rPr>
-        <w:rStyle w:val="afff2"/>
+        <w:rStyle w:val="afff3"/>
         <w:bCs w:val="0"/>
         <w:sz w:val="20"/>
         <w:szCs w:val="16"/>
@@ -1644,7 +1640,7 @@
     </w:r>
     <w:r>
       <w:rPr>
-        <w:rStyle w:val="afff2"/>
+        <w:rStyle w:val="afff3"/>
         <w:bCs w:val="0"/>
         <w:sz w:val="20"/>
         <w:szCs w:val="16"/>
@@ -1654,7 +1650,7 @@
     <w:proofErr w:type="spellStart"/>
     <w:r>
       <w:rPr>
-        <w:rStyle w:val="afff2"/>
+        <w:rStyle w:val="afff3"/>
         <w:bCs w:val="0"/>
         <w:sz w:val="20"/>
         <w:szCs w:val="16"/>
@@ -1664,7 +1660,7 @@
     <w:proofErr w:type="spellEnd"/>
     <w:r>
       <w:rPr>
-        <w:rStyle w:val="afff2"/>
+        <w:rStyle w:val="afff3"/>
         <w:bCs w:val="0"/>
         <w:sz w:val="20"/>
         <w:szCs w:val="16"/>
@@ -1679,14 +1675,14 @@
 <w:hdr xmlns:wpc="http://schemas.microsoft.com/office/word/2010/wordprocessingCanvas" xmlns:cx="http://schemas.microsoft.com/office/drawing/2014/chartex" xmlns:cx1="http://schemas.microsoft.com/office/drawing/2015/9/8/chartex" xmlns:cx2="http://schemas.microsoft.com/office/drawing/2015/10/21/chartex" xmlns:cx3="http://schemas.microsoft.com/office/drawing/2016/5/9/chartex" xmlns:cx4="http://schemas.microsoft.com/office/drawing/2016/5/10/chartex" xmlns:cx5="http://schemas.microsoft.com/office/drawing/2016/5/11/chartex" xmlns:cx6="http://schemas.microsoft.com/office/drawing/2016/5/12/chartex" xmlns:cx7="http://schemas.microsoft.com/office/drawing/2016/5/13/chartex" xmlns:cx8="http://schemas.microsoft.com/office/drawing/2016/5/14/chartex" xmlns:mc="http://schemas.openxmlformats.org/markup-compatibility/2006" xmlns:aink="http://schemas.microsoft.com/office/drawing/2016/ink" xmlns:am3d="http://schemas.microsoft.com/office/drawing/2017/model3d" xmlns:o="urn:schemas-microsoft-com:office:office" xmlns:oel="http://schemas.microsoft.com/office/2019/extlst" xmlns:r="http://schemas.openxmlformats.org/officeDocument/2006/relationships" xmlns:m="http://schemas.openxmlformats.org/officeDocument/2006/math" xmlns:v="urn:schemas-microsoft-com:vml" xmlns:wp14="http://schemas.microsoft.com/office/word/2010/wordprocessingDrawing" xmlns:wp="http://schemas.openxmlformats.org/drawingml/2006/wordprocessingDrawing" xmlns:w10="urn:schemas-microsoft-com:office:word" xmlns:w="http://schemas.openxmlformats.org/wordprocessingml/2006/main" xmlns:w14="http://schemas.microsoft.com/office/word/2010/wordml" xmlns:w15="http://schemas.microsoft.com/office/word/2012/wordml" xmlns:w16cex="http://schemas.microsoft.com/office/word/2018/wordml/cex" xmlns:w16cid="http://schemas.microsoft.com/office/word/2016/wordml/cid" xmlns:w16="http://schemas.microsoft.com/office/word/2018/wordml" xmlns:w16sdtdh="http://schemas.microsoft.com/office/word/2020/wordml/sdtdatahash" xmlns:w16se="http://schemas.microsoft.com/office/word/2015/wordml/symex" xmlns:wpg="http://schemas.microsoft.com/office/word/2010/wordprocessingGroup" xmlns:wpi="http://schemas.microsoft.com/office/word/2010/wordprocessingInk" xmlns:wne="http://schemas.microsoft.com/office/word/2006/wordml" xmlns:wps="http://schemas.microsoft.com/office/word/2010/wordprocessingShape" mc:Ignorable="w14 w15 w16se w16cid w16 w16cex w16sdtdh wp14">
   <w:p>
     <w:pPr>
-      <w:pStyle w:val="afff4"/>
+      <w:pStyle w:val="afff5"/>
       <w:pBdr>
         <w:bottom w:val="single" w:sz="12" w:space="1" w:color="365F91" w:themeColor="accent1" w:themeShade="BF"/>
       </w:pBdr>
       <w:ind w:right="-1"/>
       <w:jc w:val="right"/>
       <w:rPr>
-        <w:rStyle w:val="afff2"/>
+        <w:rStyle w:val="afff3"/>
         <w:bCs w:val="0"/>
         <w:sz w:val="20"/>
         <w:szCs w:val="16"/>
@@ -1695,7 +1691,7 @@
     <w:proofErr w:type="gramStart"/>
     <w:r>
       <w:rPr>
-        <w:rStyle w:val="afff2"/>
+        <w:rStyle w:val="afff3"/>
         <w:bCs w:val="0"/>
         <w:sz w:val="20"/>
         <w:szCs w:val="16"/>
@@ -1705,7 +1701,7 @@
     <w:proofErr w:type="spellStart"/>
     <w:r>
       <w:rPr>
-        <w:rStyle w:val="afff2"/>
+        <w:rStyle w:val="afff3"/>
         <w:bCs w:val="0"/>
         <w:sz w:val="20"/>
         <w:szCs w:val="16"/>
@@ -1716,7 +1712,7 @@
     <w:proofErr w:type="gramEnd"/>
     <w:r>
       <w:rPr>
-        <w:rStyle w:val="afff2"/>
+        <w:rStyle w:val="afff3"/>
         <w:bCs w:val="0"/>
         <w:sz w:val="20"/>
         <w:szCs w:val="16"/>
@@ -1725,7 +1721,7 @@
     </w:r>
     <w:r>
       <w:rPr>
-        <w:rStyle w:val="afff2"/>
+        <w:rStyle w:val="afff3"/>
         <w:bCs w:val="0"/>
         <w:sz w:val="20"/>
         <w:szCs w:val="16"/>
@@ -1734,7 +1730,7 @@
     </w:r>
     <w:r>
       <w:rPr>
-        <w:rStyle w:val="afff2"/>
+        <w:rStyle w:val="afff3"/>
         <w:bCs w:val="0"/>
         <w:color w:val="A6A6A6" w:themeColor="background1" w:themeShade="A6"/>
         <w:sz w:val="20"/>
@@ -1745,7 +1741,7 @@
     <w:proofErr w:type="spellStart"/>
     <w:r>
       <w:rPr>
-        <w:rStyle w:val="afff2"/>
+        <w:rStyle w:val="afff3"/>
         <w:bCs w:val="0"/>
         <w:color w:val="A6A6A6" w:themeColor="background1" w:themeShade="A6"/>
         <w:sz w:val="20"/>
@@ -1756,7 +1752,7 @@
     <w:proofErr w:type="spellEnd"/>
     <w:r>
       <w:rPr>
-        <w:rStyle w:val="afff2"/>
+        <w:rStyle w:val="afff3"/>
         <w:bCs w:val="0"/>
         <w:color w:val="A6A6A6" w:themeColor="background1" w:themeShade="A6"/>
         <w:sz w:val="20"/>
@@ -1766,7 +1762,7 @@
     </w:r>
     <w:r>
       <w:rPr>
-        <w:rStyle w:val="afff2"/>
+        <w:rStyle w:val="afff3"/>
         <w:bCs w:val="0"/>
         <w:sz w:val="20"/>
         <w:szCs w:val="16"/>
@@ -1775,7 +1771,7 @@
     </w:r>
     <w:r>
       <w:rPr>
-        <w:rStyle w:val="afff2"/>
+        <w:rStyle w:val="afff3"/>
         <w:bCs w:val="0"/>
         <w:sz w:val="20"/>
         <w:szCs w:val="16"/>
@@ -1785,7 +1781,7 @@
     <w:proofErr w:type="spellStart"/>
     <w:r>
       <w:rPr>
-        <w:rStyle w:val="afff2"/>
+        <w:rStyle w:val="afff3"/>
         <w:bCs w:val="0"/>
         <w:sz w:val="20"/>
         <w:szCs w:val="16"/>
@@ -1795,7 +1791,7 @@
     <w:proofErr w:type="spellEnd"/>
     <w:r>
       <w:rPr>
-        <w:rStyle w:val="afff2"/>
+        <w:rStyle w:val="afff3"/>
         <w:bCs w:val="0"/>
         <w:sz w:val="20"/>
         <w:szCs w:val="16"/>
@@ -1809,6 +1805,23 @@
 <file path=word/numbering.xml><?xml version="1.0" encoding="utf-8"?>
 <w:numbering xmlns:wpc="http://schemas.microsoft.com/office/word/2010/wordprocessingCanvas" xmlns:cx="http://schemas.microsoft.com/office/drawing/2014/chartex" xmlns:cx1="http://schemas.microsoft.com/office/drawing/2015/9/8/chartex" xmlns:cx2="http://schemas.microsoft.com/office/drawing/2015/10/21/chartex" xmlns:cx3="http://schemas.microsoft.com/office/drawing/2016/5/9/chartex" xmlns:cx4="http://schemas.microsoft.com/office/drawing/2016/5/10/chartex" xmlns:cx5="http://schemas.microsoft.com/office/drawing/2016/5/11/chartex" xmlns:cx6="http://schemas.microsoft.com/office/drawing/2016/5/12/chartex" xmlns:cx7="http://schemas.microsoft.com/office/drawing/2016/5/13/chartex" xmlns:cx8="http://schemas.microsoft.com/office/drawing/2016/5/14/chartex" xmlns:mc="http://schemas.openxmlformats.org/markup-compatibility/2006" xmlns:aink="http://schemas.microsoft.com/office/drawing/2016/ink" xmlns:am3d="http://schemas.microsoft.com/office/drawing/2017/model3d" xmlns:o="urn:schemas-microsoft-com:office:office" xmlns:oel="http://schemas.microsoft.com/office/2019/extlst" xmlns:r="http://schemas.openxmlformats.org/officeDocument/2006/relationships" xmlns:m="http://schemas.openxmlformats.org/officeDocument/2006/math" xmlns:v="urn:schemas-microsoft-com:vml" xmlns:wp14="http://schemas.microsoft.com/office/word/2010/wordprocessingDrawing" xmlns:wp="http://schemas.openxmlformats.org/drawingml/2006/wordprocessingDrawing" xmlns:w10="urn:schemas-microsoft-com:office:word" xmlns:w="http://schemas.openxmlformats.org/wordprocessingml/2006/main" xmlns:w14="http://schemas.microsoft.com/office/word/2010/wordml" xmlns:w15="http://schemas.microsoft.com/office/word/2012/wordml" xmlns:w16cex="http://schemas.microsoft.com/office/word/2018/wordml/cex" xmlns:w16cid="http://schemas.microsoft.com/office/word/2016/wordml/cid" xmlns:w16="http://schemas.microsoft.com/office/word/2018/wordml" xmlns:w16sdtdh="http://schemas.microsoft.com/office/word/2020/wordml/sdtdatahash" xmlns:w16se="http://schemas.microsoft.com/office/word/2015/wordml/symex" xmlns:wpg="http://schemas.microsoft.com/office/word/2010/wordprocessingGroup" xmlns:wpi="http://schemas.microsoft.com/office/word/2010/wordprocessingInk" xmlns:wne="http://schemas.microsoft.com/office/word/2006/wordml" xmlns:wps="http://schemas.microsoft.com/office/word/2010/wordprocessingShape" mc:Ignorable="w14 w15 w16se w16cid w16 w16cex w16sdtdh wp14">
   <w:abstractNum w:abstractNumId="0" w15:restartNumberingAfterBreak="0">
+    <w:nsid w:val="FFFFFF89"/>
+    <w:multiLevelType w:val="singleLevel"/>
+    <w:tmpl w:val="771C000A"/>
+    <w:lvl w:ilvl="0">
+      <w:start w:val="1"/>
+      <w:numFmt w:val="bullet"/>
+      <w:lvlText w:val=""/>
+      <w:lvlJc w:val="left"/>
+      <w:pPr>
+        <w:ind w:left="360" w:hanging="360"/>
+      </w:pPr>
+      <w:rPr>
+        <w:rFonts w:ascii="Symbol" w:hAnsi="Symbol" w:hint="default"/>
+      </w:rPr>
+    </w:lvl>
+  </w:abstractNum>
+  <w:abstractNum w:abstractNumId="1" w15:restartNumberingAfterBreak="0">
     <w:nsid w:val="0159605E"/>
     <w:multiLevelType w:val="hybridMultilevel"/>
     <w:tmpl w:val="7D28FA00"/>
@@ -1926,7 +1939,7 @@
       </w:pPr>
     </w:lvl>
   </w:abstractNum>
-  <w:abstractNum w:abstractNumId="1" w15:restartNumberingAfterBreak="0">
+  <w:abstractNum w:abstractNumId="2" w15:restartNumberingAfterBreak="0">
     <w:nsid w:val="01C107D7"/>
     <w:multiLevelType w:val="hybridMultilevel"/>
     <w:tmpl w:val="DDBE5AC6"/>
@@ -2041,7 +2054,7 @@
       </w:rPr>
     </w:lvl>
   </w:abstractNum>
-  <w:abstractNum w:abstractNumId="2" w15:restartNumberingAfterBreak="0">
+  <w:abstractNum w:abstractNumId="3" w15:restartNumberingAfterBreak="0">
     <w:nsid w:val="02662521"/>
     <w:multiLevelType w:val="hybridMultilevel"/>
     <w:tmpl w:val="55A8637A"/>
@@ -2131,7 +2144,7 @@
       </w:pPr>
     </w:lvl>
   </w:abstractNum>
-  <w:abstractNum w:abstractNumId="3" w15:restartNumberingAfterBreak="0">
+  <w:abstractNum w:abstractNumId="4" w15:restartNumberingAfterBreak="0">
     <w:nsid w:val="05CF0B63"/>
     <w:multiLevelType w:val="hybridMultilevel"/>
     <w:tmpl w:val="7E3AE834"/>
@@ -2219,7 +2232,7 @@
       </w:pPr>
     </w:lvl>
   </w:abstractNum>
-  <w:abstractNum w:abstractNumId="4" w15:restartNumberingAfterBreak="0">
+  <w:abstractNum w:abstractNumId="5" w15:restartNumberingAfterBreak="0">
     <w:nsid w:val="0B5B4EDF"/>
     <w:multiLevelType w:val="hybridMultilevel"/>
     <w:tmpl w:val="9C90D258"/>
@@ -2307,7 +2320,7 @@
       </w:pPr>
     </w:lvl>
   </w:abstractNum>
-  <w:abstractNum w:abstractNumId="5" w15:restartNumberingAfterBreak="0">
+  <w:abstractNum w:abstractNumId="6" w15:restartNumberingAfterBreak="0">
     <w:nsid w:val="0B6C6D48"/>
     <w:multiLevelType w:val="hybridMultilevel"/>
     <w:tmpl w:val="78DCF446"/>
@@ -2422,7 +2435,7 @@
       </w:rPr>
     </w:lvl>
   </w:abstractNum>
-  <w:abstractNum w:abstractNumId="6" w15:restartNumberingAfterBreak="0">
+  <w:abstractNum w:abstractNumId="7" w15:restartNumberingAfterBreak="0">
     <w:nsid w:val="0EEF1815"/>
     <w:multiLevelType w:val="hybridMultilevel"/>
     <w:tmpl w:val="55A8637A"/>
@@ -2512,7 +2525,7 @@
       </w:pPr>
     </w:lvl>
   </w:abstractNum>
-  <w:abstractNum w:abstractNumId="7" w15:restartNumberingAfterBreak="0">
+  <w:abstractNum w:abstractNumId="8" w15:restartNumberingAfterBreak="0">
     <w:nsid w:val="19352F2E"/>
     <w:multiLevelType w:val="hybridMultilevel"/>
     <w:tmpl w:val="55A8637A"/>
@@ -2602,7 +2615,7 @@
       </w:pPr>
     </w:lvl>
   </w:abstractNum>
-  <w:abstractNum w:abstractNumId="8" w15:restartNumberingAfterBreak="0">
+  <w:abstractNum w:abstractNumId="9" w15:restartNumberingAfterBreak="0">
     <w:nsid w:val="1B6E0CFC"/>
     <w:multiLevelType w:val="multilevel"/>
     <w:tmpl w:val="8A6273DA"/>
@@ -2727,7 +2740,7 @@
       </w:rPr>
     </w:lvl>
   </w:abstractNum>
-  <w:abstractNum w:abstractNumId="9" w15:restartNumberingAfterBreak="0">
+  <w:abstractNum w:abstractNumId="10" w15:restartNumberingAfterBreak="0">
     <w:nsid w:val="1C4D6F6B"/>
     <w:multiLevelType w:val="multilevel"/>
     <w:tmpl w:val="0419001D"/>
@@ -2843,7 +2856,7 @@
       </w:rPr>
     </w:lvl>
   </w:abstractNum>
-  <w:abstractNum w:abstractNumId="10" w15:restartNumberingAfterBreak="0">
+  <w:abstractNum w:abstractNumId="11" w15:restartNumberingAfterBreak="0">
     <w:nsid w:val="228D3DFB"/>
     <w:multiLevelType w:val="hybridMultilevel"/>
     <w:tmpl w:val="ECFC4378"/>
@@ -2931,7 +2944,7 @@
       </w:pPr>
     </w:lvl>
   </w:abstractNum>
-  <w:abstractNum w:abstractNumId="11" w15:restartNumberingAfterBreak="0">
+  <w:abstractNum w:abstractNumId="12" w15:restartNumberingAfterBreak="0">
     <w:nsid w:val="234A0748"/>
     <w:multiLevelType w:val="hybridMultilevel"/>
     <w:tmpl w:val="40C2D860"/>
@@ -3022,7 +3035,7 @@
       </w:pPr>
     </w:lvl>
   </w:abstractNum>
-  <w:abstractNum w:abstractNumId="12" w15:restartNumberingAfterBreak="0">
+  <w:abstractNum w:abstractNumId="13" w15:restartNumberingAfterBreak="0">
     <w:nsid w:val="26750966"/>
     <w:multiLevelType w:val="multilevel"/>
     <w:tmpl w:val="9F5ADA7C"/>
@@ -3154,7 +3167,7 @@
       </w:rPr>
     </w:lvl>
   </w:abstractNum>
-  <w:abstractNum w:abstractNumId="13" w15:restartNumberingAfterBreak="0">
+  <w:abstractNum w:abstractNumId="14" w15:restartNumberingAfterBreak="0">
     <w:nsid w:val="277C019C"/>
     <w:multiLevelType w:val="multilevel"/>
     <w:tmpl w:val="3050EF66"/>
@@ -3403,7 +3416,119 @@
       </w:rPr>
     </w:lvl>
   </w:abstractNum>
-  <w:abstractNum w:abstractNumId="14" w15:restartNumberingAfterBreak="0">
+  <w:abstractNum w:abstractNumId="15" w15:restartNumberingAfterBreak="0">
+    <w:nsid w:val="2A036235"/>
+    <w:multiLevelType w:val="hybridMultilevel"/>
+    <w:tmpl w:val="8E06DD96"/>
+    <w:lvl w:ilvl="0" w:tplc="6A3AC9FC">
+      <w:numFmt w:val="bullet"/>
+      <w:lvlText w:val="-"/>
+      <w:lvlJc w:val="left"/>
+      <w:pPr>
+        <w:ind w:left="720" w:hanging="360"/>
+      </w:pPr>
+      <w:rPr>
+        <w:rFonts w:ascii="Arial Narrow" w:eastAsia="Times New Roman" w:hAnsi="Arial Narrow" w:cs="Times New Roman" w:hint="default"/>
+      </w:rPr>
+    </w:lvl>
+    <w:lvl w:ilvl="1" w:tplc="FFFFFFFF" w:tentative="1">
+      <w:start w:val="1"/>
+      <w:numFmt w:val="bullet"/>
+      <w:lvlText w:val="o"/>
+      <w:lvlJc w:val="left"/>
+      <w:pPr>
+        <w:ind w:left="1440" w:hanging="360"/>
+      </w:pPr>
+      <w:rPr>
+        <w:rFonts w:ascii="Courier New" w:hAnsi="Courier New" w:cs="Courier New" w:hint="default"/>
+      </w:rPr>
+    </w:lvl>
+    <w:lvl w:ilvl="2" w:tplc="FFFFFFFF" w:tentative="1">
+      <w:start w:val="1"/>
+      <w:numFmt w:val="bullet"/>
+      <w:lvlText w:val=""/>
+      <w:lvlJc w:val="left"/>
+      <w:pPr>
+        <w:ind w:left="2160" w:hanging="360"/>
+      </w:pPr>
+      <w:rPr>
+        <w:rFonts w:ascii="Wingdings" w:hAnsi="Wingdings" w:hint="default"/>
+      </w:rPr>
+    </w:lvl>
+    <w:lvl w:ilvl="3" w:tplc="FFFFFFFF" w:tentative="1">
+      <w:start w:val="1"/>
+      <w:numFmt w:val="bullet"/>
+      <w:lvlText w:val=""/>
+      <w:lvlJc w:val="left"/>
+      <w:pPr>
+        <w:ind w:left="2880" w:hanging="360"/>
+      </w:pPr>
+      <w:rPr>
+        <w:rFonts w:ascii="Symbol" w:hAnsi="Symbol" w:hint="default"/>
+      </w:rPr>
+    </w:lvl>
+    <w:lvl w:ilvl="4" w:tplc="FFFFFFFF" w:tentative="1">
+      <w:start w:val="1"/>
+      <w:numFmt w:val="bullet"/>
+      <w:lvlText w:val="o"/>
+      <w:lvlJc w:val="left"/>
+      <w:pPr>
+        <w:ind w:left="3600" w:hanging="360"/>
+      </w:pPr>
+      <w:rPr>
+        <w:rFonts w:ascii="Courier New" w:hAnsi="Courier New" w:cs="Courier New" w:hint="default"/>
+      </w:rPr>
+    </w:lvl>
+    <w:lvl w:ilvl="5" w:tplc="FFFFFFFF" w:tentative="1">
+      <w:start w:val="1"/>
+      <w:numFmt w:val="bullet"/>
+      <w:lvlText w:val=""/>
+      <w:lvlJc w:val="left"/>
+      <w:pPr>
+        <w:ind w:left="4320" w:hanging="360"/>
+      </w:pPr>
+      <w:rPr>
+        <w:rFonts w:ascii="Wingdings" w:hAnsi="Wingdings" w:hint="default"/>
+      </w:rPr>
+    </w:lvl>
+    <w:lvl w:ilvl="6" w:tplc="FFFFFFFF" w:tentative="1">
+      <w:start w:val="1"/>
+      <w:numFmt w:val="bullet"/>
+      <w:lvlText w:val=""/>
+      <w:lvlJc w:val="left"/>
+      <w:pPr>
+        <w:ind w:left="5040" w:hanging="360"/>
+      </w:pPr>
+      <w:rPr>
+        <w:rFonts w:ascii="Symbol" w:hAnsi="Symbol" w:hint="default"/>
+      </w:rPr>
+    </w:lvl>
+    <w:lvl w:ilvl="7" w:tplc="FFFFFFFF" w:tentative="1">
+      <w:start w:val="1"/>
+      <w:numFmt w:val="bullet"/>
+      <w:lvlText w:val="o"/>
+      <w:lvlJc w:val="left"/>
+      <w:pPr>
+        <w:ind w:left="5760" w:hanging="360"/>
+      </w:pPr>
+      <w:rPr>
+        <w:rFonts w:ascii="Courier New" w:hAnsi="Courier New" w:cs="Courier New" w:hint="default"/>
+      </w:rPr>
+    </w:lvl>
+    <w:lvl w:ilvl="8" w:tplc="FFFFFFFF" w:tentative="1">
+      <w:start w:val="1"/>
+      <w:numFmt w:val="bullet"/>
+      <w:lvlText w:val=""/>
+      <w:lvlJc w:val="left"/>
+      <w:pPr>
+        <w:ind w:left="6480" w:hanging="360"/>
+      </w:pPr>
+      <w:rPr>
+        <w:rFonts w:ascii="Wingdings" w:hAnsi="Wingdings" w:hint="default"/>
+      </w:rPr>
+    </w:lvl>
+  </w:abstractNum>
+  <w:abstractNum w:abstractNumId="16" w15:restartNumberingAfterBreak="0">
     <w:nsid w:val="2E744211"/>
     <w:multiLevelType w:val="multilevel"/>
     <w:tmpl w:val="D47AFD2E"/>
@@ -3613,7 +3738,7 @@
       </w:pPr>
     </w:lvl>
   </w:abstractNum>
-  <w:abstractNum w:abstractNumId="15" w15:restartNumberingAfterBreak="0">
+  <w:abstractNum w:abstractNumId="17" w15:restartNumberingAfterBreak="0">
     <w:nsid w:val="30C070CE"/>
     <w:multiLevelType w:val="multilevel"/>
     <w:tmpl w:val="60AE836C"/>
@@ -3890,7 +4015,7 @@
       </w:rPr>
     </w:lvl>
   </w:abstractNum>
-  <w:abstractNum w:abstractNumId="16" w15:restartNumberingAfterBreak="0">
+  <w:abstractNum w:abstractNumId="18" w15:restartNumberingAfterBreak="0">
     <w:nsid w:val="349329F9"/>
     <w:multiLevelType w:val="multilevel"/>
     <w:tmpl w:val="5770D028"/>
@@ -3981,7 +4106,7 @@
       </w:pPr>
     </w:lvl>
   </w:abstractNum>
-  <w:abstractNum w:abstractNumId="17" w15:restartNumberingAfterBreak="0">
+  <w:abstractNum w:abstractNumId="19" w15:restartNumberingAfterBreak="0">
     <w:nsid w:val="34DB61DB"/>
     <w:multiLevelType w:val="multilevel"/>
     <w:tmpl w:val="E1A2C20A"/>
@@ -4072,7 +4197,7 @@
       </w:pPr>
     </w:lvl>
   </w:abstractNum>
-  <w:abstractNum w:abstractNumId="18" w15:restartNumberingAfterBreak="0">
+  <w:abstractNum w:abstractNumId="20" w15:restartNumberingAfterBreak="0">
     <w:nsid w:val="37601EE1"/>
     <w:multiLevelType w:val="hybridMultilevel"/>
     <w:tmpl w:val="C7D24832"/>
@@ -4164,7 +4289,7 @@
       </w:pPr>
     </w:lvl>
   </w:abstractNum>
-  <w:abstractNum w:abstractNumId="19" w15:restartNumberingAfterBreak="0">
+  <w:abstractNum w:abstractNumId="21" w15:restartNumberingAfterBreak="0">
     <w:nsid w:val="37782466"/>
     <w:multiLevelType w:val="hybridMultilevel"/>
     <w:tmpl w:val="55A8637A"/>
@@ -4254,7 +4379,7 @@
       </w:pPr>
     </w:lvl>
   </w:abstractNum>
-  <w:abstractNum w:abstractNumId="20" w15:restartNumberingAfterBreak="0">
+  <w:abstractNum w:abstractNumId="22" w15:restartNumberingAfterBreak="0">
     <w:nsid w:val="38654138"/>
     <w:multiLevelType w:val="multilevel"/>
     <w:tmpl w:val="AA96CC38"/>
@@ -4389,7 +4514,7 @@
       </w:rPr>
     </w:lvl>
   </w:abstractNum>
-  <w:abstractNum w:abstractNumId="21" w15:restartNumberingAfterBreak="0">
+  <w:abstractNum w:abstractNumId="23" w15:restartNumberingAfterBreak="0">
     <w:nsid w:val="3A806FE2"/>
     <w:multiLevelType w:val="hybridMultilevel"/>
     <w:tmpl w:val="55A8637A"/>
@@ -4479,7 +4604,7 @@
       </w:pPr>
     </w:lvl>
   </w:abstractNum>
-  <w:abstractNum w:abstractNumId="22" w15:restartNumberingAfterBreak="0">
+  <w:abstractNum w:abstractNumId="24" w15:restartNumberingAfterBreak="0">
     <w:nsid w:val="3F9B6C2E"/>
     <w:multiLevelType w:val="hybridMultilevel"/>
     <w:tmpl w:val="55A8637A"/>
@@ -4569,7 +4694,7 @@
       </w:pPr>
     </w:lvl>
   </w:abstractNum>
-  <w:abstractNum w:abstractNumId="23" w15:restartNumberingAfterBreak="0">
+  <w:abstractNum w:abstractNumId="25" w15:restartNumberingAfterBreak="0">
     <w:nsid w:val="41CF6D96"/>
     <w:multiLevelType w:val="hybridMultilevel"/>
     <w:tmpl w:val="55A8637A"/>
@@ -4659,7 +4784,7 @@
       </w:pPr>
     </w:lvl>
   </w:abstractNum>
-  <w:abstractNum w:abstractNumId="24" w15:restartNumberingAfterBreak="0">
+  <w:abstractNum w:abstractNumId="26" w15:restartNumberingAfterBreak="0">
     <w:nsid w:val="42F73AF4"/>
     <w:multiLevelType w:val="hybridMultilevel"/>
     <w:tmpl w:val="55A8637A"/>
@@ -4749,7 +4874,7 @@
       </w:pPr>
     </w:lvl>
   </w:abstractNum>
-  <w:abstractNum w:abstractNumId="25" w15:restartNumberingAfterBreak="0">
+  <w:abstractNum w:abstractNumId="27" w15:restartNumberingAfterBreak="0">
     <w:nsid w:val="459F2701"/>
     <w:multiLevelType w:val="multilevel"/>
     <w:tmpl w:val="A48036AE"/>
@@ -4892,7 +5017,7 @@
       </w:rPr>
     </w:lvl>
   </w:abstractNum>
-  <w:abstractNum w:abstractNumId="26" w15:restartNumberingAfterBreak="0">
+  <w:abstractNum w:abstractNumId="28" w15:restartNumberingAfterBreak="0">
     <w:nsid w:val="4AE45126"/>
     <w:multiLevelType w:val="multilevel"/>
     <w:tmpl w:val="7E8E8020"/>
@@ -5034,7 +5159,7 @@
       </w:rPr>
     </w:lvl>
   </w:abstractNum>
-  <w:abstractNum w:abstractNumId="27" w15:restartNumberingAfterBreak="0">
+  <w:abstractNum w:abstractNumId="29" w15:restartNumberingAfterBreak="0">
     <w:nsid w:val="4F012B3F"/>
     <w:multiLevelType w:val="hybridMultilevel"/>
     <w:tmpl w:val="55A8637A"/>
@@ -5124,7 +5249,7 @@
       </w:pPr>
     </w:lvl>
   </w:abstractNum>
-  <w:abstractNum w:abstractNumId="28" w15:restartNumberingAfterBreak="0">
+  <w:abstractNum w:abstractNumId="30" w15:restartNumberingAfterBreak="0">
     <w:nsid w:val="53BE5BDD"/>
     <w:multiLevelType w:val="multilevel"/>
     <w:tmpl w:val="763A0C4E"/>
@@ -5257,7 +5382,7 @@
       </w:rPr>
     </w:lvl>
   </w:abstractNum>
-  <w:abstractNum w:abstractNumId="29" w15:restartNumberingAfterBreak="0">
+  <w:abstractNum w:abstractNumId="31" w15:restartNumberingAfterBreak="0">
     <w:nsid w:val="543F35AD"/>
     <w:multiLevelType w:val="multilevel"/>
     <w:tmpl w:val="051ED0C4"/>
@@ -5348,7 +5473,121 @@
       </w:pPr>
     </w:lvl>
   </w:abstractNum>
-  <w:abstractNum w:abstractNumId="30" w15:restartNumberingAfterBreak="0">
+  <w:abstractNum w:abstractNumId="32" w15:restartNumberingAfterBreak="0">
+    <w:nsid w:val="5F213A64"/>
+    <w:multiLevelType w:val="hybridMultilevel"/>
+    <w:tmpl w:val="7906426C"/>
+    <w:lvl w:ilvl="0" w:tplc="A042AE70">
+      <w:start w:val="1"/>
+      <w:numFmt w:val="bullet"/>
+      <w:pStyle w:val="ae"/>
+      <w:lvlText w:val="―"/>
+      <w:lvlJc w:val="left"/>
+      <w:pPr>
+        <w:ind w:left="720" w:hanging="360"/>
+      </w:pPr>
+      <w:rPr>
+        <w:rFonts w:ascii="Arial Narrow" w:hAnsi="Arial Narrow" w:hint="default"/>
+      </w:rPr>
+    </w:lvl>
+    <w:lvl w:ilvl="1" w:tplc="04190003" w:tentative="1">
+      <w:start w:val="1"/>
+      <w:numFmt w:val="bullet"/>
+      <w:lvlText w:val="o"/>
+      <w:lvlJc w:val="left"/>
+      <w:pPr>
+        <w:ind w:left="1440" w:hanging="360"/>
+      </w:pPr>
+      <w:rPr>
+        <w:rFonts w:ascii="Courier New" w:hAnsi="Courier New" w:cs="Courier New" w:hint="default"/>
+      </w:rPr>
+    </w:lvl>
+    <w:lvl w:ilvl="2" w:tplc="04190005" w:tentative="1">
+      <w:start w:val="1"/>
+      <w:numFmt w:val="bullet"/>
+      <w:lvlText w:val=""/>
+      <w:lvlJc w:val="left"/>
+      <w:pPr>
+        <w:ind w:left="2160" w:hanging="360"/>
+      </w:pPr>
+      <w:rPr>
+        <w:rFonts w:ascii="Wingdings" w:hAnsi="Wingdings" w:hint="default"/>
+      </w:rPr>
+    </w:lvl>
+    <w:lvl w:ilvl="3" w:tplc="04190001" w:tentative="1">
+      <w:start w:val="1"/>
+      <w:numFmt w:val="bullet"/>
+      <w:lvlText w:val=""/>
+      <w:lvlJc w:val="left"/>
+      <w:pPr>
+        <w:ind w:left="2880" w:hanging="360"/>
+      </w:pPr>
+      <w:rPr>
+        <w:rFonts w:ascii="Symbol" w:hAnsi="Symbol" w:hint="default"/>
+      </w:rPr>
+    </w:lvl>
+    <w:lvl w:ilvl="4" w:tplc="04190003" w:tentative="1">
+      <w:start w:val="1"/>
+      <w:numFmt w:val="bullet"/>
+      <w:lvlText w:val="o"/>
+      <w:lvlJc w:val="left"/>
+      <w:pPr>
+        <w:ind w:left="3600" w:hanging="360"/>
+      </w:pPr>
+      <w:rPr>
+        <w:rFonts w:ascii="Courier New" w:hAnsi="Courier New" w:cs="Courier New" w:hint="default"/>
+      </w:rPr>
+    </w:lvl>
+    <w:lvl w:ilvl="5" w:tplc="04190005" w:tentative="1">
+      <w:start w:val="1"/>
+      <w:numFmt w:val="bullet"/>
+      <w:lvlText w:val=""/>
+      <w:lvlJc w:val="left"/>
+      <w:pPr>
+        <w:ind w:left="4320" w:hanging="360"/>
+      </w:pPr>
+      <w:rPr>
+        <w:rFonts w:ascii="Wingdings" w:hAnsi="Wingdings" w:hint="default"/>
+      </w:rPr>
+    </w:lvl>
+    <w:lvl w:ilvl="6" w:tplc="04190001" w:tentative="1">
+      <w:start w:val="1"/>
+      <w:numFmt w:val="bullet"/>
+      <w:lvlText w:val=""/>
+      <w:lvlJc w:val="left"/>
+      <w:pPr>
+        <w:ind w:left="5040" w:hanging="360"/>
+      </w:pPr>
+      <w:rPr>
+        <w:rFonts w:ascii="Symbol" w:hAnsi="Symbol" w:hint="default"/>
+      </w:rPr>
+    </w:lvl>
+    <w:lvl w:ilvl="7" w:tplc="04190003" w:tentative="1">
+      <w:start w:val="1"/>
+      <w:numFmt w:val="bullet"/>
+      <w:lvlText w:val="o"/>
+      <w:lvlJc w:val="left"/>
+      <w:pPr>
+        <w:ind w:left="5760" w:hanging="360"/>
+      </w:pPr>
+      <w:rPr>
+        <w:rFonts w:ascii="Courier New" w:hAnsi="Courier New" w:cs="Courier New" w:hint="default"/>
+      </w:rPr>
+    </w:lvl>
+    <w:lvl w:ilvl="8" w:tplc="04190005" w:tentative="1">
+      <w:start w:val="1"/>
+      <w:numFmt w:val="bullet"/>
+      <w:lvlText w:val=""/>
+      <w:lvlJc w:val="left"/>
+      <w:pPr>
+        <w:ind w:left="6480" w:hanging="360"/>
+      </w:pPr>
+      <w:rPr>
+        <w:rFonts w:ascii="Wingdings" w:hAnsi="Wingdings" w:hint="default"/>
+      </w:rPr>
+    </w:lvl>
+  </w:abstractNum>
+  <w:abstractNum w:abstractNumId="33" w15:restartNumberingAfterBreak="0">
     <w:nsid w:val="65D74793"/>
     <w:multiLevelType w:val="multilevel"/>
     <w:tmpl w:val="E0A0DCC2"/>
@@ -5439,7 +5678,7 @@
       </w:pPr>
     </w:lvl>
   </w:abstractNum>
-  <w:abstractNum w:abstractNumId="31" w15:restartNumberingAfterBreak="0">
+  <w:abstractNum w:abstractNumId="34" w15:restartNumberingAfterBreak="0">
     <w:nsid w:val="67631314"/>
     <w:multiLevelType w:val="hybridMultilevel"/>
     <w:tmpl w:val="55A8637A"/>
@@ -5529,7 +5768,119 @@
       </w:pPr>
     </w:lvl>
   </w:abstractNum>
-  <w:abstractNum w:abstractNumId="32" w15:restartNumberingAfterBreak="0">
+  <w:abstractNum w:abstractNumId="35" w15:restartNumberingAfterBreak="0">
+    <w:nsid w:val="698032CB"/>
+    <w:multiLevelType w:val="hybridMultilevel"/>
+    <w:tmpl w:val="8D764CFC"/>
+    <w:lvl w:ilvl="0" w:tplc="A6A21ED0">
+      <w:numFmt w:val="bullet"/>
+      <w:lvlText w:val="-"/>
+      <w:lvlJc w:val="left"/>
+      <w:pPr>
+        <w:ind w:left="720" w:hanging="360"/>
+      </w:pPr>
+      <w:rPr>
+        <w:rFonts w:ascii="Arial Narrow" w:eastAsia="Times New Roman" w:hAnsi="Arial Narrow" w:cs="Times New Roman" w:hint="default"/>
+      </w:rPr>
+    </w:lvl>
+    <w:lvl w:ilvl="1" w:tplc="04190003" w:tentative="1">
+      <w:start w:val="1"/>
+      <w:numFmt w:val="bullet"/>
+      <w:lvlText w:val="o"/>
+      <w:lvlJc w:val="left"/>
+      <w:pPr>
+        <w:ind w:left="1440" w:hanging="360"/>
+      </w:pPr>
+      <w:rPr>
+        <w:rFonts w:ascii="Courier New" w:hAnsi="Courier New" w:cs="Courier New" w:hint="default"/>
+      </w:rPr>
+    </w:lvl>
+    <w:lvl w:ilvl="2" w:tplc="04190005" w:tentative="1">
+      <w:start w:val="1"/>
+      <w:numFmt w:val="bullet"/>
+      <w:lvlText w:val=""/>
+      <w:lvlJc w:val="left"/>
+      <w:pPr>
+        <w:ind w:left="2160" w:hanging="360"/>
+      </w:pPr>
+      <w:rPr>
+        <w:rFonts w:ascii="Wingdings" w:hAnsi="Wingdings" w:hint="default"/>
+      </w:rPr>
+    </w:lvl>
+    <w:lvl w:ilvl="3" w:tplc="04190001" w:tentative="1">
+      <w:start w:val="1"/>
+      <w:numFmt w:val="bullet"/>
+      <w:lvlText w:val=""/>
+      <w:lvlJc w:val="left"/>
+      <w:pPr>
+        <w:ind w:left="2880" w:hanging="360"/>
+      </w:pPr>
+      <w:rPr>
+        <w:rFonts w:ascii="Symbol" w:hAnsi="Symbol" w:hint="default"/>
+      </w:rPr>
+    </w:lvl>
+    <w:lvl w:ilvl="4" w:tplc="04190003" w:tentative="1">
+      <w:start w:val="1"/>
+      <w:numFmt w:val="bullet"/>
+      <w:lvlText w:val="o"/>
+      <w:lvlJc w:val="left"/>
+      <w:pPr>
+        <w:ind w:left="3600" w:hanging="360"/>
+      </w:pPr>
+      <w:rPr>
+        <w:rFonts w:ascii="Courier New" w:hAnsi="Courier New" w:cs="Courier New" w:hint="default"/>
+      </w:rPr>
+    </w:lvl>
+    <w:lvl w:ilvl="5" w:tplc="04190005" w:tentative="1">
+      <w:start w:val="1"/>
+      <w:numFmt w:val="bullet"/>
+      <w:lvlText w:val=""/>
+      <w:lvlJc w:val="left"/>
+      <w:pPr>
+        <w:ind w:left="4320" w:hanging="360"/>
+      </w:pPr>
+      <w:rPr>
+        <w:rFonts w:ascii="Wingdings" w:hAnsi="Wingdings" w:hint="default"/>
+      </w:rPr>
+    </w:lvl>
+    <w:lvl w:ilvl="6" w:tplc="04190001" w:tentative="1">
+      <w:start w:val="1"/>
+      <w:numFmt w:val="bullet"/>
+      <w:lvlText w:val=""/>
+      <w:lvlJc w:val="left"/>
+      <w:pPr>
+        <w:ind w:left="5040" w:hanging="360"/>
+      </w:pPr>
+      <w:rPr>
+        <w:rFonts w:ascii="Symbol" w:hAnsi="Symbol" w:hint="default"/>
+      </w:rPr>
+    </w:lvl>
+    <w:lvl w:ilvl="7" w:tplc="04190003" w:tentative="1">
+      <w:start w:val="1"/>
+      <w:numFmt w:val="bullet"/>
+      <w:lvlText w:val="o"/>
+      <w:lvlJc w:val="left"/>
+      <w:pPr>
+        <w:ind w:left="5760" w:hanging="360"/>
+      </w:pPr>
+      <w:rPr>
+        <w:rFonts w:ascii="Courier New" w:hAnsi="Courier New" w:cs="Courier New" w:hint="default"/>
+      </w:rPr>
+    </w:lvl>
+    <w:lvl w:ilvl="8" w:tplc="04190005" w:tentative="1">
+      <w:start w:val="1"/>
+      <w:numFmt w:val="bullet"/>
+      <w:lvlText w:val=""/>
+      <w:lvlJc w:val="left"/>
+      <w:pPr>
+        <w:ind w:left="6480" w:hanging="360"/>
+      </w:pPr>
+      <w:rPr>
+        <w:rFonts w:ascii="Wingdings" w:hAnsi="Wingdings" w:hint="default"/>
+      </w:rPr>
+    </w:lvl>
+  </w:abstractNum>
+  <w:abstractNum w:abstractNumId="36" w15:restartNumberingAfterBreak="0">
     <w:nsid w:val="69DF5FAE"/>
     <w:multiLevelType w:val="hybridMultilevel"/>
     <w:tmpl w:val="55A8637A"/>
@@ -5619,7 +5970,7 @@
       </w:pPr>
     </w:lvl>
   </w:abstractNum>
-  <w:abstractNum w:abstractNumId="33" w15:restartNumberingAfterBreak="0">
+  <w:abstractNum w:abstractNumId="37" w15:restartNumberingAfterBreak="0">
     <w:nsid w:val="746926BE"/>
     <w:multiLevelType w:val="hybridMultilevel"/>
     <w:tmpl w:val="55A8637A"/>
@@ -5709,14 +6060,14 @@
       </w:pPr>
     </w:lvl>
   </w:abstractNum>
-  <w:abstractNum w:abstractNumId="34" w15:restartNumberingAfterBreak="0">
+  <w:abstractNum w:abstractNumId="38" w15:restartNumberingAfterBreak="0">
     <w:nsid w:val="796153C0"/>
     <w:multiLevelType w:val="hybridMultilevel"/>
     <w:tmpl w:val="456CB3DC"/>
     <w:lvl w:ilvl="0" w:tplc="E15623F2">
       <w:start w:val="1"/>
       <w:numFmt w:val="russianLower"/>
-      <w:pStyle w:val="ae"/>
+      <w:pStyle w:val="af"/>
       <w:suff w:val="space"/>
       <w:lvlText w:val="%1)"/>
       <w:lvlJc w:val="left"/>
@@ -5800,7 +6151,7 @@
       </w:pPr>
     </w:lvl>
   </w:abstractNum>
-  <w:abstractNum w:abstractNumId="35" w15:restartNumberingAfterBreak="0">
+  <w:abstractNum w:abstractNumId="39" w15:restartNumberingAfterBreak="0">
     <w:nsid w:val="79E2341E"/>
     <w:multiLevelType w:val="hybridMultilevel"/>
     <w:tmpl w:val="55A8637A"/>
@@ -5890,41 +6241,266 @@
       </w:pPr>
     </w:lvl>
   </w:abstractNum>
+  <w:abstractNum w:abstractNumId="40" w15:restartNumberingAfterBreak="0">
+    <w:nsid w:val="7AE62B1A"/>
+    <w:multiLevelType w:val="hybridMultilevel"/>
+    <w:tmpl w:val="6FAEC12A"/>
+    <w:lvl w:ilvl="0" w:tplc="04190001">
+      <w:start w:val="1"/>
+      <w:numFmt w:val="bullet"/>
+      <w:lvlText w:val=""/>
+      <w:lvlJc w:val="left"/>
+      <w:pPr>
+        <w:ind w:left="720" w:hanging="360"/>
+      </w:pPr>
+      <w:rPr>
+        <w:rFonts w:ascii="Symbol" w:hAnsi="Symbol" w:hint="default"/>
+      </w:rPr>
+    </w:lvl>
+    <w:lvl w:ilvl="1" w:tplc="04190003" w:tentative="1">
+      <w:start w:val="1"/>
+      <w:numFmt w:val="bullet"/>
+      <w:lvlText w:val="o"/>
+      <w:lvlJc w:val="left"/>
+      <w:pPr>
+        <w:ind w:left="1440" w:hanging="360"/>
+      </w:pPr>
+      <w:rPr>
+        <w:rFonts w:ascii="Courier New" w:hAnsi="Courier New" w:cs="Courier New" w:hint="default"/>
+      </w:rPr>
+    </w:lvl>
+    <w:lvl w:ilvl="2" w:tplc="04190005" w:tentative="1">
+      <w:start w:val="1"/>
+      <w:numFmt w:val="bullet"/>
+      <w:lvlText w:val=""/>
+      <w:lvlJc w:val="left"/>
+      <w:pPr>
+        <w:ind w:left="2160" w:hanging="360"/>
+      </w:pPr>
+      <w:rPr>
+        <w:rFonts w:ascii="Wingdings" w:hAnsi="Wingdings" w:hint="default"/>
+      </w:rPr>
+    </w:lvl>
+    <w:lvl w:ilvl="3" w:tplc="04190001" w:tentative="1">
+      <w:start w:val="1"/>
+      <w:numFmt w:val="bullet"/>
+      <w:lvlText w:val=""/>
+      <w:lvlJc w:val="left"/>
+      <w:pPr>
+        <w:ind w:left="2880" w:hanging="360"/>
+      </w:pPr>
+      <w:rPr>
+        <w:rFonts w:ascii="Symbol" w:hAnsi="Symbol" w:hint="default"/>
+      </w:rPr>
+    </w:lvl>
+    <w:lvl w:ilvl="4" w:tplc="04190003" w:tentative="1">
+      <w:start w:val="1"/>
+      <w:numFmt w:val="bullet"/>
+      <w:lvlText w:val="o"/>
+      <w:lvlJc w:val="left"/>
+      <w:pPr>
+        <w:ind w:left="3600" w:hanging="360"/>
+      </w:pPr>
+      <w:rPr>
+        <w:rFonts w:ascii="Courier New" w:hAnsi="Courier New" w:cs="Courier New" w:hint="default"/>
+      </w:rPr>
+    </w:lvl>
+    <w:lvl w:ilvl="5" w:tplc="04190005" w:tentative="1">
+      <w:start w:val="1"/>
+      <w:numFmt w:val="bullet"/>
+      <w:lvlText w:val=""/>
+      <w:lvlJc w:val="left"/>
+      <w:pPr>
+        <w:ind w:left="4320" w:hanging="360"/>
+      </w:pPr>
+      <w:rPr>
+        <w:rFonts w:ascii="Wingdings" w:hAnsi="Wingdings" w:hint="default"/>
+      </w:rPr>
+    </w:lvl>
+    <w:lvl w:ilvl="6" w:tplc="04190001" w:tentative="1">
+      <w:start w:val="1"/>
+      <w:numFmt w:val="bullet"/>
+      <w:lvlText w:val=""/>
+      <w:lvlJc w:val="left"/>
+      <w:pPr>
+        <w:ind w:left="5040" w:hanging="360"/>
+      </w:pPr>
+      <w:rPr>
+        <w:rFonts w:ascii="Symbol" w:hAnsi="Symbol" w:hint="default"/>
+      </w:rPr>
+    </w:lvl>
+    <w:lvl w:ilvl="7" w:tplc="04190003" w:tentative="1">
+      <w:start w:val="1"/>
+      <w:numFmt w:val="bullet"/>
+      <w:lvlText w:val="o"/>
+      <w:lvlJc w:val="left"/>
+      <w:pPr>
+        <w:ind w:left="5760" w:hanging="360"/>
+      </w:pPr>
+      <w:rPr>
+        <w:rFonts w:ascii="Courier New" w:hAnsi="Courier New" w:cs="Courier New" w:hint="default"/>
+      </w:rPr>
+    </w:lvl>
+    <w:lvl w:ilvl="8" w:tplc="04190005" w:tentative="1">
+      <w:start w:val="1"/>
+      <w:numFmt w:val="bullet"/>
+      <w:lvlText w:val=""/>
+      <w:lvlJc w:val="left"/>
+      <w:pPr>
+        <w:ind w:left="6480" w:hanging="360"/>
+      </w:pPr>
+      <w:rPr>
+        <w:rFonts w:ascii="Wingdings" w:hAnsi="Wingdings" w:hint="default"/>
+      </w:rPr>
+    </w:lvl>
+  </w:abstractNum>
+  <w:abstractNum w:abstractNumId="41" w15:restartNumberingAfterBreak="0">
+    <w:nsid w:val="7C396D80"/>
+    <w:multiLevelType w:val="hybridMultilevel"/>
+    <w:tmpl w:val="40461796"/>
+    <w:lvl w:ilvl="0" w:tplc="B42445CC">
+      <w:numFmt w:val="bullet"/>
+      <w:lvlText w:val="-"/>
+      <w:lvlJc w:val="left"/>
+      <w:pPr>
+        <w:ind w:left="720" w:hanging="360"/>
+      </w:pPr>
+      <w:rPr>
+        <w:rFonts w:ascii="Arial Narrow" w:eastAsia="Times New Roman" w:hAnsi="Arial Narrow" w:cs="Times New Roman" w:hint="default"/>
+      </w:rPr>
+    </w:lvl>
+    <w:lvl w:ilvl="1" w:tplc="04190003" w:tentative="1">
+      <w:start w:val="1"/>
+      <w:numFmt w:val="bullet"/>
+      <w:lvlText w:val="o"/>
+      <w:lvlJc w:val="left"/>
+      <w:pPr>
+        <w:ind w:left="1440" w:hanging="360"/>
+      </w:pPr>
+      <w:rPr>
+        <w:rFonts w:ascii="Courier New" w:hAnsi="Courier New" w:cs="Courier New" w:hint="default"/>
+      </w:rPr>
+    </w:lvl>
+    <w:lvl w:ilvl="2" w:tplc="04190005" w:tentative="1">
+      <w:start w:val="1"/>
+      <w:numFmt w:val="bullet"/>
+      <w:lvlText w:val=""/>
+      <w:lvlJc w:val="left"/>
+      <w:pPr>
+        <w:ind w:left="2160" w:hanging="360"/>
+      </w:pPr>
+      <w:rPr>
+        <w:rFonts w:ascii="Wingdings" w:hAnsi="Wingdings" w:hint="default"/>
+      </w:rPr>
+    </w:lvl>
+    <w:lvl w:ilvl="3" w:tplc="04190001" w:tentative="1">
+      <w:start w:val="1"/>
+      <w:numFmt w:val="bullet"/>
+      <w:lvlText w:val=""/>
+      <w:lvlJc w:val="left"/>
+      <w:pPr>
+        <w:ind w:left="2880" w:hanging="360"/>
+      </w:pPr>
+      <w:rPr>
+        <w:rFonts w:ascii="Symbol" w:hAnsi="Symbol" w:hint="default"/>
+      </w:rPr>
+    </w:lvl>
+    <w:lvl w:ilvl="4" w:tplc="04190003" w:tentative="1">
+      <w:start w:val="1"/>
+      <w:numFmt w:val="bullet"/>
+      <w:lvlText w:val="o"/>
+      <w:lvlJc w:val="left"/>
+      <w:pPr>
+        <w:ind w:left="3600" w:hanging="360"/>
+      </w:pPr>
+      <w:rPr>
+        <w:rFonts w:ascii="Courier New" w:hAnsi="Courier New" w:cs="Courier New" w:hint="default"/>
+      </w:rPr>
+    </w:lvl>
+    <w:lvl w:ilvl="5" w:tplc="04190005" w:tentative="1">
+      <w:start w:val="1"/>
+      <w:numFmt w:val="bullet"/>
+      <w:lvlText w:val=""/>
+      <w:lvlJc w:val="left"/>
+      <w:pPr>
+        <w:ind w:left="4320" w:hanging="360"/>
+      </w:pPr>
+      <w:rPr>
+        <w:rFonts w:ascii="Wingdings" w:hAnsi="Wingdings" w:hint="default"/>
+      </w:rPr>
+    </w:lvl>
+    <w:lvl w:ilvl="6" w:tplc="04190001" w:tentative="1">
+      <w:start w:val="1"/>
+      <w:numFmt w:val="bullet"/>
+      <w:lvlText w:val=""/>
+      <w:lvlJc w:val="left"/>
+      <w:pPr>
+        <w:ind w:left="5040" w:hanging="360"/>
+      </w:pPr>
+      <w:rPr>
+        <w:rFonts w:ascii="Symbol" w:hAnsi="Symbol" w:hint="default"/>
+      </w:rPr>
+    </w:lvl>
+    <w:lvl w:ilvl="7" w:tplc="04190003" w:tentative="1">
+      <w:start w:val="1"/>
+      <w:numFmt w:val="bullet"/>
+      <w:lvlText w:val="o"/>
+      <w:lvlJc w:val="left"/>
+      <w:pPr>
+        <w:ind w:left="5760" w:hanging="360"/>
+      </w:pPr>
+      <w:rPr>
+        <w:rFonts w:ascii="Courier New" w:hAnsi="Courier New" w:cs="Courier New" w:hint="default"/>
+      </w:rPr>
+    </w:lvl>
+    <w:lvl w:ilvl="8" w:tplc="04190005" w:tentative="1">
+      <w:start w:val="1"/>
+      <w:numFmt w:val="bullet"/>
+      <w:lvlText w:val=""/>
+      <w:lvlJc w:val="left"/>
+      <w:pPr>
+        <w:ind w:left="6480" w:hanging="360"/>
+      </w:pPr>
+      <w:rPr>
+        <w:rFonts w:ascii="Wingdings" w:hAnsi="Wingdings" w:hint="default"/>
+      </w:rPr>
+    </w:lvl>
+  </w:abstractNum>
   <w:num w:numId="1" w16cid:durableId="898707020">
-    <w:abstractNumId w:val="8"/>
+    <w:abstractNumId w:val="9"/>
   </w:num>
   <w:num w:numId="2" w16cid:durableId="1770389669">
-    <w:abstractNumId w:val="20"/>
+    <w:abstractNumId w:val="22"/>
   </w:num>
   <w:num w:numId="3" w16cid:durableId="440416075">
-    <w:abstractNumId w:val="28"/>
+    <w:abstractNumId w:val="30"/>
   </w:num>
   <w:num w:numId="4" w16cid:durableId="832531979">
-    <w:abstractNumId w:val="12"/>
+    <w:abstractNumId w:val="13"/>
   </w:num>
   <w:num w:numId="5" w16cid:durableId="1616206315">
-    <w:abstractNumId w:val="25"/>
+    <w:abstractNumId w:val="27"/>
   </w:num>
   <w:num w:numId="6" w16cid:durableId="241379521">
-    <w:abstractNumId w:val="15"/>
+    <w:abstractNumId w:val="17"/>
   </w:num>
   <w:num w:numId="7" w16cid:durableId="1009064325">
-    <w:abstractNumId w:val="5"/>
+    <w:abstractNumId w:val="6"/>
   </w:num>
   <w:num w:numId="8" w16cid:durableId="1343166565">
-    <w:abstractNumId w:val="1"/>
+    <w:abstractNumId w:val="2"/>
     <w:lvlOverride w:ilvl="0">
       <w:startOverride w:val="1"/>
     </w:lvlOverride>
   </w:num>
   <w:num w:numId="9" w16cid:durableId="1985620233">
-    <w:abstractNumId w:val="34"/>
+    <w:abstractNumId w:val="38"/>
   </w:num>
   <w:num w:numId="10" w16cid:durableId="1193109343">
-    <w:abstractNumId w:val="9"/>
+    <w:abstractNumId w:val="10"/>
   </w:num>
   <w:num w:numId="11" w16cid:durableId="182060031">
-    <w:abstractNumId w:val="26"/>
+    <w:abstractNumId w:val="28"/>
     <w:lvlOverride w:ilvl="0">
       <w:lvl w:ilvl="0">
         <w:start w:val="1"/>
@@ -5946,7 +6522,7 @@
     </w:lvlOverride>
   </w:num>
   <w:num w:numId="12" w16cid:durableId="1357583848">
-    <w:abstractNumId w:val="13"/>
+    <w:abstractNumId w:val="14"/>
     <w:lvlOverride w:ilvl="0">
       <w:lvl w:ilvl="0">
         <w:start w:val="1"/>
@@ -6209,10 +6785,10 @@
     </w:lvlOverride>
   </w:num>
   <w:num w:numId="13" w16cid:durableId="859322964">
-    <w:abstractNumId w:val="11"/>
+    <w:abstractNumId w:val="12"/>
   </w:num>
   <w:num w:numId="14" w16cid:durableId="715281109">
-    <w:abstractNumId w:val="3"/>
+    <w:abstractNumId w:val="4"/>
     <w:lvlOverride w:ilvl="0">
       <w:startOverride w:val="1"/>
     </w:lvlOverride>
@@ -6242,37 +6818,37 @@
     </w:lvlOverride>
   </w:num>
   <w:num w:numId="15" w16cid:durableId="593130490">
+    <w:abstractNumId w:val="16"/>
+  </w:num>
+  <w:num w:numId="16" w16cid:durableId="2018262411">
+    <w:abstractNumId w:val="1"/>
+  </w:num>
+  <w:num w:numId="17" w16cid:durableId="631207072">
+    <w:abstractNumId w:val="11"/>
+  </w:num>
+  <w:num w:numId="18" w16cid:durableId="1030764800">
+    <w:abstractNumId w:val="5"/>
+  </w:num>
+  <w:num w:numId="19" w16cid:durableId="1720126100">
+    <w:abstractNumId w:val="18"/>
+  </w:num>
+  <w:num w:numId="20" w16cid:durableId="737676300">
+    <w:abstractNumId w:val="19"/>
+  </w:num>
+  <w:num w:numId="21" w16cid:durableId="1799834727">
+    <w:abstractNumId w:val="31"/>
+  </w:num>
+  <w:num w:numId="22" w16cid:durableId="613056206">
+    <w:abstractNumId w:val="33"/>
+  </w:num>
+  <w:num w:numId="23" w16cid:durableId="1713378219">
     <w:abstractNumId w:val="14"/>
   </w:num>
-  <w:num w:numId="16" w16cid:durableId="2018262411">
-    <w:abstractNumId w:val="0"/>
-  </w:num>
-  <w:num w:numId="17" w16cid:durableId="631207072">
-    <w:abstractNumId w:val="10"/>
-  </w:num>
-  <w:num w:numId="18" w16cid:durableId="1030764800">
-    <w:abstractNumId w:val="4"/>
-  </w:num>
-  <w:num w:numId="19" w16cid:durableId="1720126100">
-    <w:abstractNumId w:val="16"/>
-  </w:num>
-  <w:num w:numId="20" w16cid:durableId="737676300">
-    <w:abstractNumId w:val="17"/>
-  </w:num>
-  <w:num w:numId="21" w16cid:durableId="1799834727">
-    <w:abstractNumId w:val="29"/>
-  </w:num>
-  <w:num w:numId="22" w16cid:durableId="613056206">
-    <w:abstractNumId w:val="30"/>
-  </w:num>
-  <w:num w:numId="23" w16cid:durableId="1713378219">
-    <w:abstractNumId w:val="13"/>
-  </w:num>
   <w:num w:numId="24" w16cid:durableId="146166759">
-    <w:abstractNumId w:val="26"/>
+    <w:abstractNumId w:val="28"/>
   </w:num>
   <w:num w:numId="25" w16cid:durableId="902376188">
-    <w:abstractNumId w:val="15"/>
+    <w:abstractNumId w:val="17"/>
     <w:lvlOverride w:ilvl="0">
       <w:startOverride w:val="1"/>
     </w:lvlOverride>
@@ -6302,7 +6878,7 @@
     </w:lvlOverride>
   </w:num>
   <w:num w:numId="26" w16cid:durableId="920215584">
-    <w:abstractNumId w:val="15"/>
+    <w:abstractNumId w:val="17"/>
     <w:lvlOverride w:ilvl="0">
       <w:startOverride w:val="2"/>
     </w:lvlOverride>
@@ -6332,49 +6908,67 @@
     </w:lvlOverride>
   </w:num>
   <w:num w:numId="27" w16cid:durableId="2141142806">
+    <w:abstractNumId w:val="23"/>
+  </w:num>
+  <w:num w:numId="28" w16cid:durableId="124858556">
+    <w:abstractNumId w:val="7"/>
+  </w:num>
+  <w:num w:numId="29" w16cid:durableId="1223638431">
+    <w:abstractNumId w:val="26"/>
+  </w:num>
+  <w:num w:numId="30" w16cid:durableId="824785319">
+    <w:abstractNumId w:val="34"/>
+  </w:num>
+  <w:num w:numId="31" w16cid:durableId="75783541">
     <w:abstractNumId w:val="21"/>
   </w:num>
-  <w:num w:numId="28" w16cid:durableId="124858556">
-    <w:abstractNumId w:val="6"/>
+  <w:num w:numId="32" w16cid:durableId="1494029657">
+    <w:abstractNumId w:val="3"/>
   </w:num>
-  <w:num w:numId="29" w16cid:durableId="1223638431">
+  <w:num w:numId="33" w16cid:durableId="444814678">
+    <w:abstractNumId w:val="8"/>
+  </w:num>
+  <w:num w:numId="34" w16cid:durableId="1543862904">
+    <w:abstractNumId w:val="25"/>
+  </w:num>
+  <w:num w:numId="35" w16cid:durableId="1560436928">
+    <w:abstractNumId w:val="39"/>
+  </w:num>
+  <w:num w:numId="36" w16cid:durableId="2082675221">
+    <w:abstractNumId w:val="29"/>
+  </w:num>
+  <w:num w:numId="37" w16cid:durableId="1160149076">
     <w:abstractNumId w:val="24"/>
   </w:num>
-  <w:num w:numId="30" w16cid:durableId="824785319">
-    <w:abstractNumId w:val="31"/>
+  <w:num w:numId="38" w16cid:durableId="240452958">
+    <w:abstractNumId w:val="37"/>
   </w:num>
-  <w:num w:numId="31" w16cid:durableId="75783541">
-    <w:abstractNumId w:val="19"/>
+  <w:num w:numId="39" w16cid:durableId="689185366">
+    <w:abstractNumId w:val="36"/>
   </w:num>
-  <w:num w:numId="32" w16cid:durableId="1494029657">
+  <w:num w:numId="40" w16cid:durableId="319189690">
     <w:abstractNumId w:val="2"/>
   </w:num>
-  <w:num w:numId="33" w16cid:durableId="444814678">
-    <w:abstractNumId w:val="7"/>
+  <w:num w:numId="41" w16cid:durableId="1968314173">
+    <w:abstractNumId w:val="20"/>
   </w:num>
-  <w:num w:numId="34" w16cid:durableId="1543862904">
-    <w:abstractNumId w:val="23"/>
+  <w:num w:numId="42" w16cid:durableId="498467632">
+    <w:abstractNumId w:val="0"/>
   </w:num>
-  <w:num w:numId="35" w16cid:durableId="1560436928">
+  <w:num w:numId="43" w16cid:durableId="837501121">
+    <w:abstractNumId w:val="41"/>
+  </w:num>
+  <w:num w:numId="44" w16cid:durableId="1142426703">
     <w:abstractNumId w:val="35"/>
   </w:num>
-  <w:num w:numId="36" w16cid:durableId="2082675221">
-    <w:abstractNumId w:val="27"/>
+  <w:num w:numId="45" w16cid:durableId="541358287">
+    <w:abstractNumId w:val="40"/>
   </w:num>
-  <w:num w:numId="37" w16cid:durableId="1160149076">
-    <w:abstractNumId w:val="22"/>
+  <w:num w:numId="46" w16cid:durableId="1557742273">
+    <w:abstractNumId w:val="15"/>
   </w:num>
-  <w:num w:numId="38" w16cid:durableId="240452958">
-    <w:abstractNumId w:val="33"/>
-  </w:num>
-  <w:num w:numId="39" w16cid:durableId="689185366">
+  <w:num w:numId="47" w16cid:durableId="1663923046">
     <w:abstractNumId w:val="32"/>
-  </w:num>
-  <w:num w:numId="40" w16cid:durableId="319189690">
-    <w:abstractNumId w:val="1"/>
-  </w:num>
-  <w:num w:numId="41" w16cid:durableId="1968314173">
-    <w:abstractNumId w:val="18"/>
   </w:num>
   <w:numIdMacAtCleanup w:val="22"/>
 </w:numbering>
@@ -6775,7 +7369,7 @@
     <w:lsdException w:name="Unresolved Mention" w:semiHidden="1" w:unhideWhenUsed="1"/>
     <w:lsdException w:name="Smart Link" w:semiHidden="1" w:unhideWhenUsed="1"/>
   </w:latentStyles>
-  <w:style w:type="paragraph" w:default="1" w:styleId="af">
+  <w:style w:type="paragraph" w:default="1" w:styleId="af0">
     <w:name w:val="Normal"/>
     <w:qFormat/>
     <w:rsid w:val="00C350EF"/>
@@ -6791,8 +7385,8 @@
   </w:style>
   <w:style w:type="paragraph" w:styleId="13">
     <w:name w:val="heading 1"/>
-    <w:basedOn w:val="af"/>
-    <w:next w:val="af"/>
+    <w:basedOn w:val="af0"/>
+    <w:next w:val="af0"/>
     <w:link w:val="14"/>
     <w:uiPriority w:val="9"/>
     <w:unhideWhenUsed/>
@@ -6815,8 +7409,8 @@
   </w:style>
   <w:style w:type="paragraph" w:styleId="22">
     <w:name w:val="heading 2"/>
-    <w:basedOn w:val="af"/>
-    <w:next w:val="af"/>
+    <w:basedOn w:val="af0"/>
+    <w:next w:val="af0"/>
     <w:link w:val="23"/>
     <w:uiPriority w:val="9"/>
     <w:unhideWhenUsed/>
@@ -6839,8 +7433,8 @@
   </w:style>
   <w:style w:type="paragraph" w:styleId="31">
     <w:name w:val="heading 3"/>
-    <w:basedOn w:val="af"/>
-    <w:next w:val="af"/>
+    <w:basedOn w:val="af0"/>
+    <w:next w:val="af0"/>
     <w:link w:val="32"/>
     <w:uiPriority w:val="9"/>
     <w:unhideWhenUsed/>
@@ -6861,8 +7455,8 @@
   </w:style>
   <w:style w:type="paragraph" w:styleId="41">
     <w:name w:val="heading 4"/>
-    <w:basedOn w:val="af"/>
-    <w:next w:val="af"/>
+    <w:basedOn w:val="af0"/>
+    <w:next w:val="af0"/>
     <w:link w:val="42"/>
     <w:uiPriority w:val="9"/>
     <w:unhideWhenUsed/>
@@ -6885,8 +7479,8 @@
   </w:style>
   <w:style w:type="paragraph" w:styleId="50">
     <w:name w:val="heading 5"/>
-    <w:basedOn w:val="af"/>
-    <w:next w:val="af"/>
+    <w:basedOn w:val="af0"/>
+    <w:next w:val="af0"/>
     <w:link w:val="51"/>
     <w:uiPriority w:val="9"/>
     <w:unhideWhenUsed/>
@@ -6905,8 +7499,8 @@
   </w:style>
   <w:style w:type="paragraph" w:styleId="60">
     <w:name w:val="heading 6"/>
-    <w:basedOn w:val="af"/>
-    <w:next w:val="af"/>
+    <w:basedOn w:val="af0"/>
+    <w:next w:val="af0"/>
     <w:link w:val="61"/>
     <w:uiPriority w:val="9"/>
     <w:unhideWhenUsed/>
@@ -6927,8 +7521,8 @@
   </w:style>
   <w:style w:type="paragraph" w:styleId="7">
     <w:name w:val="heading 7"/>
-    <w:basedOn w:val="af"/>
-    <w:next w:val="af"/>
+    <w:basedOn w:val="af0"/>
+    <w:next w:val="af0"/>
     <w:link w:val="70"/>
     <w:uiPriority w:val="9"/>
     <w:unhideWhenUsed/>
@@ -6949,8 +7543,8 @@
   </w:style>
   <w:style w:type="paragraph" w:styleId="8">
     <w:name w:val="heading 8"/>
-    <w:basedOn w:val="af"/>
-    <w:next w:val="af"/>
+    <w:basedOn w:val="af0"/>
+    <w:next w:val="af0"/>
     <w:link w:val="80"/>
     <w:uiPriority w:val="9"/>
     <w:semiHidden/>
@@ -6971,8 +7565,8 @@
   </w:style>
   <w:style w:type="paragraph" w:styleId="9">
     <w:name w:val="heading 9"/>
-    <w:basedOn w:val="af"/>
-    <w:next w:val="af"/>
+    <w:basedOn w:val="af0"/>
+    <w:next w:val="af0"/>
     <w:link w:val="90"/>
     <w:uiPriority w:val="9"/>
     <w:semiHidden/>
@@ -6990,13 +7584,13 @@
       <w:lang w:val="en-US" w:eastAsia="en-US" w:bidi="en-US"/>
     </w:rPr>
   </w:style>
-  <w:style w:type="character" w:default="1" w:styleId="af0">
+  <w:style w:type="character" w:default="1" w:styleId="af1">
     <w:name w:val="Default Paragraph Font"/>
     <w:uiPriority w:val="1"/>
     <w:semiHidden/>
     <w:unhideWhenUsed/>
   </w:style>
-  <w:style w:type="table" w:default="1" w:styleId="af1">
+  <w:style w:type="table" w:default="1" w:styleId="af2">
     <w:name w:val="Normal Table"/>
     <w:uiPriority w:val="99"/>
     <w:semiHidden/>
@@ -7011,7 +7605,7 @@
       </w:tblCellMar>
     </w:tblPr>
   </w:style>
-  <w:style w:type="numbering" w:default="1" w:styleId="af2">
+  <w:style w:type="numbering" w:default="1" w:styleId="af3">
     <w:name w:val="No List"/>
     <w:uiPriority w:val="99"/>
     <w:semiHidden/>
@@ -7019,7 +7613,7 @@
   </w:style>
   <w:style w:type="character" w:customStyle="1" w:styleId="51">
     <w:name w:val="Заголовок 5 Знак"/>
-    <w:basedOn w:val="af0"/>
+    <w:basedOn w:val="af1"/>
     <w:link w:val="50"/>
     <w:uiPriority w:val="9"/>
     <w:rsid w:val="00295CFA"/>
@@ -7033,7 +7627,7 @@
   </w:style>
   <w:style w:type="character" w:customStyle="1" w:styleId="61">
     <w:name w:val="Заголовок 6 Знак"/>
-    <w:basedOn w:val="af0"/>
+    <w:basedOn w:val="af1"/>
     <w:link w:val="60"/>
     <w:uiPriority w:val="9"/>
     <w:rsid w:val="00295CFA"/>
@@ -7047,10 +7641,10 @@
       <w:lang w:eastAsia="ru-RU"/>
     </w:rPr>
   </w:style>
-  <w:style w:type="paragraph" w:customStyle="1" w:styleId="af3">
+  <w:style w:type="paragraph" w:customStyle="1" w:styleId="af4">
     <w:name w:val="ДОК Заголовок"/>
-    <w:basedOn w:val="af"/>
-    <w:link w:val="af4"/>
+    <w:basedOn w:val="af0"/>
+    <w:link w:val="af5"/>
     <w:qFormat/>
     <w:rsid w:val="00933B7B"/>
     <w:pPr>
@@ -7067,10 +7661,10 @@
       <w:lang w:val="en-US"/>
     </w:rPr>
   </w:style>
-  <w:style w:type="character" w:customStyle="1" w:styleId="af4">
+  <w:style w:type="character" w:customStyle="1" w:styleId="af5">
     <w:name w:val="ДОК Заголовок Знак"/>
-    <w:basedOn w:val="af0"/>
-    <w:link w:val="af3"/>
+    <w:basedOn w:val="af1"/>
+    <w:link w:val="af4"/>
     <w:rsid w:val="00933B7B"/>
     <w:rPr>
       <w:rFonts w:ascii="Times New Roman" w:eastAsia="Times New Roman" w:hAnsi="Times New Roman" w:cs="Times New Roman"/>
@@ -7083,7 +7677,7 @@
   </w:style>
   <w:style w:type="character" w:customStyle="1" w:styleId="70">
     <w:name w:val="Заголовок 7 Знак"/>
-    <w:basedOn w:val="af0"/>
+    <w:basedOn w:val="af1"/>
     <w:link w:val="7"/>
     <w:uiPriority w:val="9"/>
     <w:rsid w:val="00295CFA"/>
@@ -7099,7 +7693,7 @@
   </w:style>
   <w:style w:type="paragraph" w:customStyle="1" w:styleId="11">
     <w:name w:val="ДОК Заголовок 1"/>
-    <w:basedOn w:val="af"/>
+    <w:basedOn w:val="af0"/>
     <w:link w:val="15"/>
     <w:qFormat/>
     <w:rsid w:val="00A92DC4"/>
@@ -7123,7 +7717,7 @@
   </w:style>
   <w:style w:type="character" w:customStyle="1" w:styleId="15">
     <w:name w:val="ДОК Заголовок 1 Знак"/>
-    <w:basedOn w:val="af0"/>
+    <w:basedOn w:val="af1"/>
     <w:link w:val="11"/>
     <w:rsid w:val="00A92DC4"/>
     <w:rPr>
@@ -7138,7 +7732,7 @@
   </w:style>
   <w:style w:type="paragraph" w:customStyle="1" w:styleId="20">
     <w:name w:val="ДОК Заголовок 2"/>
-    <w:basedOn w:val="af"/>
+    <w:basedOn w:val="af0"/>
     <w:link w:val="24"/>
     <w:qFormat/>
     <w:rsid w:val="00A92DC4"/>
@@ -7163,7 +7757,7 @@
   </w:style>
   <w:style w:type="character" w:customStyle="1" w:styleId="24">
     <w:name w:val="ДОК Заголовок 2 Знак"/>
-    <w:basedOn w:val="af0"/>
+    <w:basedOn w:val="af1"/>
     <w:link w:val="20"/>
     <w:rsid w:val="00A92DC4"/>
     <w:rPr>
@@ -7179,7 +7773,7 @@
   </w:style>
   <w:style w:type="paragraph" w:customStyle="1" w:styleId="3old">
     <w:name w:val="ДОК Заголовок 3 (old)"/>
-    <w:basedOn w:val="af"/>
+    <w:basedOn w:val="af0"/>
     <w:link w:val="3old0"/>
     <w:rsid w:val="00B469A5"/>
     <w:pPr>
@@ -7202,7 +7796,7 @@
   </w:style>
   <w:style w:type="character" w:customStyle="1" w:styleId="3old0">
     <w:name w:val="ДОК Заголовок 3 (old) Знак"/>
-    <w:basedOn w:val="af0"/>
+    <w:basedOn w:val="af1"/>
     <w:link w:val="3old"/>
     <w:rsid w:val="00B469A5"/>
     <w:rPr>
@@ -7217,7 +7811,7 @@
   </w:style>
   <w:style w:type="paragraph" w:customStyle="1" w:styleId="4">
     <w:name w:val="ДОК Заголовок 4"/>
-    <w:basedOn w:val="af"/>
+    <w:basedOn w:val="af0"/>
     <w:link w:val="43"/>
     <w:qFormat/>
     <w:rsid w:val="00933B7B"/>
@@ -7241,7 +7835,7 @@
   </w:style>
   <w:style w:type="character" w:customStyle="1" w:styleId="43">
     <w:name w:val="ДОК Заголовок 4 Знак"/>
-    <w:basedOn w:val="af0"/>
+    <w:basedOn w:val="af1"/>
     <w:link w:val="4"/>
     <w:rsid w:val="00933B7B"/>
     <w:rPr>
@@ -7253,10 +7847,10 @@
       <w:lang w:val="en-US" w:eastAsia="ru-RU"/>
     </w:rPr>
   </w:style>
-  <w:style w:type="paragraph" w:customStyle="1" w:styleId="af5">
+  <w:style w:type="paragraph" w:customStyle="1" w:styleId="af6">
     <w:name w:val="ДОК Заголовок Приложение"/>
-    <w:basedOn w:val="af3"/>
-    <w:next w:val="af"/>
+    <w:basedOn w:val="af4"/>
+    <w:next w:val="af0"/>
     <w:rsid w:val="005521B3"/>
     <w:pPr>
       <w:spacing w:before="0" w:after="0"/>
@@ -7267,27 +7861,27 @@
       <w:b w:val="0"/>
     </w:rPr>
   </w:style>
-  <w:style w:type="paragraph" w:customStyle="1" w:styleId="af6">
+  <w:style w:type="paragraph" w:customStyle="1" w:styleId="af7">
     <w:name w:val="ДОК Колонтитулы Базовый"/>
+    <w:basedOn w:val="af8"/>
+    <w:rsid w:val="00F6228C"/>
+  </w:style>
+  <w:style w:type="paragraph" w:customStyle="1" w:styleId="af9">
+    <w:name w:val="ДОК Колонтитулы Влево"/>
     <w:basedOn w:val="af7"/>
-    <w:rsid w:val="00F6228C"/>
-  </w:style>
-  <w:style w:type="paragraph" w:customStyle="1" w:styleId="af8">
-    <w:name w:val="ДОК Колонтитулы Влево"/>
-    <w:basedOn w:val="af6"/>
     <w:rsid w:val="005521B3"/>
   </w:style>
-  <w:style w:type="paragraph" w:customStyle="1" w:styleId="af9">
+  <w:style w:type="paragraph" w:customStyle="1" w:styleId="afa">
     <w:name w:val="ДОК Колонтитулы Текст"/>
-    <w:basedOn w:val="af6"/>
+    <w:basedOn w:val="af7"/>
     <w:rsid w:val="00933B7B"/>
     <w:pPr>
       <w:jc w:val="center"/>
     </w:pPr>
   </w:style>
-  <w:style w:type="paragraph" w:customStyle="1" w:styleId="afa">
+  <w:style w:type="paragraph" w:customStyle="1" w:styleId="afb">
     <w:name w:val="ДОК Колонтитулы Уменьшенный"/>
-    <w:basedOn w:val="af6"/>
+    <w:basedOn w:val="af7"/>
     <w:rsid w:val="00933B7B"/>
     <w:pPr>
       <w:jc w:val="center"/>
@@ -7296,17 +7890,17 @@
       <w:sz w:val="16"/>
     </w:rPr>
   </w:style>
-  <w:style w:type="paragraph" w:customStyle="1" w:styleId="afb">
+  <w:style w:type="paragraph" w:customStyle="1" w:styleId="afc">
     <w:name w:val="ДОК Колонтитулы Центр"/>
-    <w:basedOn w:val="af6"/>
+    <w:basedOn w:val="af7"/>
     <w:rsid w:val="005521B3"/>
     <w:pPr>
       <w:jc w:val="center"/>
     </w:pPr>
   </w:style>
-  <w:style w:type="paragraph" w:customStyle="1" w:styleId="afc">
+  <w:style w:type="paragraph" w:customStyle="1" w:styleId="afd">
     <w:name w:val="ДОК Колонтитулы Шифр"/>
-    <w:basedOn w:val="af6"/>
+    <w:basedOn w:val="af7"/>
     <w:rsid w:val="00933B7B"/>
     <w:pPr>
       <w:jc w:val="center"/>
@@ -7327,7 +7921,7 @@
   </w:style>
   <w:style w:type="numbering" w:customStyle="1" w:styleId="a1">
     <w:name w:val="ДОК Список Нумерованный"/>
-    <w:basedOn w:val="af2"/>
+    <w:basedOn w:val="af3"/>
     <w:uiPriority w:val="99"/>
     <w:rsid w:val="005521B3"/>
     <w:pPr>
@@ -7336,21 +7930,21 @@
       </w:numPr>
     </w:pPr>
   </w:style>
-  <w:style w:type="numbering" w:customStyle="1" w:styleId="afd">
+  <w:style w:type="numbering" w:customStyle="1" w:styleId="afe">
     <w:name w:val="ДОК Список Текст Нумерованный"/>
-    <w:basedOn w:val="af2"/>
+    <w:basedOn w:val="af3"/>
     <w:uiPriority w:val="99"/>
     <w:rsid w:val="005521B3"/>
   </w:style>
-  <w:style w:type="numbering" w:customStyle="1" w:styleId="afe">
+  <w:style w:type="numbering" w:customStyle="1" w:styleId="aff">
     <w:name w:val="ДОК Список Текст Маркированный"/>
-    <w:basedOn w:val="afd"/>
+    <w:basedOn w:val="afe"/>
     <w:uiPriority w:val="99"/>
     <w:rsid w:val="005521B3"/>
   </w:style>
-  <w:style w:type="paragraph" w:customStyle="1" w:styleId="aff">
+  <w:style w:type="paragraph" w:customStyle="1" w:styleId="aff0">
     <w:name w:val="ДОК Титульник Вид Документации"/>
-    <w:basedOn w:val="af"/>
+    <w:basedOn w:val="af0"/>
     <w:qFormat/>
     <w:rsid w:val="00E1162A"/>
     <w:rPr>
@@ -7361,9 +7955,9 @@
       <w:szCs w:val="36"/>
     </w:rPr>
   </w:style>
-  <w:style w:type="paragraph" w:customStyle="1" w:styleId="aff0">
+  <w:style w:type="paragraph" w:customStyle="1" w:styleId="aff1">
     <w:name w:val="ДОК Титульник Год"/>
-    <w:basedOn w:val="af"/>
+    <w:basedOn w:val="af0"/>
     <w:qFormat/>
     <w:rsid w:val="00E12D76"/>
     <w:pPr>
@@ -7377,9 +7971,9 @@
       <w:szCs w:val="22"/>
     </w:rPr>
   </w:style>
-  <w:style w:type="paragraph" w:customStyle="1" w:styleId="aff1">
+  <w:style w:type="paragraph" w:customStyle="1" w:styleId="aff2">
     <w:name w:val="ДОК Титульник Документ"/>
-    <w:basedOn w:val="af"/>
+    <w:basedOn w:val="af0"/>
     <w:qFormat/>
     <w:rsid w:val="00E12D76"/>
     <w:pPr>
@@ -7393,9 +7987,9 @@
       <w:sz w:val="28"/>
     </w:rPr>
   </w:style>
-  <w:style w:type="paragraph" w:customStyle="1" w:styleId="aff2">
+  <w:style w:type="paragraph" w:customStyle="1" w:styleId="aff3">
     <w:name w:val="ДОК Титульник Должности"/>
-    <w:basedOn w:val="af"/>
+    <w:basedOn w:val="af0"/>
     <w:qFormat/>
     <w:rsid w:val="00495A4F"/>
     <w:pPr>
@@ -7408,10 +8002,10 @@
       <w:szCs w:val="22"/>
     </w:rPr>
   </w:style>
-  <w:style w:type="paragraph" w:customStyle="1" w:styleId="aff3">
+  <w:style w:type="paragraph" w:customStyle="1" w:styleId="aff4">
     <w:name w:val="ДОК Титульник Объект"/>
-    <w:basedOn w:val="af"/>
-    <w:link w:val="aff4"/>
+    <w:basedOn w:val="af0"/>
+    <w:link w:val="aff5"/>
     <w:qFormat/>
     <w:rsid w:val="00495A4F"/>
     <w:pPr>
@@ -7424,10 +8018,10 @@
       <w:sz w:val="40"/>
     </w:rPr>
   </w:style>
-  <w:style w:type="paragraph" w:customStyle="1" w:styleId="aff5">
+  <w:style w:type="paragraph" w:customStyle="1" w:styleId="aff6">
     <w:name w:val="ДОК Титульник Организация"/>
-    <w:basedOn w:val="af"/>
-    <w:next w:val="af"/>
+    <w:basedOn w:val="af0"/>
+    <w:next w:val="af0"/>
     <w:qFormat/>
     <w:rsid w:val="005521B3"/>
     <w:pPr>
@@ -7444,9 +8038,9 @@
       <w:lang w:val="en-US"/>
     </w:rPr>
   </w:style>
-  <w:style w:type="paragraph" w:customStyle="1" w:styleId="aff6">
+  <w:style w:type="paragraph" w:customStyle="1" w:styleId="aff7">
     <w:name w:val="ДОК Титульник Шифр"/>
-    <w:basedOn w:val="af"/>
+    <w:basedOn w:val="af0"/>
     <w:qFormat/>
     <w:rsid w:val="00E12D76"/>
     <w:pPr>
@@ -7459,9 +8053,9 @@
       <w:sz w:val="28"/>
     </w:rPr>
   </w:style>
-  <w:style w:type="table" w:styleId="aff7">
+  <w:style w:type="table" w:styleId="aff8">
     <w:name w:val="Table Grid"/>
-    <w:basedOn w:val="af1"/>
+    <w:basedOn w:val="af2"/>
     <w:uiPriority w:val="59"/>
     <w:rsid w:val="00EB480E"/>
     <w:pPr>
@@ -7480,7 +8074,7 @@
   </w:style>
   <w:style w:type="character" w:customStyle="1" w:styleId="14">
     <w:name w:val="Заголовок 1 Знак"/>
-    <w:basedOn w:val="af0"/>
+    <w:basedOn w:val="af1"/>
     <w:link w:val="13"/>
     <w:uiPriority w:val="9"/>
     <w:rsid w:val="00663057"/>
@@ -7494,10 +8088,10 @@
       <w:lang w:eastAsia="ru-RU"/>
     </w:rPr>
   </w:style>
-  <w:style w:type="paragraph" w:styleId="aff8">
+  <w:style w:type="paragraph" w:styleId="aff9">
     <w:name w:val="Balloon Text"/>
-    <w:basedOn w:val="af"/>
-    <w:link w:val="aff9"/>
+    <w:basedOn w:val="af0"/>
+    <w:link w:val="affa"/>
     <w:uiPriority w:val="99"/>
     <w:semiHidden/>
     <w:unhideWhenUsed/>
@@ -7508,10 +8102,10 @@
       <w:szCs w:val="16"/>
     </w:rPr>
   </w:style>
-  <w:style w:type="character" w:customStyle="1" w:styleId="aff9">
+  <w:style w:type="character" w:customStyle="1" w:styleId="affa">
     <w:name w:val="Текст выноски Знак"/>
-    <w:basedOn w:val="af0"/>
-    <w:link w:val="aff8"/>
+    <w:basedOn w:val="af1"/>
+    <w:link w:val="aff9"/>
     <w:uiPriority w:val="99"/>
     <w:semiHidden/>
     <w:rsid w:val="004C1A74"/>
@@ -7524,7 +8118,7 @@
   </w:style>
   <w:style w:type="character" w:customStyle="1" w:styleId="32">
     <w:name w:val="Заголовок 3 Знак"/>
-    <w:basedOn w:val="af0"/>
+    <w:basedOn w:val="af1"/>
     <w:link w:val="31"/>
     <w:uiPriority w:val="9"/>
     <w:rsid w:val="00663057"/>
@@ -7550,7 +8144,7 @@
   </w:style>
   <w:style w:type="character" w:customStyle="1" w:styleId="23">
     <w:name w:val="Заголовок 2 Знак"/>
-    <w:basedOn w:val="af0"/>
+    <w:basedOn w:val="af1"/>
     <w:link w:val="22"/>
     <w:uiPriority w:val="9"/>
     <w:rsid w:val="00663057"/>
@@ -7566,7 +8160,7 @@
   </w:style>
   <w:style w:type="character" w:customStyle="1" w:styleId="42">
     <w:name w:val="Заголовок 4 Знак"/>
-    <w:basedOn w:val="af0"/>
+    <w:basedOn w:val="af1"/>
     <w:link w:val="41"/>
     <w:uiPriority w:val="9"/>
     <w:rsid w:val="00951190"/>
@@ -7582,9 +8176,9 @@
       <w:lang w:eastAsia="ru-RU"/>
     </w:rPr>
   </w:style>
-  <w:style w:type="paragraph" w:customStyle="1" w:styleId="af7">
+  <w:style w:type="paragraph" w:customStyle="1" w:styleId="af8">
     <w:name w:val="ДОК Базовый"/>
-    <w:link w:val="affa"/>
+    <w:link w:val="affb"/>
     <w:qFormat/>
     <w:rsid w:val="00AE3671"/>
     <w:pPr>
@@ -7598,10 +8192,10 @@
       <w:lang w:eastAsia="ru-RU"/>
     </w:rPr>
   </w:style>
-  <w:style w:type="character" w:customStyle="1" w:styleId="affa">
+  <w:style w:type="character" w:customStyle="1" w:styleId="affb">
     <w:name w:val="ДОК Базовый Знак"/>
-    <w:basedOn w:val="af0"/>
-    <w:link w:val="af7"/>
+    <w:basedOn w:val="af1"/>
+    <w:link w:val="af8"/>
     <w:rsid w:val="00AE3671"/>
     <w:rPr>
       <w:rFonts w:ascii="Arial Narrow" w:eastAsia="Times New Roman" w:hAnsi="Arial Narrow" w:cs="Times New Roman"/>
@@ -7612,7 +8206,7 @@
   </w:style>
   <w:style w:type="paragraph" w:customStyle="1" w:styleId="a8">
     <w:name w:val="ДОК Рисунок Название"/>
-    <w:basedOn w:val="af"/>
+    <w:basedOn w:val="af0"/>
     <w:qFormat/>
     <w:rsid w:val="00901804"/>
     <w:pPr>
@@ -7630,10 +8224,10 @@
       <w:lang w:val="en-US"/>
     </w:rPr>
   </w:style>
-  <w:style w:type="paragraph" w:customStyle="1" w:styleId="affb">
+  <w:style w:type="paragraph" w:customStyle="1" w:styleId="affc">
     <w:name w:val="ДОК Таблица Заголовок"/>
-    <w:basedOn w:val="af"/>
-    <w:link w:val="affc"/>
+    <w:basedOn w:val="af0"/>
+    <w:link w:val="affd"/>
     <w:qFormat/>
     <w:rsid w:val="00901804"/>
     <w:pPr>
@@ -7649,7 +8243,7 @@
   </w:style>
   <w:style w:type="paragraph" w:customStyle="1" w:styleId="a7">
     <w:name w:val="ДОК Таблица Название"/>
-    <w:basedOn w:val="af7"/>
+    <w:basedOn w:val="af8"/>
     <w:qFormat/>
     <w:rsid w:val="00406B63"/>
     <w:pPr>
@@ -7661,38 +8255,38 @@
       <w:spacing w:after="120"/>
     </w:pPr>
   </w:style>
-  <w:style w:type="paragraph" w:customStyle="1" w:styleId="affd">
+  <w:style w:type="paragraph" w:customStyle="1" w:styleId="affe">
     <w:name w:val="ДОК Таблица Текст"/>
-    <w:basedOn w:val="af7"/>
-    <w:link w:val="affe"/>
+    <w:basedOn w:val="af8"/>
+    <w:link w:val="afff"/>
     <w:qFormat/>
     <w:rsid w:val="00901804"/>
     <w:rPr>
       <w:rFonts w:eastAsia="Arial Unicode MS"/>
     </w:rPr>
   </w:style>
-  <w:style w:type="paragraph" w:customStyle="1" w:styleId="afff">
+  <w:style w:type="paragraph" w:customStyle="1" w:styleId="afff0">
     <w:name w:val="ДОК Таблица Текст Справа"/>
-    <w:basedOn w:val="affd"/>
+    <w:basedOn w:val="affe"/>
     <w:qFormat/>
     <w:rsid w:val="00901804"/>
     <w:pPr>
       <w:jc w:val="right"/>
     </w:pPr>
   </w:style>
-  <w:style w:type="paragraph" w:customStyle="1" w:styleId="afff0">
+  <w:style w:type="paragraph" w:customStyle="1" w:styleId="afff1">
     <w:name w:val="ДОК Таблица Текст Центр"/>
-    <w:basedOn w:val="affd"/>
+    <w:basedOn w:val="affe"/>
     <w:qFormat/>
     <w:rsid w:val="00901804"/>
     <w:pPr>
       <w:jc w:val="center"/>
     </w:pPr>
   </w:style>
-  <w:style w:type="paragraph" w:customStyle="1" w:styleId="afff1">
+  <w:style w:type="paragraph" w:customStyle="1" w:styleId="afff2">
     <w:name w:val="ДОК Текст"/>
-    <w:basedOn w:val="af7"/>
-    <w:link w:val="afff2"/>
+    <w:basedOn w:val="af8"/>
+    <w:link w:val="afff3"/>
     <w:qFormat/>
     <w:rsid w:val="00901804"/>
     <w:pPr>
@@ -7703,7 +8297,7 @@
   <w:style w:type="paragraph" w:styleId="16">
     <w:name w:val="toc 1"/>
     <w:basedOn w:val="11"/>
-    <w:next w:val="af"/>
+    <w:next w:val="af0"/>
     <w:autoRedefine/>
     <w:uiPriority w:val="39"/>
     <w:qFormat/>
@@ -7760,7 +8354,7 @@
   <w:style w:type="paragraph" w:styleId="33">
     <w:name w:val="toc 3"/>
     <w:basedOn w:val="3old"/>
-    <w:next w:val="af"/>
+    <w:next w:val="af0"/>
     <w:autoRedefine/>
     <w:uiPriority w:val="39"/>
     <w:qFormat/>
@@ -7782,9 +8376,9 @@
       <w:iCs/>
     </w:rPr>
   </w:style>
-  <w:style w:type="character" w:styleId="afff3">
+  <w:style w:type="character" w:styleId="afff4">
     <w:name w:val="Hyperlink"/>
-    <w:basedOn w:val="af0"/>
+    <w:basedOn w:val="af1"/>
     <w:uiPriority w:val="99"/>
     <w:rsid w:val="00901804"/>
     <w:rPr>
@@ -7794,8 +8388,8 @@
   </w:style>
   <w:style w:type="paragraph" w:styleId="44">
     <w:name w:val="toc 4"/>
-    <w:basedOn w:val="af"/>
-    <w:next w:val="af"/>
+    <w:basedOn w:val="af0"/>
+    <w:next w:val="af0"/>
     <w:autoRedefine/>
     <w:uiPriority w:val="39"/>
     <w:unhideWhenUsed/>
@@ -7805,10 +8399,10 @@
       <w:ind w:left="600"/>
     </w:pPr>
   </w:style>
-  <w:style w:type="paragraph" w:styleId="afff4">
+  <w:style w:type="paragraph" w:styleId="afff5">
     <w:name w:val="header"/>
-    <w:basedOn w:val="af"/>
-    <w:link w:val="afff5"/>
+    <w:basedOn w:val="af0"/>
+    <w:link w:val="afff6"/>
     <w:uiPriority w:val="99"/>
     <w:unhideWhenUsed/>
     <w:rsid w:val="00495A4F"/>
@@ -7819,10 +8413,10 @@
       </w:tabs>
     </w:pPr>
   </w:style>
-  <w:style w:type="character" w:customStyle="1" w:styleId="afff5">
+  <w:style w:type="character" w:customStyle="1" w:styleId="afff6">
     <w:name w:val="Верхний колонтитул Знак"/>
-    <w:basedOn w:val="af0"/>
-    <w:link w:val="afff4"/>
+    <w:basedOn w:val="af1"/>
+    <w:link w:val="afff5"/>
     <w:uiPriority w:val="99"/>
     <w:rsid w:val="00495A4F"/>
     <w:rPr>
@@ -7832,10 +8426,10 @@
       <w:lang w:eastAsia="ru-RU"/>
     </w:rPr>
   </w:style>
-  <w:style w:type="paragraph" w:styleId="afff6">
+  <w:style w:type="paragraph" w:styleId="afff7">
     <w:name w:val="footer"/>
-    <w:basedOn w:val="af"/>
-    <w:link w:val="afff7"/>
+    <w:basedOn w:val="af0"/>
+    <w:link w:val="afff8"/>
     <w:uiPriority w:val="99"/>
     <w:unhideWhenUsed/>
     <w:rsid w:val="00495A4F"/>
@@ -7846,10 +8440,10 @@
       </w:tabs>
     </w:pPr>
   </w:style>
-  <w:style w:type="character" w:customStyle="1" w:styleId="afff7">
+  <w:style w:type="character" w:customStyle="1" w:styleId="afff8">
     <w:name w:val="Нижний колонтитул Знак"/>
-    <w:basedOn w:val="af0"/>
-    <w:link w:val="afff6"/>
+    <w:basedOn w:val="af1"/>
+    <w:link w:val="afff7"/>
     <w:uiPriority w:val="99"/>
     <w:rsid w:val="00495A4F"/>
     <w:rPr>
@@ -7859,10 +8453,10 @@
       <w:lang w:eastAsia="ru-RU"/>
     </w:rPr>
   </w:style>
-  <w:style w:type="character" w:customStyle="1" w:styleId="affe">
+  <w:style w:type="character" w:customStyle="1" w:styleId="afff">
     <w:name w:val="ДОК Таблица Текст Знак"/>
-    <w:basedOn w:val="affa"/>
-    <w:link w:val="affd"/>
+    <w:basedOn w:val="affb"/>
+    <w:link w:val="affe"/>
     <w:rsid w:val="00697B2E"/>
     <w:rPr>
       <w:rFonts w:ascii="Arial Narrow" w:eastAsia="Arial Unicode MS" w:hAnsi="Arial Narrow" w:cs="Times New Roman"/>
@@ -7871,10 +8465,10 @@
       <w:lang w:eastAsia="ru-RU"/>
     </w:rPr>
   </w:style>
-  <w:style w:type="character" w:customStyle="1" w:styleId="afff2">
+  <w:style w:type="character" w:customStyle="1" w:styleId="afff3">
     <w:name w:val="ДОК Текст Знак"/>
-    <w:basedOn w:val="affa"/>
-    <w:link w:val="afff1"/>
+    <w:basedOn w:val="affb"/>
+    <w:link w:val="afff2"/>
     <w:rsid w:val="00697B2E"/>
     <w:rPr>
       <w:rFonts w:ascii="Arial Narrow" w:eastAsia="Times New Roman" w:hAnsi="Arial Narrow" w:cs="Times New Roman"/>
@@ -7883,9 +8477,9 @@
       <w:lang w:eastAsia="ru-RU"/>
     </w:rPr>
   </w:style>
-  <w:style w:type="character" w:styleId="afff8">
+  <w:style w:type="character" w:styleId="afff9">
     <w:name w:val="Placeholder Text"/>
-    <w:basedOn w:val="af0"/>
+    <w:basedOn w:val="af1"/>
     <w:uiPriority w:val="99"/>
     <w:unhideWhenUsed/>
     <w:rsid w:val="00E748CA"/>
@@ -7893,10 +8487,10 @@
       <w:color w:val="808080"/>
     </w:rPr>
   </w:style>
-  <w:style w:type="paragraph" w:styleId="afff9">
+  <w:style w:type="paragraph" w:styleId="afffa">
     <w:name w:val="caption"/>
-    <w:basedOn w:val="af"/>
-    <w:next w:val="af"/>
+    <w:basedOn w:val="af0"/>
+    <w:next w:val="af0"/>
     <w:uiPriority w:val="99"/>
     <w:unhideWhenUsed/>
     <w:qFormat/>
@@ -7912,9 +8506,9 @@
       <w:szCs w:val="18"/>
     </w:rPr>
   </w:style>
-  <w:style w:type="paragraph" w:styleId="afffa">
+  <w:style w:type="paragraph" w:styleId="afffb">
     <w:name w:val="List Paragraph"/>
-    <w:basedOn w:val="af"/>
+    <w:basedOn w:val="af0"/>
     <w:uiPriority w:val="34"/>
     <w:qFormat/>
     <w:rsid w:val="0076772E"/>
@@ -7925,8 +8519,8 @@
   </w:style>
   <w:style w:type="paragraph" w:styleId="52">
     <w:name w:val="toc 5"/>
-    <w:basedOn w:val="af"/>
-    <w:next w:val="af"/>
+    <w:basedOn w:val="af0"/>
+    <w:next w:val="af0"/>
     <w:autoRedefine/>
     <w:uiPriority w:val="39"/>
     <w:unhideWhenUsed/>
@@ -7943,8 +8537,8 @@
   </w:style>
   <w:style w:type="paragraph" w:styleId="62">
     <w:name w:val="toc 6"/>
-    <w:basedOn w:val="af"/>
-    <w:next w:val="af"/>
+    <w:basedOn w:val="af0"/>
+    <w:next w:val="af0"/>
     <w:autoRedefine/>
     <w:uiPriority w:val="39"/>
     <w:unhideWhenUsed/>
@@ -7961,8 +8555,8 @@
   </w:style>
   <w:style w:type="paragraph" w:styleId="71">
     <w:name w:val="toc 7"/>
-    <w:basedOn w:val="af"/>
-    <w:next w:val="af"/>
+    <w:basedOn w:val="af0"/>
+    <w:next w:val="af0"/>
     <w:autoRedefine/>
     <w:uiPriority w:val="39"/>
     <w:unhideWhenUsed/>
@@ -7979,8 +8573,8 @@
   </w:style>
   <w:style w:type="paragraph" w:styleId="81">
     <w:name w:val="toc 8"/>
-    <w:basedOn w:val="af"/>
-    <w:next w:val="af"/>
+    <w:basedOn w:val="af0"/>
+    <w:next w:val="af0"/>
     <w:autoRedefine/>
     <w:uiPriority w:val="39"/>
     <w:unhideWhenUsed/>
@@ -7997,8 +8591,8 @@
   </w:style>
   <w:style w:type="paragraph" w:styleId="91">
     <w:name w:val="toc 9"/>
-    <w:basedOn w:val="af"/>
-    <w:next w:val="af"/>
+    <w:basedOn w:val="af0"/>
+    <w:next w:val="af0"/>
     <w:autoRedefine/>
     <w:uiPriority w:val="39"/>
     <w:unhideWhenUsed/>
@@ -8013,10 +8607,10 @@
       <w:szCs w:val="22"/>
     </w:rPr>
   </w:style>
-  <w:style w:type="paragraph" w:styleId="afffb">
+  <w:style w:type="paragraph" w:styleId="afffc">
     <w:name w:val="Body Text Indent"/>
-    <w:basedOn w:val="af"/>
-    <w:link w:val="afffc"/>
+    <w:basedOn w:val="af0"/>
+    <w:link w:val="afffd"/>
     <w:rsid w:val="00CA60A9"/>
     <w:pPr>
       <w:spacing w:line="360" w:lineRule="auto"/>
@@ -8030,10 +8624,10 @@
       <w:szCs w:val="24"/>
     </w:rPr>
   </w:style>
-  <w:style w:type="character" w:customStyle="1" w:styleId="afffc">
+  <w:style w:type="character" w:customStyle="1" w:styleId="afffd">
     <w:name w:val="Основной текст с отступом Знак"/>
-    <w:basedOn w:val="af0"/>
-    <w:link w:val="afffb"/>
+    <w:basedOn w:val="af1"/>
+    <w:link w:val="afffc"/>
     <w:rsid w:val="00CA60A9"/>
     <w:rPr>
       <w:rFonts w:ascii="Arial" w:eastAsia="Times New Roman" w:hAnsi="Arial" w:cs="Arial"/>
@@ -8044,10 +8638,10 @@
       <w:lang w:eastAsia="ru-RU"/>
     </w:rPr>
   </w:style>
-  <w:style w:type="paragraph" w:styleId="afffd">
+  <w:style w:type="paragraph" w:styleId="afffe">
     <w:name w:val="Title"/>
-    <w:basedOn w:val="af"/>
-    <w:link w:val="afffe"/>
+    <w:basedOn w:val="af0"/>
+    <w:link w:val="affff"/>
     <w:uiPriority w:val="10"/>
     <w:qFormat/>
     <w:rsid w:val="00776707"/>
@@ -8067,10 +8661,10 @@
       <w:sz w:val="36"/>
     </w:rPr>
   </w:style>
-  <w:style w:type="character" w:customStyle="1" w:styleId="afffe">
+  <w:style w:type="character" w:customStyle="1" w:styleId="affff">
     <w:name w:val="Заголовок Знак"/>
-    <w:basedOn w:val="af0"/>
-    <w:link w:val="afffd"/>
+    <w:basedOn w:val="af1"/>
+    <w:link w:val="afffe"/>
     <w:uiPriority w:val="10"/>
     <w:rsid w:val="00776707"/>
     <w:rPr>
@@ -8082,15 +8676,15 @@
       <w:lang w:eastAsia="ru-RU"/>
     </w:rPr>
   </w:style>
-  <w:style w:type="character" w:styleId="affff">
+  <w:style w:type="character" w:styleId="affff0">
     <w:name w:val="page number"/>
-    <w:basedOn w:val="af0"/>
+    <w:basedOn w:val="af1"/>
     <w:semiHidden/>
     <w:rsid w:val="002E399C"/>
   </w:style>
   <w:style w:type="character" w:customStyle="1" w:styleId="18">
     <w:name w:val="Неразрешенное упоминание1"/>
-    <w:basedOn w:val="af0"/>
+    <w:basedOn w:val="af1"/>
     <w:uiPriority w:val="99"/>
     <w:semiHidden/>
     <w:unhideWhenUsed/>
@@ -8102,7 +8696,7 @@
   </w:style>
   <w:style w:type="character" w:customStyle="1" w:styleId="80">
     <w:name w:val="Заголовок 8 Знак"/>
-    <w:basedOn w:val="af0"/>
+    <w:basedOn w:val="af1"/>
     <w:link w:val="8"/>
     <w:uiPriority w:val="9"/>
     <w:semiHidden/>
@@ -8118,7 +8712,7 @@
   </w:style>
   <w:style w:type="character" w:customStyle="1" w:styleId="90">
     <w:name w:val="Заголовок 9 Знак"/>
-    <w:basedOn w:val="af0"/>
+    <w:basedOn w:val="af1"/>
     <w:link w:val="9"/>
     <w:uiPriority w:val="9"/>
     <w:semiHidden/>
@@ -8130,12 +8724,12 @@
   </w:style>
   <w:style w:type="character" w:customStyle="1" w:styleId="apple-converted-space">
     <w:name w:val="apple-converted-space"/>
-    <w:basedOn w:val="af0"/>
+    <w:basedOn w:val="af1"/>
     <w:rsid w:val="00667F78"/>
   </w:style>
   <w:style w:type="paragraph" w:customStyle="1" w:styleId="sTIRppt">
     <w:name w:val="sTIR.ppt"/>
-    <w:basedOn w:val="af"/>
+    <w:basedOn w:val="af0"/>
     <w:uiPriority w:val="99"/>
     <w:rsid w:val="00667F78"/>
     <w:pPr>
@@ -8165,7 +8759,7 @@
   </w:style>
   <w:style w:type="paragraph" w:customStyle="1" w:styleId="expose">
     <w:name w:val="expose"/>
-    <w:basedOn w:val="af"/>
+    <w:basedOn w:val="af0"/>
     <w:rsid w:val="00667F78"/>
     <w:pPr>
       <w:autoSpaceDE w:val="0"/>
@@ -8178,10 +8772,10 @@
       <w:lang w:val="en-GB" w:eastAsia="en-US"/>
     </w:rPr>
   </w:style>
-  <w:style w:type="paragraph" w:styleId="affff0">
+  <w:style w:type="paragraph" w:styleId="affff1">
     <w:name w:val="Document Map"/>
-    <w:basedOn w:val="af"/>
-    <w:link w:val="affff1"/>
+    <w:basedOn w:val="af0"/>
+    <w:link w:val="affff2"/>
     <w:uiPriority w:val="99"/>
     <w:semiHidden/>
     <w:unhideWhenUsed/>
@@ -8195,10 +8789,10 @@
       <w:szCs w:val="16"/>
     </w:rPr>
   </w:style>
-  <w:style w:type="character" w:customStyle="1" w:styleId="affff1">
+  <w:style w:type="character" w:customStyle="1" w:styleId="affff2">
     <w:name w:val="Схема документа Знак"/>
-    <w:basedOn w:val="af0"/>
-    <w:link w:val="affff0"/>
+    <w:basedOn w:val="af1"/>
+    <w:link w:val="affff1"/>
     <w:uiPriority w:val="99"/>
     <w:semiHidden/>
     <w:rsid w:val="00667F78"/>
@@ -8209,19 +8803,19 @@
       <w:lang w:eastAsia="ru-RU"/>
     </w:rPr>
   </w:style>
-  <w:style w:type="paragraph" w:styleId="affff2">
+  <w:style w:type="paragraph" w:styleId="affff3">
     <w:name w:val="Body Text"/>
-    <w:basedOn w:val="af"/>
-    <w:link w:val="affff3"/>
+    <w:basedOn w:val="af0"/>
+    <w:link w:val="affff4"/>
     <w:uiPriority w:val="99"/>
     <w:semiHidden/>
     <w:unhideWhenUsed/>
     <w:rsid w:val="00667F78"/>
   </w:style>
-  <w:style w:type="character" w:customStyle="1" w:styleId="affff3">
+  <w:style w:type="character" w:customStyle="1" w:styleId="affff4">
     <w:name w:val="Основной текст Знак"/>
-    <w:basedOn w:val="af0"/>
-    <w:link w:val="affff2"/>
+    <w:basedOn w:val="af1"/>
+    <w:link w:val="affff3"/>
     <w:uiPriority w:val="99"/>
     <w:semiHidden/>
     <w:rsid w:val="00667F78"/>
@@ -8232,11 +8826,11 @@
       <w:lang w:eastAsia="ru-RU"/>
     </w:rPr>
   </w:style>
-  <w:style w:type="paragraph" w:styleId="affff4">
+  <w:style w:type="paragraph" w:styleId="affff5">
     <w:name w:val="Subtitle"/>
-    <w:basedOn w:val="af"/>
-    <w:next w:val="af"/>
-    <w:link w:val="affff5"/>
+    <w:basedOn w:val="af0"/>
+    <w:next w:val="af0"/>
+    <w:link w:val="affff6"/>
     <w:uiPriority w:val="11"/>
     <w:qFormat/>
     <w:rsid w:val="00E721C5"/>
@@ -8251,10 +8845,10 @@
       <w:lang w:val="en-US" w:eastAsia="en-US" w:bidi="en-US"/>
     </w:rPr>
   </w:style>
-  <w:style w:type="character" w:customStyle="1" w:styleId="affff5">
+  <w:style w:type="character" w:customStyle="1" w:styleId="affff6">
     <w:name w:val="Подзаголовок Знак"/>
-    <w:basedOn w:val="af0"/>
-    <w:link w:val="affff4"/>
+    <w:basedOn w:val="af1"/>
+    <w:link w:val="affff5"/>
     <w:uiPriority w:val="11"/>
     <w:rsid w:val="00E721C5"/>
     <w:rPr>
@@ -8264,9 +8858,9 @@
       <w:lang w:val="en-US" w:bidi="en-US"/>
     </w:rPr>
   </w:style>
-  <w:style w:type="character" w:styleId="affff6">
+  <w:style w:type="character" w:styleId="affff7">
     <w:name w:val="Strong"/>
-    <w:basedOn w:val="af0"/>
+    <w:basedOn w:val="af1"/>
     <w:uiPriority w:val="22"/>
     <w:qFormat/>
     <w:rsid w:val="00667F78"/>
@@ -8275,9 +8869,9 @@
       <w:bCs/>
     </w:rPr>
   </w:style>
-  <w:style w:type="character" w:styleId="affff7">
+  <w:style w:type="character" w:styleId="affff8">
     <w:name w:val="Emphasis"/>
-    <w:basedOn w:val="af0"/>
+    <w:basedOn w:val="af1"/>
     <w:uiPriority w:val="20"/>
     <w:qFormat/>
     <w:rsid w:val="00667F78"/>
@@ -8288,9 +8882,9 @@
       <w:iCs/>
     </w:rPr>
   </w:style>
-  <w:style w:type="paragraph" w:styleId="affff8">
+  <w:style w:type="paragraph" w:styleId="affff9">
     <w:name w:val="No Spacing"/>
-    <w:basedOn w:val="af"/>
+    <w:basedOn w:val="af0"/>
     <w:uiPriority w:val="1"/>
     <w:qFormat/>
     <w:rsid w:val="00667F78"/>
@@ -8305,8 +8899,8 @@
   </w:style>
   <w:style w:type="paragraph" w:styleId="26">
     <w:name w:val="Quote"/>
-    <w:basedOn w:val="af"/>
-    <w:next w:val="af"/>
+    <w:basedOn w:val="af0"/>
+    <w:next w:val="af0"/>
     <w:link w:val="27"/>
     <w:uiPriority w:val="29"/>
     <w:qFormat/>
@@ -8323,7 +8917,7 @@
   </w:style>
   <w:style w:type="character" w:customStyle="1" w:styleId="27">
     <w:name w:val="Цитата 2 Знак"/>
-    <w:basedOn w:val="af0"/>
+    <w:basedOn w:val="af1"/>
     <w:link w:val="26"/>
     <w:uiPriority w:val="29"/>
     <w:rsid w:val="00667F78"/>
@@ -8335,11 +8929,11 @@
       <w:lang w:val="en-US" w:bidi="en-US"/>
     </w:rPr>
   </w:style>
-  <w:style w:type="paragraph" w:styleId="affff9">
+  <w:style w:type="paragraph" w:styleId="affffa">
     <w:name w:val="Intense Quote"/>
-    <w:basedOn w:val="af"/>
-    <w:next w:val="af"/>
-    <w:link w:val="affffa"/>
+    <w:basedOn w:val="af0"/>
+    <w:next w:val="af0"/>
+    <w:link w:val="affffb"/>
     <w:uiPriority w:val="30"/>
     <w:qFormat/>
     <w:rsid w:val="00667F78"/>
@@ -8355,10 +8949,10 @@
       <w:lang w:val="en-US" w:eastAsia="en-US" w:bidi="en-US"/>
     </w:rPr>
   </w:style>
-  <w:style w:type="character" w:customStyle="1" w:styleId="affffa">
+  <w:style w:type="character" w:customStyle="1" w:styleId="affffb">
     <w:name w:val="Выделенная цитата Знак"/>
-    <w:basedOn w:val="af0"/>
-    <w:link w:val="affff9"/>
+    <w:basedOn w:val="af1"/>
+    <w:link w:val="affffa"/>
     <w:uiPriority w:val="30"/>
     <w:rsid w:val="00667F78"/>
     <w:rPr>
@@ -8369,7 +8963,7 @@
       <w:lang w:val="en-US" w:bidi="en-US"/>
     </w:rPr>
   </w:style>
-  <w:style w:type="character" w:styleId="affffb">
+  <w:style w:type="character" w:styleId="affffc">
     <w:name w:val="Subtle Emphasis"/>
     <w:uiPriority w:val="19"/>
     <w:qFormat/>
@@ -8379,9 +8973,9 @@
       <w:color w:val="5A5A5A" w:themeColor="text1" w:themeTint="A5"/>
     </w:rPr>
   </w:style>
-  <w:style w:type="character" w:styleId="affffc">
+  <w:style w:type="character" w:styleId="affffd">
     <w:name w:val="Intense Emphasis"/>
-    <w:basedOn w:val="af0"/>
+    <w:basedOn w:val="af1"/>
     <w:uiPriority w:val="21"/>
     <w:qFormat/>
     <w:rsid w:val="00667F78"/>
@@ -8393,9 +8987,9 @@
       <w:u w:val="single"/>
     </w:rPr>
   </w:style>
-  <w:style w:type="character" w:styleId="affffd">
+  <w:style w:type="character" w:styleId="affffe">
     <w:name w:val="Subtle Reference"/>
-    <w:basedOn w:val="af0"/>
+    <w:basedOn w:val="af1"/>
     <w:uiPriority w:val="31"/>
     <w:qFormat/>
     <w:rsid w:val="00667F78"/>
@@ -8405,9 +8999,9 @@
       <w:u w:val="single"/>
     </w:rPr>
   </w:style>
-  <w:style w:type="character" w:styleId="affffe">
+  <w:style w:type="character" w:styleId="afffff">
     <w:name w:val="Intense Reference"/>
-    <w:basedOn w:val="af0"/>
+    <w:basedOn w:val="af1"/>
     <w:uiPriority w:val="32"/>
     <w:qFormat/>
     <w:rsid w:val="00667F78"/>
@@ -8417,9 +9011,9 @@
       <w:u w:val="single"/>
     </w:rPr>
   </w:style>
-  <w:style w:type="character" w:styleId="afffff">
+  <w:style w:type="character" w:styleId="afffff0">
     <w:name w:val="Book Title"/>
-    <w:basedOn w:val="af0"/>
+    <w:basedOn w:val="af1"/>
     <w:uiPriority w:val="33"/>
     <w:qFormat/>
     <w:rsid w:val="00667F78"/>
@@ -8431,10 +9025,10 @@
       <w:szCs w:val="24"/>
     </w:rPr>
   </w:style>
-  <w:style w:type="paragraph" w:styleId="afffff0">
+  <w:style w:type="paragraph" w:styleId="afffff1">
     <w:name w:val="TOC Heading"/>
     <w:basedOn w:val="13"/>
-    <w:next w:val="af"/>
+    <w:next w:val="af0"/>
     <w:uiPriority w:val="39"/>
     <w:unhideWhenUsed/>
     <w:qFormat/>
@@ -8455,7 +9049,7 @@
       <w:lang w:val="en-US" w:eastAsia="en-US" w:bidi="en-US"/>
     </w:rPr>
   </w:style>
-  <w:style w:type="paragraph" w:customStyle="1" w:styleId="afffff1">
+  <w:style w:type="paragraph" w:customStyle="1" w:styleId="afffff2">
     <w:name w:val="ÒåêñòÎáû÷íûé"/>
     <w:rsid w:val="00667F78"/>
     <w:pPr>
@@ -8475,9 +9069,9 @@
       <w:lang w:eastAsia="ru-RU"/>
     </w:rPr>
   </w:style>
-  <w:style w:type="character" w:styleId="afffff2">
+  <w:style w:type="character" w:styleId="afffff3">
     <w:name w:val="FollowedHyperlink"/>
-    <w:basedOn w:val="af0"/>
+    <w:basedOn w:val="af1"/>
     <w:uiPriority w:val="99"/>
     <w:semiHidden/>
     <w:unhideWhenUsed/>
@@ -8487,9 +9081,9 @@
       <w:u w:val="single"/>
     </w:rPr>
   </w:style>
-  <w:style w:type="character" w:styleId="afffff3">
+  <w:style w:type="character" w:styleId="afffff4">
     <w:name w:val="annotation reference"/>
-    <w:basedOn w:val="af0"/>
+    <w:basedOn w:val="af1"/>
     <w:uiPriority w:val="99"/>
     <w:semiHidden/>
     <w:unhideWhenUsed/>
@@ -8499,10 +9093,10 @@
       <w:szCs w:val="16"/>
     </w:rPr>
   </w:style>
-  <w:style w:type="paragraph" w:styleId="afffff4">
+  <w:style w:type="paragraph" w:styleId="afffff5">
     <w:name w:val="annotation text"/>
-    <w:basedOn w:val="af"/>
-    <w:link w:val="afffff5"/>
+    <w:basedOn w:val="af0"/>
+    <w:link w:val="afffff6"/>
     <w:uiPriority w:val="99"/>
     <w:semiHidden/>
     <w:unhideWhenUsed/>
@@ -8511,10 +9105,10 @@
       <w:spacing w:line="240" w:lineRule="auto"/>
     </w:pPr>
   </w:style>
-  <w:style w:type="character" w:customStyle="1" w:styleId="afffff5">
+  <w:style w:type="character" w:customStyle="1" w:styleId="afffff6">
     <w:name w:val="Текст примечания Знак"/>
-    <w:basedOn w:val="af0"/>
-    <w:link w:val="afffff4"/>
+    <w:basedOn w:val="af1"/>
+    <w:link w:val="afffff5"/>
     <w:uiPriority w:val="99"/>
     <w:semiHidden/>
     <w:rsid w:val="00A328C2"/>
@@ -8525,11 +9119,11 @@
       <w:lang w:eastAsia="ru-RU"/>
     </w:rPr>
   </w:style>
-  <w:style w:type="paragraph" w:styleId="afffff6">
+  <w:style w:type="paragraph" w:styleId="afffff7">
     <w:name w:val="annotation subject"/>
-    <w:basedOn w:val="afffff4"/>
-    <w:next w:val="afffff4"/>
-    <w:link w:val="afffff7"/>
+    <w:basedOn w:val="afffff5"/>
+    <w:next w:val="afffff5"/>
+    <w:link w:val="afffff8"/>
     <w:uiPriority w:val="99"/>
     <w:semiHidden/>
     <w:unhideWhenUsed/>
@@ -8539,10 +9133,10 @@
       <w:bCs/>
     </w:rPr>
   </w:style>
-  <w:style w:type="character" w:customStyle="1" w:styleId="afffff7">
+  <w:style w:type="character" w:customStyle="1" w:styleId="afffff8">
     <w:name w:val="Тема примечания Знак"/>
-    <w:basedOn w:val="afffff5"/>
-    <w:link w:val="afffff6"/>
+    <w:basedOn w:val="afffff6"/>
+    <w:link w:val="afffff7"/>
     <w:uiPriority w:val="99"/>
     <w:semiHidden/>
     <w:rsid w:val="00A328C2"/>
@@ -8557,7 +9151,7 @@
   </w:style>
   <w:style w:type="table" w:customStyle="1" w:styleId="28">
     <w:name w:val="Стиль2"/>
-    <w:basedOn w:val="af1"/>
+    <w:basedOn w:val="af2"/>
     <w:uiPriority w:val="99"/>
     <w:rsid w:val="0044525E"/>
     <w:pPr>
@@ -8594,7 +9188,7 @@
   </w:style>
   <w:style w:type="paragraph" w:customStyle="1" w:styleId="TAGS">
     <w:name w:val="TAGS"/>
-    <w:basedOn w:val="af7"/>
+    <w:basedOn w:val="af8"/>
     <w:link w:val="TAGS0"/>
     <w:qFormat/>
     <w:rsid w:val="00FE3468"/>
@@ -8610,7 +9204,7 @@
   </w:style>
   <w:style w:type="character" w:customStyle="1" w:styleId="TAGS0">
     <w:name w:val="TAGS Знак"/>
-    <w:basedOn w:val="af0"/>
+    <w:basedOn w:val="af1"/>
     <w:link w:val="TAGS"/>
     <w:rsid w:val="00FE3468"/>
     <w:rPr>
@@ -8622,7 +9216,7 @@
   </w:style>
   <w:style w:type="paragraph" w:customStyle="1" w:styleId="34">
     <w:name w:val="Стиль3"/>
-    <w:basedOn w:val="affb"/>
+    <w:basedOn w:val="affc"/>
     <w:link w:val="35"/>
     <w:qFormat/>
     <w:rsid w:val="00B25A59"/>
@@ -8630,10 +9224,10 @@
       <w:lang w:val="ru-RU"/>
     </w:rPr>
   </w:style>
-  <w:style w:type="character" w:customStyle="1" w:styleId="affc">
+  <w:style w:type="character" w:customStyle="1" w:styleId="affd">
     <w:name w:val="ДОК Таблица Заголовок Знак"/>
-    <w:basedOn w:val="af0"/>
-    <w:link w:val="affb"/>
+    <w:basedOn w:val="af1"/>
+    <w:link w:val="affc"/>
     <w:rsid w:val="00B25A59"/>
     <w:rPr>
       <w:rFonts w:ascii="Arial Narrow" w:eastAsia="Arial Unicode MS" w:hAnsi="Arial Narrow" w:cs="Times New Roman"/>
@@ -8645,7 +9239,7 @@
   </w:style>
   <w:style w:type="character" w:customStyle="1" w:styleId="35">
     <w:name w:val="Стиль3 Знак"/>
-    <w:basedOn w:val="affc"/>
+    <w:basedOn w:val="affd"/>
     <w:link w:val="34"/>
     <w:rsid w:val="00B25A59"/>
     <w:rPr>
@@ -8658,7 +9252,7 @@
   </w:style>
   <w:style w:type="table" w:customStyle="1" w:styleId="45">
     <w:name w:val="Стиль4"/>
-    <w:basedOn w:val="af1"/>
+    <w:basedOn w:val="af2"/>
     <w:uiPriority w:val="99"/>
     <w:rsid w:val="00EF1A24"/>
     <w:pPr>
@@ -8666,9 +9260,9 @@
     </w:pPr>
     <w:tblPr/>
   </w:style>
-  <w:style w:type="character" w:styleId="afffff8">
+  <w:style w:type="character" w:styleId="afffff9">
     <w:name w:val="line number"/>
-    <w:basedOn w:val="af0"/>
+    <w:basedOn w:val="af1"/>
     <w:uiPriority w:val="99"/>
     <w:semiHidden/>
     <w:unhideWhenUsed/>
@@ -8676,7 +9270,7 @@
   </w:style>
   <w:style w:type="table" w:customStyle="1" w:styleId="19">
     <w:name w:val="Сетка таблицы1"/>
-    <w:basedOn w:val="af1"/>
+    <w:basedOn w:val="af2"/>
     <w:uiPriority w:val="59"/>
     <w:rsid w:val="00D76C1B"/>
     <w:pPr>
@@ -8701,8 +9295,8 @@
   </w:style>
   <w:style w:type="table" w:customStyle="1" w:styleId="29">
     <w:name w:val="Сетка таблицы2"/>
-    <w:basedOn w:val="af1"/>
-    <w:next w:val="aff7"/>
+    <w:basedOn w:val="af2"/>
+    <w:next w:val="aff8"/>
     <w:uiPriority w:val="59"/>
     <w:rsid w:val="00D76C1B"/>
     <w:pPr>
@@ -8725,9 +9319,9 @@
       </w:tblBorders>
     </w:tblPr>
   </w:style>
-  <w:style w:type="paragraph" w:customStyle="1" w:styleId="afffff9">
+  <w:style w:type="paragraph" w:customStyle="1" w:styleId="afffffa">
     <w:name w:val="ДОК Заголовок вкл в содержание"/>
-    <w:basedOn w:val="af"/>
+    <w:basedOn w:val="af0"/>
     <w:uiPriority w:val="9"/>
     <w:qFormat/>
     <w:rsid w:val="00D76C1B"/>
@@ -8748,10 +9342,10 @@
       <w:szCs w:val="22"/>
     </w:rPr>
   </w:style>
-  <w:style w:type="paragraph" w:customStyle="1" w:styleId="afffffa">
+  <w:style w:type="paragraph" w:customStyle="1" w:styleId="afffffb">
     <w:name w:val="ДОК Заголовок не вкл в содержание"/>
-    <w:basedOn w:val="af"/>
-    <w:link w:val="afffffb"/>
+    <w:basedOn w:val="af0"/>
+    <w:link w:val="afffffc"/>
     <w:qFormat/>
     <w:rsid w:val="00D76C1B"/>
     <w:pPr>
@@ -8770,9 +9364,9 @@
       <w:szCs w:val="22"/>
     </w:rPr>
   </w:style>
-  <w:style w:type="paragraph" w:customStyle="1" w:styleId="afffffc">
+  <w:style w:type="paragraph" w:customStyle="1" w:styleId="afffffd">
     <w:name w:val="ПРИЛ Текст"/>
-    <w:basedOn w:val="af7"/>
+    <w:basedOn w:val="af8"/>
     <w:qFormat/>
     <w:rsid w:val="00D76C1B"/>
     <w:pPr>
@@ -8788,7 +9382,7 @@
   </w:style>
   <w:style w:type="paragraph" w:customStyle="1" w:styleId="ab">
     <w:name w:val="ПРИЛ Заголовок"/>
-    <w:basedOn w:val="afffffc"/>
+    <w:basedOn w:val="afffffd"/>
     <w:next w:val="31-"/>
     <w:qFormat/>
     <w:rsid w:val="00D76C1B"/>
@@ -8807,8 +9401,8 @@
   </w:style>
   <w:style w:type="paragraph" w:customStyle="1" w:styleId="31-">
     <w:name w:val="ПРИЛ 3уров 1-раздел"/>
-    <w:basedOn w:val="afffffc"/>
-    <w:next w:val="af"/>
+    <w:basedOn w:val="afffffd"/>
+    <w:next w:val="af0"/>
     <w:qFormat/>
     <w:rsid w:val="00D76C1B"/>
     <w:pPr>
@@ -8825,7 +9419,7 @@
   </w:style>
   <w:style w:type="paragraph" w:customStyle="1" w:styleId="22-">
     <w:name w:val="ПРИЛ 2уров 2-подпункт"/>
-    <w:basedOn w:val="afffffc"/>
+    <w:basedOn w:val="afffffd"/>
     <w:qFormat/>
     <w:rsid w:val="00D76C1B"/>
     <w:pPr>
@@ -8837,7 +9431,7 @@
   </w:style>
   <w:style w:type="paragraph" w:customStyle="1" w:styleId="21-">
     <w:name w:val="ПРИЛ 2уров 1-пункт"/>
-    <w:basedOn w:val="afffffc"/>
+    <w:basedOn w:val="afffffd"/>
     <w:qFormat/>
     <w:rsid w:val="00D76C1B"/>
     <w:pPr>
@@ -8852,7 +9446,7 @@
   </w:style>
   <w:style w:type="paragraph" w:customStyle="1" w:styleId="32-">
     <w:name w:val="ПРИЛ 3уров 2-пункт"/>
-    <w:basedOn w:val="afffffc"/>
+    <w:basedOn w:val="afffffd"/>
     <w:qFormat/>
     <w:rsid w:val="00D76C1B"/>
     <w:pPr>
@@ -8867,7 +9461,7 @@
   </w:style>
   <w:style w:type="paragraph" w:customStyle="1" w:styleId="33-">
     <w:name w:val="ПРИЛ 3уров 3-подпункт"/>
-    <w:basedOn w:val="afffffc"/>
+    <w:basedOn w:val="afffffd"/>
     <w:qFormat/>
     <w:rsid w:val="00D76C1B"/>
     <w:pPr>
@@ -8882,8 +9476,8 @@
   </w:style>
   <w:style w:type="paragraph" w:customStyle="1" w:styleId="ac">
     <w:name w:val="ПРИЛ Таблица Название"/>
-    <w:basedOn w:val="af7"/>
-    <w:next w:val="afffffc"/>
+    <w:basedOn w:val="af8"/>
+    <w:next w:val="afffffd"/>
     <w:qFormat/>
     <w:rsid w:val="00D76C1B"/>
     <w:pPr>
@@ -8901,8 +9495,8 @@
   </w:style>
   <w:style w:type="paragraph" w:customStyle="1" w:styleId="ad">
     <w:name w:val="ПРИЛ Рисунок Название"/>
-    <w:basedOn w:val="afffffc"/>
-    <w:next w:val="afffffc"/>
+    <w:basedOn w:val="afffffd"/>
+    <w:next w:val="afffffd"/>
     <w:qFormat/>
     <w:rsid w:val="00D76C1B"/>
     <w:pPr>
@@ -8917,9 +9511,9 @@
       <w:lang w:val="ru-RU"/>
     </w:rPr>
   </w:style>
-  <w:style w:type="paragraph" w:customStyle="1" w:styleId="afffffd">
+  <w:style w:type="paragraph" w:customStyle="1" w:styleId="afffffe">
     <w:name w:val="ДОК Рисунок Поле"/>
-    <w:basedOn w:val="af7"/>
+    <w:basedOn w:val="af8"/>
     <w:uiPriority w:val="99"/>
     <w:rsid w:val="00D76C1B"/>
     <w:pPr>
@@ -8934,9 +9528,9 @@
       <w:szCs w:val="28"/>
     </w:rPr>
   </w:style>
-  <w:style w:type="paragraph" w:customStyle="1" w:styleId="afffffe">
+  <w:style w:type="paragraph" w:customStyle="1" w:styleId="affffff">
     <w:name w:val="ДОК Таблица Текст Нумерованный"/>
-    <w:basedOn w:val="affd"/>
+    <w:basedOn w:val="affe"/>
     <w:qFormat/>
     <w:rsid w:val="00D76C1B"/>
     <w:pPr>
@@ -8952,7 +9546,7 @@
   </w:style>
   <w:style w:type="paragraph" w:customStyle="1" w:styleId="-0">
     <w:name w:val="ДОК Таблица Текст список -"/>
-    <w:basedOn w:val="affd"/>
+    <w:basedOn w:val="affe"/>
     <w:uiPriority w:val="99"/>
     <w:rsid w:val="00D76C1B"/>
     <w:pPr>
@@ -8971,7 +9565,7 @@
   </w:style>
   <w:style w:type="paragraph" w:customStyle="1" w:styleId="120">
     <w:name w:val="ДОК Текст 12"/>
-    <w:basedOn w:val="afff1"/>
+    <w:basedOn w:val="afff2"/>
     <w:uiPriority w:val="99"/>
     <w:rsid w:val="00D76C1B"/>
     <w:pPr>
@@ -8996,9 +9590,9 @@
       <w:szCs w:val="20"/>
     </w:rPr>
   </w:style>
-  <w:style w:type="paragraph" w:customStyle="1" w:styleId="affffff">
+  <w:style w:type="paragraph" w:customStyle="1" w:styleId="affffff0">
     <w:name w:val="ДОК Базовый с маленьким интервалом"/>
-    <w:basedOn w:val="af7"/>
+    <w:basedOn w:val="af8"/>
     <w:uiPriority w:val="99"/>
     <w:rsid w:val="00D76C1B"/>
     <w:pPr>
@@ -9011,9 +9605,9 @@
       <w:szCs w:val="28"/>
     </w:rPr>
   </w:style>
-  <w:style w:type="paragraph" w:customStyle="1" w:styleId="affffff0">
+  <w:style w:type="paragraph" w:customStyle="1" w:styleId="affffff1">
     <w:name w:val="ДОК Базовый с большим интервалом"/>
-    <w:basedOn w:val="af7"/>
+    <w:basedOn w:val="af8"/>
     <w:uiPriority w:val="99"/>
     <w:rsid w:val="00D76C1B"/>
     <w:pPr>
@@ -9027,7 +9621,7 @@
   </w:style>
   <w:style w:type="paragraph" w:customStyle="1" w:styleId="-">
     <w:name w:val="ДОК Текст список -"/>
-    <w:basedOn w:val="afff1"/>
+    <w:basedOn w:val="afff2"/>
     <w:link w:val="-1"/>
     <w:qFormat/>
     <w:rsid w:val="00D76C1B"/>
@@ -9044,9 +9638,9 @@
       <w:szCs w:val="28"/>
     </w:rPr>
   </w:style>
-  <w:style w:type="paragraph" w:customStyle="1" w:styleId="ae">
+  <w:style w:type="paragraph" w:customStyle="1" w:styleId="af">
     <w:name w:val="ДОК Текст список абв"/>
-    <w:basedOn w:val="afff1"/>
+    <w:basedOn w:val="afff2"/>
     <w:uiPriority w:val="99"/>
     <w:rsid w:val="00D76C1B"/>
     <w:pPr>
@@ -9064,7 +9658,7 @@
   </w:style>
   <w:style w:type="paragraph" w:customStyle="1" w:styleId="341-">
     <w:name w:val="ДОК Текст 3/4уров 1-раздел"/>
-    <w:basedOn w:val="afff1"/>
+    <w:basedOn w:val="afff2"/>
     <w:next w:val="42-"/>
     <w:qFormat/>
     <w:rsid w:val="00D76C1B"/>
@@ -9083,7 +9677,7 @@
   </w:style>
   <w:style w:type="paragraph" w:customStyle="1" w:styleId="32-0">
     <w:name w:val="ДОК Текст 3уров 2-пункт"/>
-    <w:basedOn w:val="afff1"/>
+    <w:basedOn w:val="afff2"/>
     <w:uiPriority w:val="99"/>
     <w:rsid w:val="00D76C1B"/>
     <w:pPr>
@@ -9100,7 +9694,7 @@
   </w:style>
   <w:style w:type="paragraph" w:customStyle="1" w:styleId="42-">
     <w:name w:val="ДОК Текст 4уров 2-подраздел"/>
-    <w:basedOn w:val="afff1"/>
+    <w:basedOn w:val="afff2"/>
     <w:next w:val="43-"/>
     <w:qFormat/>
     <w:rsid w:val="00D76C1B"/>
@@ -9121,7 +9715,7 @@
   </w:style>
   <w:style w:type="paragraph" w:customStyle="1" w:styleId="33-0">
     <w:name w:val="ДОК Текст 3уров 3-подпункт"/>
-    <w:basedOn w:val="afff1"/>
+    <w:basedOn w:val="afff2"/>
     <w:uiPriority w:val="99"/>
     <w:rsid w:val="00D76C1B"/>
     <w:pPr>
@@ -9136,7 +9730,7 @@
   </w:style>
   <w:style w:type="paragraph" w:customStyle="1" w:styleId="43-">
     <w:name w:val="ДОК Текст 4уров 3-пункт"/>
-    <w:basedOn w:val="afff1"/>
+    <w:basedOn w:val="afff2"/>
     <w:uiPriority w:val="99"/>
     <w:rsid w:val="00D76C1B"/>
     <w:pPr>
@@ -9152,7 +9746,7 @@
   </w:style>
   <w:style w:type="paragraph" w:customStyle="1" w:styleId="44-">
     <w:name w:val="ДОК Текст 4уров 4-подпункт"/>
-    <w:basedOn w:val="afff1"/>
+    <w:basedOn w:val="afff2"/>
     <w:qFormat/>
     <w:rsid w:val="00D76C1B"/>
     <w:pPr>
@@ -9165,10 +9759,10 @@
       <w:szCs w:val="28"/>
     </w:rPr>
   </w:style>
-  <w:style w:type="paragraph" w:customStyle="1" w:styleId="affffff1">
+  <w:style w:type="paragraph" w:customStyle="1" w:styleId="affffff2">
     <w:name w:val="ДОК титул"/>
-    <w:basedOn w:val="af7"/>
-    <w:link w:val="affffff2"/>
+    <w:basedOn w:val="af8"/>
+    <w:link w:val="affffff3"/>
     <w:qFormat/>
     <w:rsid w:val="00D76C1B"/>
     <w:pPr>
@@ -9183,8 +9777,8 @@
   </w:style>
   <w:style w:type="table" w:customStyle="1" w:styleId="36">
     <w:name w:val="Сетка таблицы3"/>
-    <w:basedOn w:val="af1"/>
-    <w:next w:val="aff7"/>
+    <w:basedOn w:val="af2"/>
+    <w:next w:val="aff8"/>
     <w:uiPriority w:val="59"/>
     <w:rsid w:val="00D76C1B"/>
     <w:pPr>
@@ -9208,8 +9802,8 @@
   </w:style>
   <w:style w:type="table" w:customStyle="1" w:styleId="46">
     <w:name w:val="Сетка таблицы4"/>
-    <w:basedOn w:val="af1"/>
-    <w:next w:val="aff7"/>
+    <w:basedOn w:val="af2"/>
+    <w:next w:val="aff8"/>
     <w:uiPriority w:val="59"/>
     <w:rsid w:val="00D76C1B"/>
     <w:pPr>
@@ -9246,8 +9840,8 @@
   </w:style>
   <w:style w:type="table" w:customStyle="1" w:styleId="53">
     <w:name w:val="Сетка таблицы5"/>
-    <w:basedOn w:val="af1"/>
-    <w:next w:val="aff7"/>
+    <w:basedOn w:val="af2"/>
+    <w:next w:val="aff8"/>
     <w:uiPriority w:val="59"/>
     <w:rsid w:val="00D76C1B"/>
     <w:pPr>
@@ -9289,15 +9883,15 @@
       </w:numPr>
     </w:pPr>
   </w:style>
-  <w:style w:type="numbering" w:customStyle="1" w:styleId="affffff3">
+  <w:style w:type="numbering" w:customStyle="1" w:styleId="affffff4">
     <w:name w:val="Текст документа"/>
     <w:uiPriority w:val="99"/>
     <w:rsid w:val="00D76C1B"/>
   </w:style>
   <w:style w:type="table" w:customStyle="1" w:styleId="63">
     <w:name w:val="Сетка таблицы6"/>
-    <w:basedOn w:val="af1"/>
-    <w:next w:val="aff7"/>
+    <w:basedOn w:val="af2"/>
+    <w:next w:val="aff8"/>
     <w:uiPriority w:val="59"/>
     <w:rsid w:val="00D76C1B"/>
     <w:pPr>
@@ -9319,9 +9913,9 @@
       </w:tblBorders>
     </w:tblPr>
   </w:style>
-  <w:style w:type="paragraph" w:customStyle="1" w:styleId="affffff4">
+  <w:style w:type="paragraph" w:customStyle="1" w:styleId="affffff5">
     <w:name w:val="ДОК Текст Центр"/>
-    <w:basedOn w:val="afff1"/>
+    <w:basedOn w:val="afff2"/>
     <w:qFormat/>
     <w:rsid w:val="00D76C1B"/>
     <w:pPr>
@@ -9337,7 +9931,7 @@
   </w:style>
   <w:style w:type="table" w:customStyle="1" w:styleId="310">
     <w:name w:val="Сетка таблицы31"/>
-    <w:basedOn w:val="af1"/>
+    <w:basedOn w:val="af2"/>
     <w:uiPriority w:val="59"/>
     <w:rsid w:val="00D76C1B"/>
     <w:pPr>
@@ -9361,7 +9955,7 @@
   </w:style>
   <w:style w:type="paragraph" w:customStyle="1" w:styleId="a4">
     <w:name w:val="Таблица Текст с нумерацией"/>
-    <w:basedOn w:val="af"/>
+    <w:basedOn w:val="af0"/>
     <w:uiPriority w:val="99"/>
     <w:rsid w:val="00D76C1B"/>
     <w:pPr>
@@ -9380,7 +9974,7 @@
   </w:style>
   <w:style w:type="table" w:customStyle="1" w:styleId="320">
     <w:name w:val="Сетка таблицы32"/>
-    <w:basedOn w:val="af1"/>
+    <w:basedOn w:val="af2"/>
     <w:uiPriority w:val="59"/>
     <w:rsid w:val="00D76C1B"/>
     <w:pPr>
@@ -9404,7 +9998,7 @@
   </w:style>
   <w:style w:type="table" w:customStyle="1" w:styleId="122">
     <w:name w:val="Сетка таблицы12"/>
-    <w:basedOn w:val="af1"/>
+    <w:basedOn w:val="af2"/>
     <w:uiPriority w:val="59"/>
     <w:rsid w:val="00D76C1B"/>
     <w:pPr>
@@ -9437,7 +10031,7 @@
   </w:style>
   <w:style w:type="table" w:customStyle="1" w:styleId="140">
     <w:name w:val="Сетка таблицы14"/>
-    <w:basedOn w:val="af1"/>
+    <w:basedOn w:val="af2"/>
     <w:uiPriority w:val="59"/>
     <w:rsid w:val="00D76C1B"/>
     <w:pPr>
@@ -9466,7 +10060,7 @@
   </w:style>
   <w:style w:type="table" w:customStyle="1" w:styleId="510">
     <w:name w:val="Сетка таблицы51"/>
-    <w:basedOn w:val="af1"/>
+    <w:basedOn w:val="af2"/>
     <w:uiPriority w:val="59"/>
     <w:rsid w:val="00BD4939"/>
     <w:pPr>
@@ -9510,8 +10104,8 @@
   </w:style>
   <w:style w:type="table" w:customStyle="1" w:styleId="72">
     <w:name w:val="Сетка таблицы7"/>
-    <w:basedOn w:val="af1"/>
-    <w:next w:val="aff7"/>
+    <w:basedOn w:val="af2"/>
+    <w:next w:val="aff8"/>
     <w:uiPriority w:val="59"/>
     <w:rsid w:val="00D76C1B"/>
     <w:pPr>
@@ -9544,8 +10138,8 @@
   </w:style>
   <w:style w:type="table" w:customStyle="1" w:styleId="92">
     <w:name w:val="Сетка таблицы9"/>
-    <w:basedOn w:val="af1"/>
-    <w:next w:val="aff7"/>
+    <w:basedOn w:val="af2"/>
+    <w:next w:val="aff8"/>
     <w:uiPriority w:val="59"/>
     <w:rsid w:val="00D76C1B"/>
     <w:pPr>
@@ -9569,8 +10163,8 @@
   </w:style>
   <w:style w:type="table" w:customStyle="1" w:styleId="103">
     <w:name w:val="Сетка таблицы10"/>
-    <w:basedOn w:val="af1"/>
-    <w:next w:val="aff7"/>
+    <w:basedOn w:val="af2"/>
+    <w:next w:val="aff8"/>
     <w:uiPriority w:val="59"/>
     <w:rsid w:val="00D76C1B"/>
     <w:pPr>
@@ -9603,7 +10197,7 @@
   </w:style>
   <w:style w:type="table" w:customStyle="1" w:styleId="520">
     <w:name w:val="Сетка таблицы52"/>
-    <w:basedOn w:val="af1"/>
+    <w:basedOn w:val="af2"/>
     <w:uiPriority w:val="59"/>
     <w:rsid w:val="00D76C1B"/>
     <w:pPr>
@@ -9636,7 +10230,7 @@
   </w:style>
   <w:style w:type="table" w:customStyle="1" w:styleId="530">
     <w:name w:val="Сетка таблицы53"/>
-    <w:basedOn w:val="af1"/>
+    <w:basedOn w:val="af2"/>
     <w:uiPriority w:val="59"/>
     <w:rsid w:val="00D76C1B"/>
     <w:pPr>
@@ -9673,7 +10267,7 @@
   </w:style>
   <w:style w:type="table" w:customStyle="1" w:styleId="54">
     <w:name w:val="Сетка таблицы54"/>
-    <w:basedOn w:val="af1"/>
+    <w:basedOn w:val="af2"/>
     <w:uiPriority w:val="59"/>
     <w:rsid w:val="00D76C1B"/>
     <w:pPr>
@@ -9706,7 +10300,7 @@
   </w:style>
   <w:style w:type="table" w:customStyle="1" w:styleId="55">
     <w:name w:val="Сетка таблицы55"/>
-    <w:basedOn w:val="af1"/>
+    <w:basedOn w:val="af2"/>
     <w:uiPriority w:val="59"/>
     <w:rsid w:val="00D76C1B"/>
     <w:pPr>
@@ -9730,8 +10324,8 @@
   </w:style>
   <w:style w:type="table" w:customStyle="1" w:styleId="110">
     <w:name w:val="Сетка таблицы11"/>
-    <w:basedOn w:val="af1"/>
-    <w:next w:val="aff7"/>
+    <w:basedOn w:val="af2"/>
+    <w:next w:val="aff8"/>
     <w:uiPriority w:val="59"/>
     <w:rsid w:val="00D76C1B"/>
     <w:pPr>
@@ -9764,7 +10358,7 @@
   </w:style>
   <w:style w:type="table" w:customStyle="1" w:styleId="56">
     <w:name w:val="Сетка таблицы56"/>
-    <w:basedOn w:val="af1"/>
+    <w:basedOn w:val="af2"/>
     <w:uiPriority w:val="59"/>
     <w:rsid w:val="00D76C1B"/>
     <w:pPr>
@@ -9788,8 +10382,8 @@
   </w:style>
   <w:style w:type="table" w:customStyle="1" w:styleId="130">
     <w:name w:val="Сетка таблицы13"/>
-    <w:basedOn w:val="af1"/>
-    <w:next w:val="aff7"/>
+    <w:basedOn w:val="af2"/>
+    <w:next w:val="aff8"/>
     <w:uiPriority w:val="59"/>
     <w:rsid w:val="00D76C1B"/>
     <w:pPr>
@@ -9813,7 +10407,7 @@
   </w:style>
   <w:style w:type="table" w:customStyle="1" w:styleId="57">
     <w:name w:val="Сетка таблицы57"/>
-    <w:basedOn w:val="af1"/>
+    <w:basedOn w:val="af2"/>
     <w:uiPriority w:val="59"/>
     <w:rsid w:val="00D76C1B"/>
     <w:pPr>
@@ -9837,7 +10431,7 @@
   </w:style>
   <w:style w:type="paragraph" w:customStyle="1" w:styleId="2a">
     <w:name w:val="ДОК Текст ур2 подраздел"/>
-    <w:basedOn w:val="af"/>
+    <w:basedOn w:val="af0"/>
     <w:link w:val="2b"/>
     <w:qFormat/>
     <w:rsid w:val="00D76C1B"/>
@@ -9858,7 +10452,7 @@
   </w:style>
   <w:style w:type="paragraph" w:customStyle="1" w:styleId="1a">
     <w:name w:val="ДОК Текст ур1 раздел"/>
-    <w:basedOn w:val="af"/>
+    <w:basedOn w:val="af0"/>
     <w:next w:val="2a"/>
     <w:link w:val="1b"/>
     <w:qFormat/>
@@ -9883,7 +10477,7 @@
   </w:style>
   <w:style w:type="paragraph" w:customStyle="1" w:styleId="37">
     <w:name w:val="ДОК Текст ур3 пункт"/>
-    <w:basedOn w:val="af"/>
+    <w:basedOn w:val="af0"/>
     <w:qFormat/>
     <w:rsid w:val="00D76C1B"/>
     <w:pPr>
@@ -9902,7 +10496,7 @@
   </w:style>
   <w:style w:type="paragraph" w:customStyle="1" w:styleId="47">
     <w:name w:val="ДОК Текст ур4 подпункт"/>
-    <w:basedOn w:val="af"/>
+    <w:basedOn w:val="af0"/>
     <w:qFormat/>
     <w:rsid w:val="00D76C1B"/>
     <w:pPr>
@@ -9921,7 +10515,7 @@
   </w:style>
   <w:style w:type="character" w:customStyle="1" w:styleId="2b">
     <w:name w:val="ДОК Текст ур2 подраздел Знак"/>
-    <w:basedOn w:val="af0"/>
+    <w:basedOn w:val="af1"/>
     <w:link w:val="2a"/>
     <w:locked/>
     <w:rsid w:val="00D76C1B"/>
@@ -9932,9 +10526,9 @@
       <w:lang w:eastAsia="ru-RU"/>
     </w:rPr>
   </w:style>
-  <w:style w:type="character" w:customStyle="1" w:styleId="affffff5">
+  <w:style w:type="character" w:customStyle="1" w:styleId="affffff6">
     <w:name w:val="ДОК Таблица Нумерация Знак"/>
-    <w:basedOn w:val="affe"/>
+    <w:basedOn w:val="afff"/>
     <w:link w:val="a0"/>
     <w:uiPriority w:val="24"/>
     <w:locked/>
@@ -9949,8 +10543,8 @@
   </w:style>
   <w:style w:type="paragraph" w:customStyle="1" w:styleId="a0">
     <w:name w:val="ДОК Таблица Нумерация"/>
-    <w:basedOn w:val="affd"/>
-    <w:link w:val="affffff5"/>
+    <w:basedOn w:val="affe"/>
+    <w:link w:val="affffff6"/>
     <w:uiPriority w:val="24"/>
     <w:qFormat/>
     <w:rsid w:val="00D76C1B"/>
@@ -9971,7 +10565,7 @@
   </w:style>
   <w:style w:type="paragraph" w:customStyle="1" w:styleId="msonormal0">
     <w:name w:val="msonormal"/>
-    <w:basedOn w:val="af"/>
+    <w:basedOn w:val="af0"/>
     <w:rsid w:val="00D76C1B"/>
     <w:pPr>
       <w:spacing w:before="100" w:beforeAutospacing="1" w:after="100" w:afterAutospacing="1" w:line="240" w:lineRule="auto"/>
@@ -9981,10 +10575,10 @@
       <w:szCs w:val="24"/>
     </w:rPr>
   </w:style>
-  <w:style w:type="paragraph" w:styleId="affffff6">
+  <w:style w:type="paragraph" w:styleId="affffff7">
     <w:name w:val="footnote text"/>
-    <w:basedOn w:val="af"/>
-    <w:link w:val="affffff7"/>
+    <w:basedOn w:val="af0"/>
+    <w:link w:val="affffff8"/>
     <w:uiPriority w:val="99"/>
     <w:semiHidden/>
     <w:unhideWhenUsed/>
@@ -9993,10 +10587,10 @@
       <w:rFonts w:ascii="Times New Roman" w:hAnsi="Times New Roman"/>
     </w:rPr>
   </w:style>
-  <w:style w:type="character" w:customStyle="1" w:styleId="affffff7">
+  <w:style w:type="character" w:customStyle="1" w:styleId="affffff8">
     <w:name w:val="Текст сноски Знак"/>
-    <w:basedOn w:val="af0"/>
-    <w:link w:val="affffff6"/>
+    <w:basedOn w:val="af1"/>
+    <w:link w:val="affffff7"/>
     <w:uiPriority w:val="99"/>
     <w:semiHidden/>
     <w:rsid w:val="00D76C1B"/>
@@ -10007,10 +10601,10 @@
       <w:lang w:eastAsia="ru-RU"/>
     </w:rPr>
   </w:style>
-  <w:style w:type="paragraph" w:styleId="affffff8">
+  <w:style w:type="paragraph" w:styleId="affffff9">
     <w:name w:val="toa heading"/>
-    <w:basedOn w:val="af"/>
-    <w:next w:val="af"/>
+    <w:basedOn w:val="af0"/>
+    <w:next w:val="af0"/>
     <w:uiPriority w:val="99"/>
     <w:semiHidden/>
     <w:unhideWhenUsed/>
@@ -10030,7 +10624,7 @@
   </w:style>
   <w:style w:type="paragraph" w:styleId="38">
     <w:name w:val="Body Text 3"/>
-    <w:basedOn w:val="af"/>
+    <w:basedOn w:val="af0"/>
     <w:link w:val="39"/>
     <w:uiPriority w:val="99"/>
     <w:semiHidden/>
@@ -10048,7 +10642,7 @@
   </w:style>
   <w:style w:type="character" w:customStyle="1" w:styleId="39">
     <w:name w:val="Основной текст 3 Знак"/>
-    <w:basedOn w:val="af0"/>
+    <w:basedOn w:val="af1"/>
     <w:link w:val="38"/>
     <w:uiPriority w:val="99"/>
     <w:semiHidden/>
@@ -10062,7 +10656,7 @@
   </w:style>
   <w:style w:type="paragraph" w:styleId="3a">
     <w:name w:val="Body Text Indent 3"/>
-    <w:basedOn w:val="af"/>
+    <w:basedOn w:val="af0"/>
     <w:link w:val="3b"/>
     <w:uiPriority w:val="99"/>
     <w:semiHidden/>
@@ -10081,7 +10675,7 @@
   </w:style>
   <w:style w:type="character" w:customStyle="1" w:styleId="3b">
     <w:name w:val="Основной текст с отступом 3 Знак"/>
-    <w:basedOn w:val="af0"/>
+    <w:basedOn w:val="af1"/>
     <w:link w:val="3a"/>
     <w:uiPriority w:val="99"/>
     <w:semiHidden/>
@@ -10093,7 +10687,7 @@
       <w:lang w:eastAsia="ru-RU"/>
     </w:rPr>
   </w:style>
-  <w:style w:type="paragraph" w:styleId="affffff9">
+  <w:style w:type="paragraph" w:styleId="affffffa">
     <w:name w:val="Revision"/>
     <w:uiPriority w:val="99"/>
     <w:semiHidden/>
@@ -10108,10 +10702,10 @@
       <w:lang w:eastAsia="ru-RU"/>
     </w:rPr>
   </w:style>
-  <w:style w:type="character" w:customStyle="1" w:styleId="afffffb">
+  <w:style w:type="character" w:customStyle="1" w:styleId="afffffc">
     <w:name w:val="ДОК Заголовок не вкл в содержание Знак"/>
-    <w:basedOn w:val="af0"/>
-    <w:link w:val="afffffa"/>
+    <w:basedOn w:val="af1"/>
+    <w:link w:val="afffffb"/>
     <w:locked/>
     <w:rsid w:val="00D76C1B"/>
     <w:rPr>
@@ -10124,7 +10718,7 @@
   </w:style>
   <w:style w:type="character" w:customStyle="1" w:styleId="1b">
     <w:name w:val="ДОК Текст ур1 раздел Знак"/>
-    <w:basedOn w:val="af0"/>
+    <w:basedOn w:val="af1"/>
     <w:link w:val="1a"/>
     <w:locked/>
     <w:rsid w:val="00D76C1B"/>
@@ -10139,8 +10733,8 @@
   </w:style>
   <w:style w:type="paragraph" w:customStyle="1" w:styleId="10">
     <w:name w:val="ДОК ПРИЛ ур1 Заголовок"/>
-    <w:basedOn w:val="afff1"/>
-    <w:next w:val="af"/>
+    <w:basedOn w:val="afff2"/>
+    <w:next w:val="af0"/>
     <w:qFormat/>
     <w:rsid w:val="00D76C1B"/>
     <w:pPr>
@@ -10164,7 +10758,7 @@
   </w:style>
   <w:style w:type="paragraph" w:customStyle="1" w:styleId="210">
     <w:name w:val="Основной текст 21"/>
-    <w:basedOn w:val="af"/>
+    <w:basedOn w:val="af0"/>
     <w:uiPriority w:val="99"/>
     <w:semiHidden/>
     <w:rsid w:val="00D76C1B"/>
@@ -10178,7 +10772,7 @@
   </w:style>
   <w:style w:type="character" w:customStyle="1" w:styleId="3c">
     <w:name w:val="ДОК ПРИЛ ур3 подраздел Знак"/>
-    <w:basedOn w:val="afff2"/>
+    <w:basedOn w:val="afff3"/>
     <w:link w:val="3"/>
     <w:locked/>
     <w:rsid w:val="00D76C1B"/>
@@ -10192,7 +10786,7 @@
   </w:style>
   <w:style w:type="paragraph" w:customStyle="1" w:styleId="3">
     <w:name w:val="ДОК ПРИЛ ур3 подраздел"/>
-    <w:basedOn w:val="afff1"/>
+    <w:basedOn w:val="afff2"/>
     <w:link w:val="3c"/>
     <w:qFormat/>
     <w:rsid w:val="00D76C1B"/>
@@ -10213,7 +10807,7 @@
   <w:style w:type="paragraph" w:customStyle="1" w:styleId="a5">
     <w:name w:val="ДОК ПРИЛ Таблица Название"/>
     <w:basedOn w:val="a7"/>
-    <w:next w:val="afff1"/>
+    <w:next w:val="afff2"/>
     <w:qFormat/>
     <w:rsid w:val="00D76C1B"/>
     <w:pPr>
@@ -10235,7 +10829,7 @@
   <w:style w:type="paragraph" w:customStyle="1" w:styleId="a6">
     <w:name w:val="ДОК ПРИЛ Рисунок Название"/>
     <w:basedOn w:val="a8"/>
-    <w:next w:val="afff1"/>
+    <w:next w:val="afff2"/>
     <w:qFormat/>
     <w:rsid w:val="00D76C1B"/>
     <w:pPr>
@@ -10256,7 +10850,7 @@
   </w:style>
   <w:style w:type="paragraph" w:customStyle="1" w:styleId="311">
     <w:name w:val="Основной текст с отступом 31"/>
-    <w:basedOn w:val="af"/>
+    <w:basedOn w:val="af0"/>
     <w:uiPriority w:val="99"/>
     <w:semiHidden/>
     <w:rsid w:val="00D76C1B"/>
@@ -10271,7 +10865,7 @@
   </w:style>
   <w:style w:type="paragraph" w:customStyle="1" w:styleId="312">
     <w:name w:val="Основной текст 31"/>
-    <w:basedOn w:val="af"/>
+    <w:basedOn w:val="af0"/>
     <w:uiPriority w:val="99"/>
     <w:semiHidden/>
     <w:rsid w:val="00D76C1B"/>
@@ -10289,7 +10883,7 @@
   </w:style>
   <w:style w:type="paragraph" w:customStyle="1" w:styleId="a">
     <w:name w:val="Заг_Предлож"/>
-    <w:basedOn w:val="af"/>
+    <w:basedOn w:val="af0"/>
     <w:semiHidden/>
     <w:rsid w:val="00D76C1B"/>
     <w:pPr>
@@ -10313,9 +10907,9 @@
       <w:lang w:eastAsia="en-US"/>
     </w:rPr>
   </w:style>
-  <w:style w:type="paragraph" w:customStyle="1" w:styleId="affffffa">
+  <w:style w:type="paragraph" w:customStyle="1" w:styleId="affffffb">
     <w:name w:val="СО"/>
-    <w:basedOn w:val="af"/>
+    <w:basedOn w:val="af0"/>
     <w:semiHidden/>
     <w:rsid w:val="00D76C1B"/>
     <w:pPr>
@@ -10331,9 +10925,9 @@
       <w:szCs w:val="24"/>
     </w:rPr>
   </w:style>
-  <w:style w:type="paragraph" w:customStyle="1" w:styleId="affffffb">
+  <w:style w:type="paragraph" w:customStyle="1" w:styleId="affffffc">
     <w:name w:val="ВИД ДОКУМЕНТА"/>
-    <w:basedOn w:val="af"/>
+    <w:basedOn w:val="af0"/>
     <w:semiHidden/>
     <w:rsid w:val="00D76C1B"/>
     <w:pPr>
@@ -10348,10 +10942,10 @@
       <w:sz w:val="36"/>
     </w:rPr>
   </w:style>
-  <w:style w:type="character" w:customStyle="1" w:styleId="affffff2">
+  <w:style w:type="character" w:customStyle="1" w:styleId="affffff3">
     <w:name w:val="ДОК титул Знак"/>
-    <w:basedOn w:val="afff2"/>
-    <w:link w:val="affffff1"/>
+    <w:basedOn w:val="afff3"/>
+    <w:link w:val="affffff2"/>
     <w:locked/>
     <w:rsid w:val="00D76C1B"/>
     <w:rPr>
@@ -10364,7 +10958,7 @@
   </w:style>
   <w:style w:type="character" w:customStyle="1" w:styleId="-1">
     <w:name w:val="ДОК Текст список - Знак"/>
-    <w:basedOn w:val="afff2"/>
+    <w:basedOn w:val="afff3"/>
     <w:link w:val="-"/>
     <w:locked/>
     <w:rsid w:val="00D76C1B"/>
@@ -10376,10 +10970,10 @@
       <w:lang w:eastAsia="ru-RU"/>
     </w:rPr>
   </w:style>
-  <w:style w:type="character" w:customStyle="1" w:styleId="affffffc">
+  <w:style w:type="character" w:customStyle="1" w:styleId="affffffd">
     <w:name w:val="ДОК Заголовок не вкл в содержание по центру Знак"/>
-    <w:basedOn w:val="afffffb"/>
-    <w:link w:val="affffffd"/>
+    <w:basedOn w:val="afffffc"/>
+    <w:link w:val="affffffe"/>
     <w:locked/>
     <w:rsid w:val="00D76C1B"/>
     <w:rPr>
@@ -10390,10 +10984,10 @@
       <w:lang w:eastAsia="ru-RU"/>
     </w:rPr>
   </w:style>
-  <w:style w:type="paragraph" w:customStyle="1" w:styleId="affffffd">
+  <w:style w:type="paragraph" w:customStyle="1" w:styleId="affffffe">
     <w:name w:val="ДОК Заголовок не вкл в содержание по центру"/>
-    <w:basedOn w:val="afffffa"/>
-    <w:link w:val="affffffc"/>
+    <w:basedOn w:val="afffffb"/>
+    <w:link w:val="affffffd"/>
     <w:qFormat/>
     <w:rsid w:val="00D76C1B"/>
     <w:pPr>
@@ -10417,7 +11011,7 @@
   </w:style>
   <w:style w:type="paragraph" w:customStyle="1" w:styleId="2">
     <w:name w:val="ДОК ПРИЛ ур2 раздел"/>
-    <w:basedOn w:val="afff1"/>
+    <w:basedOn w:val="afff2"/>
     <w:link w:val="2c"/>
     <w:qFormat/>
     <w:rsid w:val="00D76C1B"/>
@@ -10437,7 +11031,7 @@
   </w:style>
   <w:style w:type="paragraph" w:customStyle="1" w:styleId="a3">
     <w:name w:val="ДОК Текст термины"/>
-    <w:basedOn w:val="afff1"/>
+    <w:basedOn w:val="afff2"/>
     <w:uiPriority w:val="99"/>
     <w:rsid w:val="00D76C1B"/>
     <w:pPr>
@@ -10467,9 +11061,9 @@
       <w:outlineLvl w:val="9"/>
     </w:pPr>
   </w:style>
-  <w:style w:type="paragraph" w:customStyle="1" w:styleId="affffffe">
+  <w:style w:type="paragraph" w:customStyle="1" w:styleId="afffffff">
     <w:name w:val="ДОК Текст приложение"/>
-    <w:basedOn w:val="afff1"/>
+    <w:basedOn w:val="afff2"/>
     <w:uiPriority w:val="99"/>
     <w:qFormat/>
     <w:rsid w:val="00D76C1B"/>
@@ -10483,10 +11077,10 @@
       <w:szCs w:val="28"/>
     </w:rPr>
   </w:style>
-  <w:style w:type="paragraph" w:customStyle="1" w:styleId="afffffff">
+  <w:style w:type="paragraph" w:customStyle="1" w:styleId="afffffff0">
     <w:name w:val="ДОК Текст нумерованный"/>
-    <w:basedOn w:val="af"/>
-    <w:next w:val="afff1"/>
+    <w:basedOn w:val="af0"/>
+    <w:next w:val="afff2"/>
     <w:semiHidden/>
     <w:locked/>
     <w:rsid w:val="00D76C1B"/>
@@ -10507,15 +11101,15 @@
   </w:style>
   <w:style w:type="paragraph" w:customStyle="1" w:styleId="2e">
     <w:name w:val="ДОК Текст нумерованный 2"/>
-    <w:basedOn w:val="afffffff"/>
+    <w:basedOn w:val="afffffff0"/>
     <w:semiHidden/>
     <w:locked/>
     <w:rsid w:val="00D76C1B"/>
   </w:style>
-  <w:style w:type="paragraph" w:customStyle="1" w:styleId="afffffff0">
+  <w:style w:type="paragraph" w:customStyle="1" w:styleId="afffffff1">
     <w:name w:val="РИСУНОК"/>
-    <w:basedOn w:val="af7"/>
-    <w:next w:val="af7"/>
+    <w:basedOn w:val="af8"/>
+    <w:next w:val="af8"/>
     <w:uiPriority w:val="99"/>
     <w:rsid w:val="00D76C1B"/>
     <w:pPr>
@@ -10530,8 +11124,8 @@
   </w:style>
   <w:style w:type="paragraph" w:customStyle="1" w:styleId="104">
     <w:name w:val="ДОК Текст 10"/>
-    <w:basedOn w:val="afff1"/>
-    <w:next w:val="afff1"/>
+    <w:basedOn w:val="afff2"/>
+    <w:next w:val="afff2"/>
     <w:uiPriority w:val="99"/>
     <w:rsid w:val="00D76C1B"/>
     <w:pPr>
@@ -10547,7 +11141,7 @@
   </w:style>
   <w:style w:type="paragraph" w:customStyle="1" w:styleId="141">
     <w:name w:val="Стиль ДОК Таблица Текст + 14 пт"/>
-    <w:basedOn w:val="affd"/>
+    <w:basedOn w:val="affe"/>
     <w:rsid w:val="00D76C1B"/>
     <w:pPr>
       <w:keepLines/>
@@ -10576,7 +11170,7 @@
   </w:style>
   <w:style w:type="character" w:customStyle="1" w:styleId="123">
     <w:name w:val="ДОК Таблица Текст 12 Знак"/>
-    <w:basedOn w:val="affa"/>
+    <w:basedOn w:val="affb"/>
     <w:link w:val="124"/>
     <w:locked/>
     <w:rsid w:val="00D76C1B"/>
@@ -10590,7 +11184,7 @@
   </w:style>
   <w:style w:type="paragraph" w:customStyle="1" w:styleId="124">
     <w:name w:val="ДОК Таблица Текст 12"/>
-    <w:basedOn w:val="af7"/>
+    <w:basedOn w:val="af8"/>
     <w:link w:val="123"/>
     <w:qFormat/>
     <w:rsid w:val="00D76C1B"/>
@@ -10627,9 +11221,9 @@
       <w:noProof/>
     </w:rPr>
   </w:style>
-  <w:style w:type="character" w:styleId="afffffff1">
+  <w:style w:type="character" w:styleId="afffffff2">
     <w:name w:val="footnote reference"/>
-    <w:basedOn w:val="af0"/>
+    <w:basedOn w:val="af1"/>
     <w:uiPriority w:val="99"/>
     <w:semiHidden/>
     <w:unhideWhenUsed/>
@@ -10651,9 +11245,9 @@
   </w:style>
   <w:style w:type="table" w:customStyle="1" w:styleId="Table">
     <w:name w:val="Table"/>
-    <w:basedOn w:val="af1"/>
+    <w:basedOn w:val="af2"/>
     <w:uiPriority w:val="46"/>
-    <w:rsid w:val="00DD794C"/>
+    <w:rsid w:val="00FA3228"/>
     <w:pPr>
       <w:spacing w:before="60" w:after="0" w:line="240" w:lineRule="auto"/>
     </w:pPr>
@@ -10701,10 +11295,17 @@
       </w:tcPr>
     </w:tblStylePr>
     <w:tblStylePr w:type="firstCol">
+      <w:pPr>
+        <w:jc w:val="center"/>
+      </w:pPr>
       <w:rPr>
         <w:b/>
         <w:bCs/>
       </w:rPr>
+      <w:tblPr/>
+      <w:tcPr>
+        <w:vAlign w:val="center"/>
+      </w:tcPr>
     </w:tblStylePr>
     <w:tblStylePr w:type="lastCol">
       <w:rPr>
@@ -10715,7 +11316,7 @@
   </w:style>
   <w:style w:type="table" w:customStyle="1" w:styleId="-111">
     <w:name w:val="Таблица-сетка 1 светлая11"/>
-    <w:basedOn w:val="af1"/>
+    <w:basedOn w:val="af2"/>
     <w:uiPriority w:val="46"/>
     <w:rsid w:val="00D76C1B"/>
     <w:pPr>
@@ -10776,7 +11377,7 @@
   </w:style>
   <w:style w:type="table" w:customStyle="1" w:styleId="-112">
     <w:name w:val="Таблица-сетка 1 светлая12"/>
-    <w:basedOn w:val="af1"/>
+    <w:basedOn w:val="af2"/>
     <w:uiPriority w:val="46"/>
     <w:rsid w:val="00D76C1B"/>
     <w:pPr>
@@ -10838,7 +11439,7 @@
   </w:style>
   <w:style w:type="table" w:customStyle="1" w:styleId="-1111">
     <w:name w:val="Таблица-сетка 1 светлая111"/>
-    <w:basedOn w:val="af1"/>
+    <w:basedOn w:val="af2"/>
     <w:uiPriority w:val="46"/>
     <w:rsid w:val="00D76C1B"/>
     <w:pPr>
@@ -10900,7 +11501,7 @@
   </w:style>
   <w:style w:type="table" w:customStyle="1" w:styleId="-113">
     <w:name w:val="Таблица-сетка 1 светлая13"/>
-    <w:basedOn w:val="af1"/>
+    <w:basedOn w:val="af2"/>
     <w:uiPriority w:val="46"/>
     <w:rsid w:val="00D76C1B"/>
     <w:pPr>
@@ -10961,7 +11562,7 @@
   </w:style>
   <w:style w:type="table" w:customStyle="1" w:styleId="-114">
     <w:name w:val="Таблица-сетка 1 светлая14"/>
-    <w:basedOn w:val="af1"/>
+    <w:basedOn w:val="af2"/>
     <w:uiPriority w:val="46"/>
     <w:rsid w:val="00D76C1B"/>
     <w:pPr>
@@ -11076,14 +11677,14 @@
       </w:numPr>
     </w:pPr>
   </w:style>
-  <w:style w:type="numbering" w:customStyle="1" w:styleId="afffffff2">
+  <w:style w:type="numbering" w:customStyle="1" w:styleId="afffffff3">
     <w:name w:val="Приложенине"/>
     <w:uiPriority w:val="99"/>
     <w:rsid w:val="00D76C1B"/>
   </w:style>
   <w:style w:type="numbering" w:customStyle="1" w:styleId="1d">
     <w:name w:val="Приложенине1"/>
-    <w:next w:val="afffffff2"/>
+    <w:next w:val="afffffff3"/>
     <w:uiPriority w:val="99"/>
     <w:rsid w:val="00D76C1B"/>
   </w:style>
@@ -11114,18 +11715,18 @@
   </w:style>
   <w:style w:type="numbering" w:customStyle="1" w:styleId="1f">
     <w:name w:val="ДОК Список Текст Нумерованный1"/>
-    <w:basedOn w:val="af2"/>
+    <w:basedOn w:val="af3"/>
     <w:uiPriority w:val="99"/>
     <w:rsid w:val="00D76C1B"/>
   </w:style>
   <w:style w:type="numbering" w:customStyle="1" w:styleId="1f0">
     <w:name w:val="ДОК Список Текст Маркированный1"/>
-    <w:basedOn w:val="afd"/>
+    <w:basedOn w:val="afe"/>
     <w:rsid w:val="00D76C1B"/>
   </w:style>
   <w:style w:type="numbering" w:customStyle="1" w:styleId="1f1">
     <w:name w:val="Нет списка1"/>
-    <w:next w:val="af2"/>
+    <w:next w:val="af3"/>
     <w:uiPriority w:val="99"/>
     <w:semiHidden/>
     <w:unhideWhenUsed/>
@@ -11138,19 +11739,19 @@
   </w:style>
   <w:style w:type="numbering" w:customStyle="1" w:styleId="1f2">
     <w:name w:val="ДОК Список Нумерованный1"/>
-    <w:basedOn w:val="af2"/>
+    <w:basedOn w:val="af3"/>
     <w:uiPriority w:val="99"/>
     <w:rsid w:val="00D76C1B"/>
   </w:style>
   <w:style w:type="numbering" w:customStyle="1" w:styleId="2f0">
     <w:name w:val="ДОК Список Текст Нумерованный2"/>
-    <w:basedOn w:val="af2"/>
+    <w:basedOn w:val="af3"/>
     <w:uiPriority w:val="99"/>
     <w:rsid w:val="00D76C1B"/>
   </w:style>
   <w:style w:type="numbering" w:customStyle="1" w:styleId="2f1">
     <w:name w:val="ДОК Список Текст Маркированный2"/>
-    <w:basedOn w:val="afd"/>
+    <w:basedOn w:val="afe"/>
     <w:uiPriority w:val="99"/>
     <w:rsid w:val="00D76C1B"/>
   </w:style>
@@ -11170,13 +11771,13 @@
   </w:style>
   <w:style w:type="numbering" w:customStyle="1" w:styleId="112">
     <w:name w:val="Приложенине11"/>
-    <w:next w:val="afffffff2"/>
+    <w:next w:val="afffffff3"/>
     <w:uiPriority w:val="99"/>
     <w:rsid w:val="00D76C1B"/>
   </w:style>
   <w:style w:type="numbering" w:customStyle="1" w:styleId="1011">
     <w:name w:val="Стиль нумерованный 10 пт11"/>
-    <w:basedOn w:val="af2"/>
+    <w:basedOn w:val="af3"/>
     <w:rsid w:val="00D76C1B"/>
   </w:style>
   <w:style w:type="numbering" w:customStyle="1" w:styleId="58">
@@ -11186,19 +11787,19 @@
   </w:style>
   <w:style w:type="numbering" w:customStyle="1" w:styleId="2f3">
     <w:name w:val="ДОК Список Нумерованный2"/>
-    <w:basedOn w:val="af2"/>
+    <w:basedOn w:val="af3"/>
     <w:uiPriority w:val="99"/>
     <w:rsid w:val="00D76C1B"/>
   </w:style>
   <w:style w:type="numbering" w:customStyle="1" w:styleId="3e">
     <w:name w:val="ДОК Список Текст Нумерованный3"/>
-    <w:basedOn w:val="af2"/>
+    <w:basedOn w:val="af3"/>
     <w:uiPriority w:val="99"/>
     <w:rsid w:val="00D76C1B"/>
   </w:style>
   <w:style w:type="numbering" w:customStyle="1" w:styleId="3f">
     <w:name w:val="ДОК Список Текст Маркированный3"/>
-    <w:basedOn w:val="afd"/>
+    <w:basedOn w:val="afe"/>
     <w:uiPriority w:val="99"/>
     <w:rsid w:val="00D76C1B"/>
   </w:style>
@@ -11213,12 +11814,12 @@
   </w:style>
   <w:style w:type="numbering" w:customStyle="1" w:styleId="10111">
     <w:name w:val="Стиль нумерованный 10 пт111"/>
-    <w:basedOn w:val="af2"/>
+    <w:basedOn w:val="af3"/>
     <w:rsid w:val="00D76C1B"/>
   </w:style>
   <w:style w:type="numbering" w:customStyle="1" w:styleId="2f4">
     <w:name w:val="Нет списка2"/>
-    <w:next w:val="af2"/>
+    <w:next w:val="af3"/>
     <w:uiPriority w:val="99"/>
     <w:semiHidden/>
     <w:unhideWhenUsed/>
@@ -11231,19 +11832,19 @@
   </w:style>
   <w:style w:type="numbering" w:customStyle="1" w:styleId="3f0">
     <w:name w:val="ДОК Список Нумерованный3"/>
-    <w:basedOn w:val="af2"/>
+    <w:basedOn w:val="af3"/>
     <w:uiPriority w:val="99"/>
     <w:rsid w:val="00D76C1B"/>
   </w:style>
   <w:style w:type="numbering" w:customStyle="1" w:styleId="49">
     <w:name w:val="ДОК Список Текст Нумерованный4"/>
-    <w:basedOn w:val="af2"/>
+    <w:basedOn w:val="af3"/>
     <w:uiPriority w:val="99"/>
     <w:rsid w:val="00D76C1B"/>
   </w:style>
   <w:style w:type="numbering" w:customStyle="1" w:styleId="40">
     <w:name w:val="ДОК Список Текст Маркированный4"/>
-    <w:basedOn w:val="afd"/>
+    <w:basedOn w:val="afe"/>
     <w:uiPriority w:val="99"/>
     <w:rsid w:val="00D76C1B"/>
     <w:pPr>
@@ -11268,23 +11869,23 @@
   </w:style>
   <w:style w:type="numbering" w:customStyle="1" w:styleId="128">
     <w:name w:val="Приложенине12"/>
-    <w:next w:val="afffffff2"/>
+    <w:next w:val="afffffff3"/>
     <w:uiPriority w:val="99"/>
     <w:rsid w:val="00D76C1B"/>
   </w:style>
   <w:style w:type="numbering" w:customStyle="1" w:styleId="1030">
     <w:name w:val="Стиль нумерованный 10 пт3"/>
-    <w:basedOn w:val="af2"/>
+    <w:basedOn w:val="af3"/>
     <w:rsid w:val="00D76C1B"/>
   </w:style>
   <w:style w:type="numbering" w:customStyle="1" w:styleId="1012">
     <w:name w:val="Стиль нумерованный 10 пт12"/>
-    <w:basedOn w:val="af2"/>
+    <w:basedOn w:val="af3"/>
     <w:rsid w:val="00D76C1B"/>
   </w:style>
   <w:style w:type="numbering" w:customStyle="1" w:styleId="3f2">
     <w:name w:val="Нет списка3"/>
-    <w:next w:val="af2"/>
+    <w:next w:val="af3"/>
     <w:uiPriority w:val="99"/>
     <w:semiHidden/>
     <w:unhideWhenUsed/>
@@ -11297,13 +11898,13 @@
   </w:style>
   <w:style w:type="numbering" w:customStyle="1" w:styleId="4a">
     <w:name w:val="ДОК Список Нумерованный4"/>
-    <w:basedOn w:val="af2"/>
+    <w:basedOn w:val="af3"/>
     <w:uiPriority w:val="99"/>
     <w:rsid w:val="00D76C1B"/>
   </w:style>
   <w:style w:type="numbering" w:customStyle="1" w:styleId="59">
     <w:name w:val="ДОК Список Текст Нумерованный5"/>
-    <w:basedOn w:val="af2"/>
+    <w:basedOn w:val="af3"/>
     <w:uiPriority w:val="99"/>
     <w:rsid w:val="00D76C1B"/>
   </w:style>
@@ -11323,23 +11924,23 @@
   </w:style>
   <w:style w:type="numbering" w:customStyle="1" w:styleId="132">
     <w:name w:val="Приложенине13"/>
-    <w:next w:val="afffffff2"/>
+    <w:next w:val="afffffff3"/>
     <w:uiPriority w:val="99"/>
     <w:rsid w:val="00D76C1B"/>
   </w:style>
   <w:style w:type="numbering" w:customStyle="1" w:styleId="1040">
     <w:name w:val="Стиль нумерованный 10 пт4"/>
-    <w:basedOn w:val="af2"/>
+    <w:basedOn w:val="af3"/>
     <w:rsid w:val="00D76C1B"/>
   </w:style>
   <w:style w:type="numbering" w:customStyle="1" w:styleId="1013">
     <w:name w:val="Стиль нумерованный 10 пт13"/>
-    <w:basedOn w:val="af2"/>
+    <w:basedOn w:val="af3"/>
     <w:rsid w:val="00D76C1B"/>
   </w:style>
   <w:style w:type="numbering" w:customStyle="1" w:styleId="1014">
     <w:name w:val="Стиль нумерованный 10 пт14"/>
-    <w:basedOn w:val="af2"/>
+    <w:basedOn w:val="af3"/>
     <w:rsid w:val="00D76C1B"/>
   </w:style>
   <w:style w:type="paragraph" w:customStyle="1" w:styleId="01">
@@ -11436,8 +12037,8 @@
   </w:style>
   <w:style w:type="table" w:customStyle="1" w:styleId="82">
     <w:name w:val="Сетка таблицы8"/>
-    <w:basedOn w:val="af1"/>
-    <w:next w:val="aff7"/>
+    <w:basedOn w:val="af2"/>
+    <w:next w:val="aff8"/>
     <w:uiPriority w:val="59"/>
     <w:rsid w:val="00D76C1B"/>
     <w:pPr>
@@ -11459,7 +12060,7 @@
       </w:tblBorders>
     </w:tblPr>
   </w:style>
-  <w:style w:type="table" w:customStyle="1" w:styleId="afffffff3">
+  <w:style w:type="table" w:customStyle="1" w:styleId="afffffff4">
     <w:name w:val="Таблица_ГОСТ"/>
     <w:basedOn w:val="103"/>
     <w:uiPriority w:val="99"/>
@@ -11526,11 +12127,11 @@
       </w:tcPr>
     </w:tblStylePr>
   </w:style>
-  <w:style w:type="paragraph" w:customStyle="1" w:styleId="afffffff4">
+  <w:style w:type="paragraph" w:customStyle="1" w:styleId="afffffff5">
     <w:name w:val="ДОК Таблица Текст Строгий"/>
-    <w:basedOn w:val="affd"/>
-    <w:next w:val="affd"/>
-    <w:link w:val="afffffff5"/>
+    <w:basedOn w:val="affe"/>
+    <w:next w:val="affe"/>
+    <w:link w:val="afffffff6"/>
     <w:qFormat/>
     <w:rsid w:val="00D76C1B"/>
     <w:pPr>
@@ -11544,10 +12145,10 @@
       <w:szCs w:val="20"/>
     </w:rPr>
   </w:style>
-  <w:style w:type="character" w:customStyle="1" w:styleId="afffffff5">
+  <w:style w:type="character" w:customStyle="1" w:styleId="afffffff6">
     <w:name w:val="ДОК Таблица Текст Строгий Знак"/>
-    <w:basedOn w:val="affe"/>
-    <w:link w:val="afffffff4"/>
+    <w:basedOn w:val="afff"/>
+    <w:link w:val="afffffff5"/>
     <w:rsid w:val="00D76C1B"/>
     <w:rPr>
       <w:rFonts w:ascii="Times New Roman" w:eastAsia="Arial Unicode MS" w:hAnsi="Times New Roman" w:cs="Times New Roman"/>
@@ -11565,13 +12166,13 @@
   </w:style>
   <w:style w:type="numbering" w:customStyle="1" w:styleId="5a">
     <w:name w:val="ДОК Список Нумерованный5"/>
-    <w:basedOn w:val="af2"/>
+    <w:basedOn w:val="af3"/>
     <w:uiPriority w:val="99"/>
     <w:rsid w:val="00D76C1B"/>
   </w:style>
   <w:style w:type="numbering" w:customStyle="1" w:styleId="6">
     <w:name w:val="ДОК Список Текст Маркированный6"/>
-    <w:basedOn w:val="afd"/>
+    <w:basedOn w:val="afe"/>
     <w:uiPriority w:val="99"/>
     <w:rsid w:val="00D76C1B"/>
     <w:pPr>
@@ -11592,8 +12193,8 @@
   </w:style>
   <w:style w:type="table" w:customStyle="1" w:styleId="150">
     <w:name w:val="Сетка таблицы15"/>
-    <w:basedOn w:val="af1"/>
-    <w:next w:val="aff7"/>
+    <w:basedOn w:val="af2"/>
+    <w:next w:val="aff8"/>
     <w:uiPriority w:val="59"/>
     <w:rsid w:val="00D76C1B"/>
     <w:pPr>
@@ -11744,7 +12345,7 @@
   </w:style>
   <w:style w:type="table" w:styleId="4c">
     <w:name w:val="Plain Table 4"/>
-    <w:basedOn w:val="af1"/>
+    <w:basedOn w:val="af2"/>
     <w:uiPriority w:val="44"/>
     <w:rsid w:val="003E3B90"/>
     <w:pPr>
@@ -11831,7 +12432,7 @@
   </w:style>
   <w:style w:type="character" w:customStyle="1" w:styleId="1f5">
     <w:name w:val="Обычный1 Знак"/>
-    <w:basedOn w:val="af0"/>
+    <w:basedOn w:val="af1"/>
     <w:link w:val="17"/>
     <w:rsid w:val="00F50577"/>
     <w:rPr>
@@ -11842,9 +12443,9 @@
       <w:lang w:eastAsia="ru-RU"/>
     </w:rPr>
   </w:style>
-  <w:style w:type="character" w:styleId="afffffff6">
+  <w:style w:type="character" w:styleId="afffffff7">
     <w:name w:val="Unresolved Mention"/>
-    <w:basedOn w:val="af0"/>
+    <w:basedOn w:val="af1"/>
     <w:uiPriority w:val="99"/>
     <w:semiHidden/>
     <w:unhideWhenUsed/>
@@ -11866,10 +12467,10 @@
       </w:numPr>
     </w:pPr>
   </w:style>
-  <w:style w:type="character" w:customStyle="1" w:styleId="aff4">
+  <w:style w:type="character" w:customStyle="1" w:styleId="aff5">
     <w:name w:val="ДОК Титульник Объект Знак"/>
-    <w:basedOn w:val="af0"/>
-    <w:link w:val="aff3"/>
+    <w:basedOn w:val="af1"/>
+    <w:link w:val="aff4"/>
     <w:rsid w:val="009A18C0"/>
     <w:rPr>
       <w:rFonts w:ascii="Arial Narrow" w:eastAsia="Times New Roman" w:hAnsi="Arial Narrow" w:cs="Times New Roman"/>
@@ -11881,7 +12482,7 @@
   </w:style>
   <w:style w:type="character" w:customStyle="1" w:styleId="3f3">
     <w:name w:val="ДОК Заголовок 3 Знак"/>
-    <w:basedOn w:val="aff4"/>
+    <w:basedOn w:val="aff5"/>
     <w:link w:val="30"/>
     <w:rsid w:val="009A18C0"/>
     <w:rPr>
@@ -11895,6 +12496,18 @@
       <w:szCs w:val="20"/>
       <w:lang w:eastAsia="ru-RU"/>
     </w:rPr>
+  </w:style>
+  <w:style w:type="paragraph" w:styleId="ae">
+    <w:name w:val="List Bullet"/>
+    <w:basedOn w:val="af8"/>
+    <w:uiPriority w:val="99"/>
+    <w:unhideWhenUsed/>
+    <w:rsid w:val="0008377C"/>
+    <w:pPr>
+      <w:numPr>
+        <w:numId w:val="47"/>
+      </w:numPr>
+    </w:pPr>
   </w:style>
 </w:styles>
 </file>
